--- a/practice-06-solidity/Практика_06_Кашпирев_МД.docx
+++ b/practice-06-solidity/Практика_06_Кашпирев_МД.docx
@@ -42,7 +42,7 @@
                 <w:sz w:val="24"/>
               </w:rPr>
               <w:drawing>
-                <wp:inline distT="0" distB="0" distL="0" distR="0" wp14:anchorId="227D1F9F" wp14:editId="3532E01E">
+                <wp:inline distT="0" distB="0" distL="0" distR="0" wp14:anchorId="6616DA3B" wp14:editId="15BEEBF8">
                   <wp:extent cx="1066800" cy="1066800"/>
                   <wp:effectExtent l="0" t="0" r="0" b="0"/>
                   <wp:docPr id="1" name="Рисунок 3"/>
@@ -221,7 +221,7 @@
               <mc:AlternateContent>
                 <mc:Choice Requires="wps">
                   <w:drawing>
-                    <wp:inline distT="0" distB="0" distL="0" distR="0" wp14:anchorId="7BCCB211" wp14:editId="76D827D7">
+                    <wp:inline distT="0" distB="0" distL="0" distR="0" wp14:anchorId="586F3719" wp14:editId="3DA1A827">
                       <wp:extent cx="5600700" cy="1270"/>
                       <wp:effectExtent l="19050" t="19050" r="19050" b="27305"/>
                       <wp:docPr id="2" name="Прямая соединительная линия 2"/>
@@ -266,7 +266,7 @@
                     </wp:inline>
                   </w:drawing>
                 </mc:Choice>
-                <mc:Fallback xmlns:w16sdtfl="http://schemas.microsoft.com/office/word/2024/wordml/sdtformatlock" xmlns:w16du="http://schemas.microsoft.com/office/word/2023/wordml/word16du" xmlns:oel="http://schemas.microsoft.com/office/2019/extlst">
+                <mc:Fallback xmlns:oel="http://schemas.microsoft.com/office/2019/extlst" xmlns:w16du="http://schemas.microsoft.com/office/word/2023/wordml/word16du" xmlns:w16sdtfl="http://schemas.microsoft.com/office/word/2024/wordml/sdtformatlock">
                   <w:pict>
                     <v:line w14:anchorId="5BCB2658" id="Прямая соединительная линия 2" o:spid="_x0000_s1026" style="flip:y;visibility:visible;mso-wrap-style:square;mso-left-percent:-10001;mso-top-percent:-10001;mso-position-horizontal:absolute;mso-position-horizontal-relative:char;mso-position-vertical:absolute;mso-position-vertical-relative:line;mso-left-percent:-10001;mso-top-percent:-10001" from="0,0" to="441pt,.1pt" o:gfxdata="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" strokeweight="3pt">
                       <v:stroke linestyle="thinThin"/>
@@ -441,7 +441,7 @@
           <w:lang w:val="ru-RU"/>
         </w:rPr>
         <w:br/>
-        <w:t>Смарт контракт для контроля доставки на Solidity</w:t>
+        <w:t>Контроль доставки с помощью Solidity</w:t>
       </w:r>
     </w:p>
     <w:tbl>
@@ -883,7 +883,7 @@
       <w:r>
         <w:fldChar w:fldCharType="separate"/>
       </w:r>
-      <w:hyperlink w:anchor="_Toc242036923" w:history="1">
+      <w:hyperlink w:anchor="_Toc242052466" w:history="1">
         <w:r>
           <w:rPr>
             <w:rStyle w:val="aff8"/>
@@ -911,7 +911,7 @@
             <w:noProof/>
             <w:webHidden/>
           </w:rPr>
-          <w:instrText xml:space="preserve"> PAGEREF _Toc242036923 \h </w:instrText>
+          <w:instrText xml:space="preserve"> PAGEREF _Toc242052466 \h </w:instrText>
         </w:r>
         <w:r>
           <w:rPr>
@@ -956,14 +956,14 @@
           <w:lang w:val="ru-RU" w:eastAsia="ru-RU"/>
         </w:rPr>
       </w:pPr>
-      <w:hyperlink w:anchor="_Toc242036924" w:history="1">
+      <w:hyperlink w:anchor="_Toc242052467" w:history="1">
         <w:r>
           <w:rPr>
             <w:rStyle w:val="aff8"/>
             <w:rFonts w:eastAsiaTheme="majorEastAsia"/>
             <w:noProof/>
           </w:rPr>
-          <w:t>1 Реализация контракта</w:t>
+          <w:t>1 Требования и теоретические основы</w:t>
         </w:r>
         <w:r>
           <w:rPr>
@@ -984,7 +984,7 @@
             <w:noProof/>
             <w:webHidden/>
           </w:rPr>
-          <w:instrText xml:space="preserve"> PAGEREF _Toc242036924 \h </w:instrText>
+          <w:instrText xml:space="preserve"> PAGEREF _Toc242052467 \h </w:instrText>
         </w:r>
         <w:r>
           <w:rPr>
@@ -1017,7 +1017,7 @@
     </w:p>
     <w:p>
       <w:pPr>
-        <w:pStyle w:val="14"/>
+        <w:pStyle w:val="2c"/>
         <w:tabs>
           <w:tab w:val="right" w:leader="dot" w:pos="9345"/>
         </w:tabs>
@@ -1029,14 +1029,14 @@
           <w:lang w:val="ru-RU" w:eastAsia="ru-RU"/>
         </w:rPr>
       </w:pPr>
-      <w:hyperlink w:anchor="_Toc242036925" w:history="1">
+      <w:hyperlink w:anchor="_Toc242052468" w:history="1">
         <w:r>
           <w:rPr>
             <w:rStyle w:val="aff8"/>
             <w:rFonts w:eastAsiaTheme="majorEastAsia"/>
             <w:noProof/>
           </w:rPr>
-          <w:t>2 Проверка в Remix IDE</w:t>
+          <w:t>1.1 Соответствие условиям задания</w:t>
         </w:r>
         <w:r>
           <w:rPr>
@@ -1057,7 +1057,153 @@
             <w:noProof/>
             <w:webHidden/>
           </w:rPr>
-          <w:instrText xml:space="preserve"> PAGEREF _Toc242036925 \h </w:instrText>
+          <w:instrText xml:space="preserve"> PAGEREF _Toc242052468 \h </w:instrText>
+        </w:r>
+        <w:r>
+          <w:rPr>
+            <w:noProof/>
+            <w:webHidden/>
+          </w:rPr>
+        </w:r>
+        <w:r>
+          <w:rPr>
+            <w:noProof/>
+            <w:webHidden/>
+          </w:rPr>
+          <w:fldChar w:fldCharType="separate"/>
+        </w:r>
+        <w:r>
+          <w:rPr>
+            <w:noProof/>
+            <w:webHidden/>
+          </w:rPr>
+          <w:t>4</w:t>
+        </w:r>
+        <w:r>
+          <w:rPr>
+            <w:noProof/>
+            <w:webHidden/>
+          </w:rPr>
+          <w:fldChar w:fldCharType="end"/>
+        </w:r>
+      </w:hyperlink>
+    </w:p>
+    <w:p>
+      <w:pPr>
+        <w:pStyle w:val="2c"/>
+        <w:tabs>
+          <w:tab w:val="right" w:leader="dot" w:pos="9345"/>
+        </w:tabs>
+        <w:rPr>
+          <w:rFonts w:asciiTheme="minorHAnsi" w:eastAsiaTheme="minorEastAsia" w:hAnsiTheme="minorHAnsi" w:cstheme="minorBidi"/>
+          <w:noProof/>
+          <w:color w:val="auto"/>
+          <w:sz w:val="22"/>
+          <w:lang w:val="ru-RU" w:eastAsia="ru-RU"/>
+        </w:rPr>
+      </w:pPr>
+      <w:hyperlink w:anchor="_Toc242052469" w:history="1">
+        <w:r>
+          <w:rPr>
+            <w:rStyle w:val="aff8"/>
+            <w:rFonts w:eastAsiaTheme="majorEastAsia"/>
+            <w:noProof/>
+          </w:rPr>
+          <w:t>1.2 Состояние контракта и виртуальная машина</w:t>
+        </w:r>
+        <w:r>
+          <w:rPr>
+            <w:noProof/>
+            <w:webHidden/>
+          </w:rPr>
+          <w:tab/>
+        </w:r>
+        <w:r>
+          <w:rPr>
+            <w:noProof/>
+            <w:webHidden/>
+          </w:rPr>
+          <w:fldChar w:fldCharType="begin"/>
+        </w:r>
+        <w:r>
+          <w:rPr>
+            <w:noProof/>
+            <w:webHidden/>
+          </w:rPr>
+          <w:instrText xml:space="preserve"> PAGEREF _Toc242052469 \h </w:instrText>
+        </w:r>
+        <w:r>
+          <w:rPr>
+            <w:noProof/>
+            <w:webHidden/>
+          </w:rPr>
+        </w:r>
+        <w:r>
+          <w:rPr>
+            <w:noProof/>
+            <w:webHidden/>
+          </w:rPr>
+          <w:fldChar w:fldCharType="separate"/>
+        </w:r>
+        <w:r>
+          <w:rPr>
+            <w:noProof/>
+            <w:webHidden/>
+          </w:rPr>
+          <w:t>4</w:t>
+        </w:r>
+        <w:r>
+          <w:rPr>
+            <w:noProof/>
+            <w:webHidden/>
+          </w:rPr>
+          <w:fldChar w:fldCharType="end"/>
+        </w:r>
+      </w:hyperlink>
+    </w:p>
+    <w:p>
+      <w:pPr>
+        <w:pStyle w:val="2c"/>
+        <w:tabs>
+          <w:tab w:val="right" w:leader="dot" w:pos="9345"/>
+        </w:tabs>
+        <w:rPr>
+          <w:rFonts w:asciiTheme="minorHAnsi" w:eastAsiaTheme="minorEastAsia" w:hAnsiTheme="minorHAnsi" w:cstheme="minorBidi"/>
+          <w:noProof/>
+          <w:color w:val="auto"/>
+          <w:sz w:val="22"/>
+          <w:lang w:val="ru-RU" w:eastAsia="ru-RU"/>
+        </w:rPr>
+      </w:pPr>
+      <w:hyperlink w:anchor="_Toc242052470" w:history="1">
+        <w:r>
+          <w:rPr>
+            <w:rStyle w:val="aff8"/>
+            <w:rFonts w:eastAsiaTheme="majorEastAsia"/>
+            <w:noProof/>
+          </w:rPr>
+          <w:t>1.3 Транзакция вызов и откат</w:t>
+        </w:r>
+        <w:r>
+          <w:rPr>
+            <w:noProof/>
+            <w:webHidden/>
+          </w:rPr>
+          <w:tab/>
+        </w:r>
+        <w:r>
+          <w:rPr>
+            <w:noProof/>
+            <w:webHidden/>
+          </w:rPr>
+          <w:fldChar w:fldCharType="begin"/>
+        </w:r>
+        <w:r>
+          <w:rPr>
+            <w:noProof/>
+            <w:webHidden/>
+          </w:rPr>
+          <w:instrText xml:space="preserve"> PAGEREF _Toc242052470 \h </w:instrText>
         </w:r>
         <w:r>
           <w:rPr>
@@ -1102,14 +1248,14 @@
           <w:lang w:val="ru-RU" w:eastAsia="ru-RU"/>
         </w:rPr>
       </w:pPr>
-      <w:hyperlink w:anchor="_Toc242036926" w:history="1">
+      <w:hyperlink w:anchor="_Toc242052471" w:history="1">
         <w:r>
           <w:rPr>
             <w:rStyle w:val="aff8"/>
             <w:rFonts w:eastAsiaTheme="majorEastAsia"/>
             <w:noProof/>
           </w:rPr>
-          <w:t>2.1 Результаты выполнения</w:t>
+          <w:t>1.4 Идентификация ролей и события</w:t>
         </w:r>
         <w:r>
           <w:rPr>
@@ -1130,7 +1276,7 @@
             <w:noProof/>
             <w:webHidden/>
           </w:rPr>
-          <w:instrText xml:space="preserve"> PAGEREF _Toc242036926 \h </w:instrText>
+          <w:instrText xml:space="preserve"> PAGEREF _Toc242052471 \h </w:instrText>
         </w:r>
         <w:r>
           <w:rPr>
@@ -1150,7 +1296,7 @@
             <w:noProof/>
             <w:webHidden/>
           </w:rPr>
-          <w:t>6</w:t>
+          <w:t>5</w:t>
         </w:r>
         <w:r>
           <w:rPr>
@@ -1175,14 +1321,14 @@
           <w:lang w:val="ru-RU" w:eastAsia="ru-RU"/>
         </w:rPr>
       </w:pPr>
-      <w:hyperlink w:anchor="_Toc242036927" w:history="1">
+      <w:hyperlink w:anchor="_Toc242052472" w:history="1">
         <w:r>
           <w:rPr>
             <w:rStyle w:val="aff8"/>
             <w:rFonts w:eastAsiaTheme="majorEastAsia"/>
             <w:noProof/>
           </w:rPr>
-          <w:t>3 Прохождение BootcampLabs</w:t>
+          <w:t>2 Проектирование и реализация</w:t>
         </w:r>
         <w:r>
           <w:rPr>
@@ -1203,7 +1349,7 @@
             <w:noProof/>
             <w:webHidden/>
           </w:rPr>
-          <w:instrText xml:space="preserve"> PAGEREF _Toc242036927 \h </w:instrText>
+          <w:instrText xml:space="preserve"> PAGEREF _Toc242052472 \h </w:instrText>
         </w:r>
         <w:r>
           <w:rPr>
@@ -1223,7 +1369,7 @@
             <w:noProof/>
             <w:webHidden/>
           </w:rPr>
-          <w:t>10</w:t>
+          <w:t>7</w:t>
         </w:r>
         <w:r>
           <w:rPr>
@@ -1236,7 +1382,7 @@
     </w:p>
     <w:p>
       <w:pPr>
-        <w:pStyle w:val="14"/>
+        <w:pStyle w:val="2c"/>
         <w:tabs>
           <w:tab w:val="right" w:leader="dot" w:pos="9345"/>
         </w:tabs>
@@ -1248,14 +1394,14 @@
           <w:lang w:val="ru-RU" w:eastAsia="ru-RU"/>
         </w:rPr>
       </w:pPr>
-      <w:hyperlink w:anchor="_Toc242036928" w:history="1">
+      <w:hyperlink w:anchor="_Toc242052473" w:history="1">
         <w:r>
           <w:rPr>
             <w:rStyle w:val="aff8"/>
             <w:rFonts w:eastAsiaTheme="majorEastAsia"/>
             <w:noProof/>
           </w:rPr>
-          <w:t>ЗАКЛЮЧЕНИЕ</w:t>
+          <w:t>2.1 Структура и модель данных</w:t>
         </w:r>
         <w:r>
           <w:rPr>
@@ -1276,7 +1422,518 @@
             <w:noProof/>
             <w:webHidden/>
           </w:rPr>
-          <w:instrText xml:space="preserve"> PAGEREF _Toc242036928 \h </w:instrText>
+          <w:instrText xml:space="preserve"> PAGEREF _Toc242052473 \h </w:instrText>
+        </w:r>
+        <w:r>
+          <w:rPr>
+            <w:noProof/>
+            <w:webHidden/>
+          </w:rPr>
+        </w:r>
+        <w:r>
+          <w:rPr>
+            <w:noProof/>
+            <w:webHidden/>
+          </w:rPr>
+          <w:fldChar w:fldCharType="separate"/>
+        </w:r>
+        <w:r>
+          <w:rPr>
+            <w:noProof/>
+            <w:webHidden/>
+          </w:rPr>
+          <w:t>7</w:t>
+        </w:r>
+        <w:r>
+          <w:rPr>
+            <w:noProof/>
+            <w:webHidden/>
+          </w:rPr>
+          <w:fldChar w:fldCharType="end"/>
+        </w:r>
+      </w:hyperlink>
+    </w:p>
+    <w:p>
+      <w:pPr>
+        <w:pStyle w:val="2c"/>
+        <w:tabs>
+          <w:tab w:val="right" w:leader="dot" w:pos="9345"/>
+        </w:tabs>
+        <w:rPr>
+          <w:rFonts w:asciiTheme="minorHAnsi" w:eastAsiaTheme="minorEastAsia" w:hAnsiTheme="minorHAnsi" w:cstheme="minorBidi"/>
+          <w:noProof/>
+          <w:color w:val="auto"/>
+          <w:sz w:val="22"/>
+          <w:lang w:val="ru-RU" w:eastAsia="ru-RU"/>
+        </w:rPr>
+      </w:pPr>
+      <w:hyperlink w:anchor="_Toc242052474" w:history="1">
+        <w:r>
+          <w:rPr>
+            <w:rStyle w:val="aff8"/>
+            <w:rFonts w:eastAsiaTheme="majorEastAsia"/>
+            <w:noProof/>
+          </w:rPr>
+          <w:t>2.2 Модель Delivery и уникальность заказа</w:t>
+        </w:r>
+        <w:r>
+          <w:rPr>
+            <w:noProof/>
+            <w:webHidden/>
+          </w:rPr>
+          <w:tab/>
+        </w:r>
+        <w:r>
+          <w:rPr>
+            <w:noProof/>
+            <w:webHidden/>
+          </w:rPr>
+          <w:fldChar w:fldCharType="begin"/>
+        </w:r>
+        <w:r>
+          <w:rPr>
+            <w:noProof/>
+            <w:webHidden/>
+          </w:rPr>
+          <w:instrText xml:space="preserve"> PAGEREF _Toc242052474 \h </w:instrText>
+        </w:r>
+        <w:r>
+          <w:rPr>
+            <w:noProof/>
+            <w:webHidden/>
+          </w:rPr>
+        </w:r>
+        <w:r>
+          <w:rPr>
+            <w:noProof/>
+            <w:webHidden/>
+          </w:rPr>
+          <w:fldChar w:fldCharType="separate"/>
+        </w:r>
+        <w:r>
+          <w:rPr>
+            <w:noProof/>
+            <w:webHidden/>
+          </w:rPr>
+          <w:t>7</w:t>
+        </w:r>
+        <w:r>
+          <w:rPr>
+            <w:noProof/>
+            <w:webHidden/>
+          </w:rPr>
+          <w:fldChar w:fldCharType="end"/>
+        </w:r>
+      </w:hyperlink>
+    </w:p>
+    <w:p>
+      <w:pPr>
+        <w:pStyle w:val="2c"/>
+        <w:tabs>
+          <w:tab w:val="right" w:leader="dot" w:pos="9345"/>
+        </w:tabs>
+        <w:rPr>
+          <w:rFonts w:asciiTheme="minorHAnsi" w:eastAsiaTheme="minorEastAsia" w:hAnsiTheme="minorHAnsi" w:cstheme="minorBidi"/>
+          <w:noProof/>
+          <w:color w:val="auto"/>
+          <w:sz w:val="22"/>
+          <w:lang w:val="ru-RU" w:eastAsia="ru-RU"/>
+        </w:rPr>
+      </w:pPr>
+      <w:hyperlink w:anchor="_Toc242052475" w:history="1">
+        <w:r>
+          <w:rPr>
+            <w:rStyle w:val="aff8"/>
+            <w:rFonts w:eastAsiaTheme="majorEastAsia"/>
+            <w:noProof/>
+          </w:rPr>
+          <w:t>2.3 Состояния и допустимые переходы</w:t>
+        </w:r>
+        <w:r>
+          <w:rPr>
+            <w:noProof/>
+            <w:webHidden/>
+          </w:rPr>
+          <w:tab/>
+        </w:r>
+        <w:r>
+          <w:rPr>
+            <w:noProof/>
+            <w:webHidden/>
+          </w:rPr>
+          <w:fldChar w:fldCharType="begin"/>
+        </w:r>
+        <w:r>
+          <w:rPr>
+            <w:noProof/>
+            <w:webHidden/>
+          </w:rPr>
+          <w:instrText xml:space="preserve"> PAGEREF _Toc242052475 \h </w:instrText>
+        </w:r>
+        <w:r>
+          <w:rPr>
+            <w:noProof/>
+            <w:webHidden/>
+          </w:rPr>
+        </w:r>
+        <w:r>
+          <w:rPr>
+            <w:noProof/>
+            <w:webHidden/>
+          </w:rPr>
+          <w:fldChar w:fldCharType="separate"/>
+        </w:r>
+        <w:r>
+          <w:rPr>
+            <w:noProof/>
+            <w:webHidden/>
+          </w:rPr>
+          <w:t>8</w:t>
+        </w:r>
+        <w:r>
+          <w:rPr>
+            <w:noProof/>
+            <w:webHidden/>
+          </w:rPr>
+          <w:fldChar w:fldCharType="end"/>
+        </w:r>
+      </w:hyperlink>
+    </w:p>
+    <w:p>
+      <w:pPr>
+        <w:pStyle w:val="2c"/>
+        <w:tabs>
+          <w:tab w:val="right" w:leader="dot" w:pos="9345"/>
+        </w:tabs>
+        <w:rPr>
+          <w:rFonts w:asciiTheme="minorHAnsi" w:eastAsiaTheme="minorEastAsia" w:hAnsiTheme="minorHAnsi" w:cstheme="minorBidi"/>
+          <w:noProof/>
+          <w:color w:val="auto"/>
+          <w:sz w:val="22"/>
+          <w:lang w:val="ru-RU" w:eastAsia="ru-RU"/>
+        </w:rPr>
+      </w:pPr>
+      <w:hyperlink w:anchor="_Toc242052476" w:history="1">
+        <w:r>
+          <w:rPr>
+            <w:rStyle w:val="aff8"/>
+            <w:rFonts w:eastAsiaTheme="majorEastAsia"/>
+            <w:noProof/>
+          </w:rPr>
+          <w:t>2.4 Полномочия и порядок проверок</w:t>
+        </w:r>
+        <w:r>
+          <w:rPr>
+            <w:noProof/>
+            <w:webHidden/>
+          </w:rPr>
+          <w:tab/>
+        </w:r>
+        <w:r>
+          <w:rPr>
+            <w:noProof/>
+            <w:webHidden/>
+          </w:rPr>
+          <w:fldChar w:fldCharType="begin"/>
+        </w:r>
+        <w:r>
+          <w:rPr>
+            <w:noProof/>
+            <w:webHidden/>
+          </w:rPr>
+          <w:instrText xml:space="preserve"> PAGEREF _Toc242052476 \h </w:instrText>
+        </w:r>
+        <w:r>
+          <w:rPr>
+            <w:noProof/>
+            <w:webHidden/>
+          </w:rPr>
+        </w:r>
+        <w:r>
+          <w:rPr>
+            <w:noProof/>
+            <w:webHidden/>
+          </w:rPr>
+          <w:fldChar w:fldCharType="separate"/>
+        </w:r>
+        <w:r>
+          <w:rPr>
+            <w:noProof/>
+            <w:webHidden/>
+          </w:rPr>
+          <w:t>8</w:t>
+        </w:r>
+        <w:r>
+          <w:rPr>
+            <w:noProof/>
+            <w:webHidden/>
+          </w:rPr>
+          <w:fldChar w:fldCharType="end"/>
+        </w:r>
+      </w:hyperlink>
+    </w:p>
+    <w:p>
+      <w:pPr>
+        <w:pStyle w:val="2c"/>
+        <w:tabs>
+          <w:tab w:val="right" w:leader="dot" w:pos="9345"/>
+        </w:tabs>
+        <w:rPr>
+          <w:rFonts w:asciiTheme="minorHAnsi" w:eastAsiaTheme="minorEastAsia" w:hAnsiTheme="minorHAnsi" w:cstheme="minorBidi"/>
+          <w:noProof/>
+          <w:color w:val="auto"/>
+          <w:sz w:val="22"/>
+          <w:lang w:val="ru-RU" w:eastAsia="ru-RU"/>
+        </w:rPr>
+      </w:pPr>
+      <w:hyperlink w:anchor="_Toc242052477" w:history="1">
+        <w:r>
+          <w:rPr>
+            <w:rStyle w:val="aff8"/>
+            <w:rFonts w:eastAsiaTheme="majorEastAsia"/>
+            <w:noProof/>
+          </w:rPr>
+          <w:t>2.5 События и код проверки</w:t>
+        </w:r>
+        <w:r>
+          <w:rPr>
+            <w:noProof/>
+            <w:webHidden/>
+          </w:rPr>
+          <w:tab/>
+        </w:r>
+        <w:r>
+          <w:rPr>
+            <w:noProof/>
+            <w:webHidden/>
+          </w:rPr>
+          <w:fldChar w:fldCharType="begin"/>
+        </w:r>
+        <w:r>
+          <w:rPr>
+            <w:noProof/>
+            <w:webHidden/>
+          </w:rPr>
+          <w:instrText xml:space="preserve"> PAGEREF _Toc242052477 \h </w:instrText>
+        </w:r>
+        <w:r>
+          <w:rPr>
+            <w:noProof/>
+            <w:webHidden/>
+          </w:rPr>
+        </w:r>
+        <w:r>
+          <w:rPr>
+            <w:noProof/>
+            <w:webHidden/>
+          </w:rPr>
+          <w:fldChar w:fldCharType="separate"/>
+        </w:r>
+        <w:r>
+          <w:rPr>
+            <w:noProof/>
+            <w:webHidden/>
+          </w:rPr>
+          <w:t>9</w:t>
+        </w:r>
+        <w:r>
+          <w:rPr>
+            <w:noProof/>
+            <w:webHidden/>
+          </w:rPr>
+          <w:fldChar w:fldCharType="end"/>
+        </w:r>
+      </w:hyperlink>
+    </w:p>
+    <w:p>
+      <w:pPr>
+        <w:pStyle w:val="2c"/>
+        <w:tabs>
+          <w:tab w:val="right" w:leader="dot" w:pos="9345"/>
+        </w:tabs>
+        <w:rPr>
+          <w:rFonts w:asciiTheme="minorHAnsi" w:eastAsiaTheme="minorEastAsia" w:hAnsiTheme="minorHAnsi" w:cstheme="minorBidi"/>
+          <w:noProof/>
+          <w:color w:val="auto"/>
+          <w:sz w:val="22"/>
+          <w:lang w:val="ru-RU" w:eastAsia="ru-RU"/>
+        </w:rPr>
+      </w:pPr>
+      <w:hyperlink w:anchor="_Toc242052478" w:history="1">
+        <w:r>
+          <w:rPr>
+            <w:rStyle w:val="aff8"/>
+            <w:rFonts w:eastAsiaTheme="majorEastAsia"/>
+            <w:noProof/>
+          </w:rPr>
+          <w:t>2.6 Последовательность проверки в Remix</w:t>
+        </w:r>
+        <w:r>
+          <w:rPr>
+            <w:noProof/>
+            <w:webHidden/>
+          </w:rPr>
+          <w:tab/>
+        </w:r>
+        <w:r>
+          <w:rPr>
+            <w:noProof/>
+            <w:webHidden/>
+          </w:rPr>
+          <w:fldChar w:fldCharType="begin"/>
+        </w:r>
+        <w:r>
+          <w:rPr>
+            <w:noProof/>
+            <w:webHidden/>
+          </w:rPr>
+          <w:instrText xml:space="preserve"> PAGEREF _Toc242052478 \h </w:instrText>
+        </w:r>
+        <w:r>
+          <w:rPr>
+            <w:noProof/>
+            <w:webHidden/>
+          </w:rPr>
+        </w:r>
+        <w:r>
+          <w:rPr>
+            <w:noProof/>
+            <w:webHidden/>
+          </w:rPr>
+          <w:fldChar w:fldCharType="separate"/>
+        </w:r>
+        <w:r>
+          <w:rPr>
+            <w:noProof/>
+            <w:webHidden/>
+          </w:rPr>
+          <w:t>9</w:t>
+        </w:r>
+        <w:r>
+          <w:rPr>
+            <w:noProof/>
+            <w:webHidden/>
+          </w:rPr>
+          <w:fldChar w:fldCharType="end"/>
+        </w:r>
+      </w:hyperlink>
+    </w:p>
+    <w:p>
+      <w:pPr>
+        <w:pStyle w:val="2c"/>
+        <w:tabs>
+          <w:tab w:val="right" w:leader="dot" w:pos="9345"/>
+        </w:tabs>
+        <w:rPr>
+          <w:rFonts w:asciiTheme="minorHAnsi" w:eastAsiaTheme="minorEastAsia" w:hAnsiTheme="minorHAnsi" w:cstheme="minorBidi"/>
+          <w:noProof/>
+          <w:color w:val="auto"/>
+          <w:sz w:val="22"/>
+          <w:lang w:val="ru-RU" w:eastAsia="ru-RU"/>
+        </w:rPr>
+      </w:pPr>
+      <w:hyperlink w:anchor="_Toc242052479" w:history="1">
+        <w:r>
+          <w:rPr>
+            <w:rStyle w:val="aff8"/>
+            <w:rFonts w:eastAsiaTheme="majorEastAsia"/>
+            <w:noProof/>
+          </w:rPr>
+          <w:t>2.7 Ключевые фрагменты исходного кода</w:t>
+        </w:r>
+        <w:r>
+          <w:rPr>
+            <w:noProof/>
+            <w:webHidden/>
+          </w:rPr>
+          <w:tab/>
+        </w:r>
+        <w:r>
+          <w:rPr>
+            <w:noProof/>
+            <w:webHidden/>
+          </w:rPr>
+          <w:fldChar w:fldCharType="begin"/>
+        </w:r>
+        <w:r>
+          <w:rPr>
+            <w:noProof/>
+            <w:webHidden/>
+          </w:rPr>
+          <w:instrText xml:space="preserve"> PAGEREF _Toc242052479 \h </w:instrText>
+        </w:r>
+        <w:r>
+          <w:rPr>
+            <w:noProof/>
+            <w:webHidden/>
+          </w:rPr>
+        </w:r>
+        <w:r>
+          <w:rPr>
+            <w:noProof/>
+            <w:webHidden/>
+          </w:rPr>
+          <w:fldChar w:fldCharType="separate"/>
+        </w:r>
+        <w:r>
+          <w:rPr>
+            <w:noProof/>
+            <w:webHidden/>
+          </w:rPr>
+          <w:t>9</w:t>
+        </w:r>
+        <w:r>
+          <w:rPr>
+            <w:noProof/>
+            <w:webHidden/>
+          </w:rPr>
+          <w:fldChar w:fldCharType="end"/>
+        </w:r>
+      </w:hyperlink>
+    </w:p>
+    <w:p>
+      <w:pPr>
+        <w:pStyle w:val="14"/>
+        <w:tabs>
+          <w:tab w:val="right" w:leader="dot" w:pos="9345"/>
+        </w:tabs>
+        <w:rPr>
+          <w:rFonts w:asciiTheme="minorHAnsi" w:eastAsiaTheme="minorEastAsia" w:hAnsiTheme="minorHAnsi" w:cstheme="minorBidi"/>
+          <w:noProof/>
+          <w:color w:val="auto"/>
+          <w:sz w:val="22"/>
+          <w:lang w:val="ru-RU" w:eastAsia="ru-RU"/>
+        </w:rPr>
+      </w:pPr>
+      <w:hyperlink w:anchor="_Toc242052480" w:history="1">
+        <w:r>
+          <w:rPr>
+            <w:rStyle w:val="aff8"/>
+            <w:rFonts w:eastAsiaTheme="majorEastAsia"/>
+            <w:noProof/>
+          </w:rPr>
+          <w:t>3 Запуск и проверка результатов</w:t>
+        </w:r>
+        <w:r>
+          <w:rPr>
+            <w:noProof/>
+            <w:webHidden/>
+          </w:rPr>
+          <w:tab/>
+        </w:r>
+        <w:r>
+          <w:rPr>
+            <w:noProof/>
+            <w:webHidden/>
+          </w:rPr>
+          <w:fldChar w:fldCharType="begin"/>
+        </w:r>
+        <w:r>
+          <w:rPr>
+            <w:noProof/>
+            <w:webHidden/>
+          </w:rPr>
+          <w:instrText xml:space="preserve"> PAGEREF _Toc242052480 \h </w:instrText>
         </w:r>
         <w:r>
           <w:rPr>
@@ -1309,6 +1966,517 @@
     </w:p>
     <w:p>
       <w:pPr>
+        <w:pStyle w:val="2c"/>
+        <w:tabs>
+          <w:tab w:val="right" w:leader="dot" w:pos="9345"/>
+        </w:tabs>
+        <w:rPr>
+          <w:rFonts w:asciiTheme="minorHAnsi" w:eastAsiaTheme="minorEastAsia" w:hAnsiTheme="minorHAnsi" w:cstheme="minorBidi"/>
+          <w:noProof/>
+          <w:color w:val="auto"/>
+          <w:sz w:val="22"/>
+          <w:lang w:val="ru-RU" w:eastAsia="ru-RU"/>
+        </w:rPr>
+      </w:pPr>
+      <w:hyperlink w:anchor="_Toc242052481" w:history="1">
+        <w:r>
+          <w:rPr>
+            <w:rStyle w:val="aff8"/>
+            <w:rFonts w:eastAsiaTheme="majorEastAsia"/>
+            <w:noProof/>
+          </w:rPr>
+          <w:t>3.1 Подготовка окружения и запуск</w:t>
+        </w:r>
+        <w:r>
+          <w:rPr>
+            <w:noProof/>
+            <w:webHidden/>
+          </w:rPr>
+          <w:tab/>
+        </w:r>
+        <w:r>
+          <w:rPr>
+            <w:noProof/>
+            <w:webHidden/>
+          </w:rPr>
+          <w:fldChar w:fldCharType="begin"/>
+        </w:r>
+        <w:r>
+          <w:rPr>
+            <w:noProof/>
+            <w:webHidden/>
+          </w:rPr>
+          <w:instrText xml:space="preserve"> PAGEREF _Toc242052481 \h </w:instrText>
+        </w:r>
+        <w:r>
+          <w:rPr>
+            <w:noProof/>
+            <w:webHidden/>
+          </w:rPr>
+        </w:r>
+        <w:r>
+          <w:rPr>
+            <w:noProof/>
+            <w:webHidden/>
+          </w:rPr>
+          <w:fldChar w:fldCharType="separate"/>
+        </w:r>
+        <w:r>
+          <w:rPr>
+            <w:noProof/>
+            <w:webHidden/>
+          </w:rPr>
+          <w:t>12</w:t>
+        </w:r>
+        <w:r>
+          <w:rPr>
+            <w:noProof/>
+            <w:webHidden/>
+          </w:rPr>
+          <w:fldChar w:fldCharType="end"/>
+        </w:r>
+      </w:hyperlink>
+    </w:p>
+    <w:p>
+      <w:pPr>
+        <w:pStyle w:val="2c"/>
+        <w:tabs>
+          <w:tab w:val="right" w:leader="dot" w:pos="9345"/>
+        </w:tabs>
+        <w:rPr>
+          <w:rFonts w:asciiTheme="minorHAnsi" w:eastAsiaTheme="minorEastAsia" w:hAnsiTheme="minorHAnsi" w:cstheme="minorBidi"/>
+          <w:noProof/>
+          <w:color w:val="auto"/>
+          <w:sz w:val="22"/>
+          <w:lang w:val="ru-RU" w:eastAsia="ru-RU"/>
+        </w:rPr>
+      </w:pPr>
+      <w:hyperlink w:anchor="_Toc242052482" w:history="1">
+        <w:r>
+          <w:rPr>
+            <w:rStyle w:val="aff8"/>
+            <w:rFonts w:eastAsiaTheme="majorEastAsia"/>
+            <w:noProof/>
+          </w:rPr>
+          <w:t>3.2 Сценарии и ожидаемые результаты</w:t>
+        </w:r>
+        <w:r>
+          <w:rPr>
+            <w:noProof/>
+            <w:webHidden/>
+          </w:rPr>
+          <w:tab/>
+        </w:r>
+        <w:r>
+          <w:rPr>
+            <w:noProof/>
+            <w:webHidden/>
+          </w:rPr>
+          <w:fldChar w:fldCharType="begin"/>
+        </w:r>
+        <w:r>
+          <w:rPr>
+            <w:noProof/>
+            <w:webHidden/>
+          </w:rPr>
+          <w:instrText xml:space="preserve"> PAGEREF _Toc242052482 \h </w:instrText>
+        </w:r>
+        <w:r>
+          <w:rPr>
+            <w:noProof/>
+            <w:webHidden/>
+          </w:rPr>
+        </w:r>
+        <w:r>
+          <w:rPr>
+            <w:noProof/>
+            <w:webHidden/>
+          </w:rPr>
+          <w:fldChar w:fldCharType="separate"/>
+        </w:r>
+        <w:r>
+          <w:rPr>
+            <w:noProof/>
+            <w:webHidden/>
+          </w:rPr>
+          <w:t>12</w:t>
+        </w:r>
+        <w:r>
+          <w:rPr>
+            <w:noProof/>
+            <w:webHidden/>
+          </w:rPr>
+          <w:fldChar w:fldCharType="end"/>
+        </w:r>
+      </w:hyperlink>
+    </w:p>
+    <w:p>
+      <w:pPr>
+        <w:pStyle w:val="2c"/>
+        <w:tabs>
+          <w:tab w:val="right" w:leader="dot" w:pos="9345"/>
+        </w:tabs>
+        <w:rPr>
+          <w:rFonts w:asciiTheme="minorHAnsi" w:eastAsiaTheme="minorEastAsia" w:hAnsiTheme="minorHAnsi" w:cstheme="minorBidi"/>
+          <w:noProof/>
+          <w:color w:val="auto"/>
+          <w:sz w:val="22"/>
+          <w:lang w:val="ru-RU" w:eastAsia="ru-RU"/>
+        </w:rPr>
+      </w:pPr>
+      <w:hyperlink w:anchor="_Toc242052483" w:history="1">
+        <w:r>
+          <w:rPr>
+            <w:rStyle w:val="aff8"/>
+            <w:rFonts w:eastAsiaTheme="majorEastAsia"/>
+            <w:noProof/>
+          </w:rPr>
+          <w:t>3.3 Скриншоты выполнения</w:t>
+        </w:r>
+        <w:r>
+          <w:rPr>
+            <w:noProof/>
+            <w:webHidden/>
+          </w:rPr>
+          <w:tab/>
+        </w:r>
+        <w:r>
+          <w:rPr>
+            <w:noProof/>
+            <w:webHidden/>
+          </w:rPr>
+          <w:fldChar w:fldCharType="begin"/>
+        </w:r>
+        <w:r>
+          <w:rPr>
+            <w:noProof/>
+            <w:webHidden/>
+          </w:rPr>
+          <w:instrText xml:space="preserve"> PAGEREF _Toc242052483 \h </w:instrText>
+        </w:r>
+        <w:r>
+          <w:rPr>
+            <w:noProof/>
+            <w:webHidden/>
+          </w:rPr>
+        </w:r>
+        <w:r>
+          <w:rPr>
+            <w:noProof/>
+            <w:webHidden/>
+          </w:rPr>
+          <w:fldChar w:fldCharType="separate"/>
+        </w:r>
+        <w:r>
+          <w:rPr>
+            <w:noProof/>
+            <w:webHidden/>
+          </w:rPr>
+          <w:t>13</w:t>
+        </w:r>
+        <w:r>
+          <w:rPr>
+            <w:noProof/>
+            <w:webHidden/>
+          </w:rPr>
+          <w:fldChar w:fldCharType="end"/>
+        </w:r>
+      </w:hyperlink>
+    </w:p>
+    <w:p>
+      <w:pPr>
+        <w:pStyle w:val="2c"/>
+        <w:tabs>
+          <w:tab w:val="right" w:leader="dot" w:pos="9345"/>
+        </w:tabs>
+        <w:rPr>
+          <w:rFonts w:asciiTheme="minorHAnsi" w:eastAsiaTheme="minorEastAsia" w:hAnsiTheme="minorHAnsi" w:cstheme="minorBidi"/>
+          <w:noProof/>
+          <w:color w:val="auto"/>
+          <w:sz w:val="22"/>
+          <w:lang w:val="ru-RU" w:eastAsia="ru-RU"/>
+        </w:rPr>
+      </w:pPr>
+      <w:hyperlink w:anchor="_Toc242052484" w:history="1">
+        <w:r>
+          <w:rPr>
+            <w:rStyle w:val="aff8"/>
+            <w:rFonts w:eastAsiaTheme="majorEastAsia"/>
+            <w:noProof/>
+          </w:rPr>
+          <w:t>3.4 Ограничения реализации</w:t>
+        </w:r>
+        <w:r>
+          <w:rPr>
+            <w:noProof/>
+            <w:webHidden/>
+          </w:rPr>
+          <w:tab/>
+        </w:r>
+        <w:r>
+          <w:rPr>
+            <w:noProof/>
+            <w:webHidden/>
+          </w:rPr>
+          <w:fldChar w:fldCharType="begin"/>
+        </w:r>
+        <w:r>
+          <w:rPr>
+            <w:noProof/>
+            <w:webHidden/>
+          </w:rPr>
+          <w:instrText xml:space="preserve"> PAGEREF _Toc242052484 \h </w:instrText>
+        </w:r>
+        <w:r>
+          <w:rPr>
+            <w:noProof/>
+            <w:webHidden/>
+          </w:rPr>
+        </w:r>
+        <w:r>
+          <w:rPr>
+            <w:noProof/>
+            <w:webHidden/>
+          </w:rPr>
+          <w:fldChar w:fldCharType="separate"/>
+        </w:r>
+        <w:r>
+          <w:rPr>
+            <w:noProof/>
+            <w:webHidden/>
+          </w:rPr>
+          <w:t>17</w:t>
+        </w:r>
+        <w:r>
+          <w:rPr>
+            <w:noProof/>
+            <w:webHidden/>
+          </w:rPr>
+          <w:fldChar w:fldCharType="end"/>
+        </w:r>
+      </w:hyperlink>
+    </w:p>
+    <w:p>
+      <w:pPr>
+        <w:pStyle w:val="14"/>
+        <w:tabs>
+          <w:tab w:val="right" w:leader="dot" w:pos="9345"/>
+        </w:tabs>
+        <w:rPr>
+          <w:rFonts w:asciiTheme="minorHAnsi" w:eastAsiaTheme="minorEastAsia" w:hAnsiTheme="minorHAnsi" w:cstheme="minorBidi"/>
+          <w:noProof/>
+          <w:color w:val="auto"/>
+          <w:sz w:val="22"/>
+          <w:lang w:val="ru-RU" w:eastAsia="ru-RU"/>
+        </w:rPr>
+      </w:pPr>
+      <w:hyperlink w:anchor="_Toc242052485" w:history="1">
+        <w:r>
+          <w:rPr>
+            <w:rStyle w:val="aff8"/>
+            <w:rFonts w:eastAsiaTheme="majorEastAsia"/>
+            <w:noProof/>
+          </w:rPr>
+          <w:t>4 Связь с личным BootcampLabs</w:t>
+        </w:r>
+        <w:r>
+          <w:rPr>
+            <w:noProof/>
+            <w:webHidden/>
+          </w:rPr>
+          <w:tab/>
+        </w:r>
+        <w:r>
+          <w:rPr>
+            <w:noProof/>
+            <w:webHidden/>
+          </w:rPr>
+          <w:fldChar w:fldCharType="begin"/>
+        </w:r>
+        <w:r>
+          <w:rPr>
+            <w:noProof/>
+            <w:webHidden/>
+          </w:rPr>
+          <w:instrText xml:space="preserve"> PAGEREF _Toc242052485 \h </w:instrText>
+        </w:r>
+        <w:r>
+          <w:rPr>
+            <w:noProof/>
+            <w:webHidden/>
+          </w:rPr>
+        </w:r>
+        <w:r>
+          <w:rPr>
+            <w:noProof/>
+            <w:webHidden/>
+          </w:rPr>
+          <w:fldChar w:fldCharType="separate"/>
+        </w:r>
+        <w:r>
+          <w:rPr>
+            <w:noProof/>
+            <w:webHidden/>
+          </w:rPr>
+          <w:t>18</w:t>
+        </w:r>
+        <w:r>
+          <w:rPr>
+            <w:noProof/>
+            <w:webHidden/>
+          </w:rPr>
+          <w:fldChar w:fldCharType="end"/>
+        </w:r>
+      </w:hyperlink>
+    </w:p>
+    <w:p>
+      <w:pPr>
+        <w:pStyle w:val="14"/>
+        <w:tabs>
+          <w:tab w:val="right" w:leader="dot" w:pos="9345"/>
+        </w:tabs>
+        <w:rPr>
+          <w:rFonts w:asciiTheme="minorHAnsi" w:eastAsiaTheme="minorEastAsia" w:hAnsiTheme="minorHAnsi" w:cstheme="minorBidi"/>
+          <w:noProof/>
+          <w:color w:val="auto"/>
+          <w:sz w:val="22"/>
+          <w:lang w:val="ru-RU" w:eastAsia="ru-RU"/>
+        </w:rPr>
+      </w:pPr>
+      <w:hyperlink w:anchor="_Toc242052486" w:history="1">
+        <w:r>
+          <w:rPr>
+            <w:rStyle w:val="aff8"/>
+            <w:rFonts w:eastAsiaTheme="majorEastAsia"/>
+            <w:noProof/>
+          </w:rPr>
+          <w:t>ЗАКЛЮЧЕНИЕ</w:t>
+        </w:r>
+        <w:r>
+          <w:rPr>
+            <w:noProof/>
+            <w:webHidden/>
+          </w:rPr>
+          <w:tab/>
+        </w:r>
+        <w:r>
+          <w:rPr>
+            <w:noProof/>
+            <w:webHidden/>
+          </w:rPr>
+          <w:fldChar w:fldCharType="begin"/>
+        </w:r>
+        <w:r>
+          <w:rPr>
+            <w:noProof/>
+            <w:webHidden/>
+          </w:rPr>
+          <w:instrText xml:space="preserve"> PAGEREF _Toc242052486 \h </w:instrText>
+        </w:r>
+        <w:r>
+          <w:rPr>
+            <w:noProof/>
+            <w:webHidden/>
+          </w:rPr>
+        </w:r>
+        <w:r>
+          <w:rPr>
+            <w:noProof/>
+            <w:webHidden/>
+          </w:rPr>
+          <w:fldChar w:fldCharType="separate"/>
+        </w:r>
+        <w:r>
+          <w:rPr>
+            <w:noProof/>
+            <w:webHidden/>
+          </w:rPr>
+          <w:t>20</w:t>
+        </w:r>
+        <w:r>
+          <w:rPr>
+            <w:noProof/>
+            <w:webHidden/>
+          </w:rPr>
+          <w:fldChar w:fldCharType="end"/>
+        </w:r>
+      </w:hyperlink>
+    </w:p>
+    <w:p>
+      <w:pPr>
+        <w:pStyle w:val="14"/>
+        <w:tabs>
+          <w:tab w:val="right" w:leader="dot" w:pos="9345"/>
+        </w:tabs>
+        <w:rPr>
+          <w:rFonts w:asciiTheme="minorHAnsi" w:eastAsiaTheme="minorEastAsia" w:hAnsiTheme="minorHAnsi" w:cstheme="minorBidi"/>
+          <w:noProof/>
+          <w:color w:val="auto"/>
+          <w:sz w:val="22"/>
+          <w:lang w:val="ru-RU" w:eastAsia="ru-RU"/>
+        </w:rPr>
+      </w:pPr>
+      <w:hyperlink w:anchor="_Toc242052487" w:history="1">
+        <w:r>
+          <w:rPr>
+            <w:rStyle w:val="aff8"/>
+            <w:rFonts w:eastAsiaTheme="majorEastAsia"/>
+            <w:noProof/>
+          </w:rPr>
+          <w:t>ИСТОЧНИКИ И МАТЕРИАЛЫ</w:t>
+        </w:r>
+        <w:r>
+          <w:rPr>
+            <w:noProof/>
+            <w:webHidden/>
+          </w:rPr>
+          <w:tab/>
+        </w:r>
+        <w:r>
+          <w:rPr>
+            <w:noProof/>
+            <w:webHidden/>
+          </w:rPr>
+          <w:fldChar w:fldCharType="begin"/>
+        </w:r>
+        <w:r>
+          <w:rPr>
+            <w:noProof/>
+            <w:webHidden/>
+          </w:rPr>
+          <w:instrText xml:space="preserve"> PAGEREF _Toc242052487 \h </w:instrText>
+        </w:r>
+        <w:r>
+          <w:rPr>
+            <w:noProof/>
+            <w:webHidden/>
+          </w:rPr>
+        </w:r>
+        <w:r>
+          <w:rPr>
+            <w:noProof/>
+            <w:webHidden/>
+          </w:rPr>
+          <w:fldChar w:fldCharType="separate"/>
+        </w:r>
+        <w:r>
+          <w:rPr>
+            <w:noProof/>
+            <w:webHidden/>
+          </w:rPr>
+          <w:t>21</w:t>
+        </w:r>
+        <w:r>
+          <w:rPr>
+            <w:noProof/>
+            <w:webHidden/>
+          </w:rPr>
+          <w:fldChar w:fldCharType="end"/>
+        </w:r>
+      </w:hyperlink>
+    </w:p>
+    <w:p>
+      <w:pPr>
         <w:ind w:firstLine="0"/>
       </w:pPr>
       <w:r>
@@ -1320,7 +2488,7 @@
         <w:pStyle w:val="1"/>
         <w:jc w:val="center"/>
       </w:pPr>
-      <w:bookmarkStart w:id="1" w:name="_Toc242036923"/>
+      <w:bookmarkStart w:id="1" w:name="_Toc242052466"/>
       <w:r>
         <w:lastRenderedPageBreak/>
         <w:t>ВВЕДЕНИЕ</w:t>
@@ -1332,10 +2500,7 @@
         <w:pStyle w:val="aff9"/>
       </w:pPr>
       <w:r>
-        <w:t>Разработан и проверен в Remix IDE контракт DeliveryLedger, который хранит сведения о доставке и контролирует действия заказчика, оператора и назначенного курьера. Создание доставки и последовательные переходы состояния выполнены в Remix VM. Попытки заверше</w:t>
-      </w:r>
-      <w:r>
-        <w:t>ния без нужной роли, пропуска этапа и отмены завершённой доставки отклонены контрактом.</w:t>
+        <w:t>В практической работе рассмотрена тема «Контроль доставки с помощью Solidity». Предметная область объединяет поставщиков, товары, заказы и доставку. Реализован самостоятельный учебный проект, связанный со сценариями личного курса BootcampLabs. Отчёт описывает выбранные технологии, модель данных, последовательность обработки и результаты фактической проверки.</w:t>
       </w:r>
     </w:p>
     <w:p>
@@ -1343,10 +2508,7 @@
         <w:pStyle w:val="aff9"/>
       </w:pPr>
       <w:r>
-        <w:t>Цель работы — реализовать часть процесса обработки заказа и доставки на Solidity с проверкой прав, допустимых состояний и регистрацией событий. Предметная область связа</w:t>
-      </w:r>
-      <w:r>
-        <w:t>на с модулем «Доступы и front-end АС сервиса доставки» личного BootcampLabs.</w:t>
+        <w:t>Цель работы — разработать и проверить в Remix контракт, который хранит доставку, управляет ролями и контролирует её состояния.</w:t>
       </w:r>
     </w:p>
     <w:p>
@@ -1354,96 +2516,3171 @@
         <w:pStyle w:val="aff9"/>
       </w:pPr>
       <w:r>
-        <w:t>Материалы включают исходный контракт, инструкцию повторения проверки, фактические снимки Remix и личного курса, а также сохранённый текст интерфейса при проверках. Развёртывание в</w:t>
-      </w:r>
-      <w:r>
-        <w:t>ыполнено в учебной виртуальной сети, без подключения кошелька и реальных платежей.</w:t>
+        <w:t>DeliveryLedger проверен в Remix VM: успешный жизненный цикл и отклонение операций по роли и состоянию подтверждены.</w:t>
       </w:r>
     </w:p>
     <w:p>
       <w:pPr>
+        <w:pStyle w:val="aff9"/>
+      </w:pPr>
+      <w:r>
+        <w:t>Для оценки результата сопоставлены условия задания, исходные файлы и сохранённый протокол выполнения. Положительные сценарии показывают требуемые функции; отрицательные проверки и ограничения поясняют границы результата. Листинги приведены из приложенного проекта, а рисунки относятся к его выполнению и личному BootcampLabs.</w:t>
+      </w:r>
+    </w:p>
+    <w:p>
+      <w:pPr>
         <w:pStyle w:val="1"/>
       </w:pPr>
-      <w:bookmarkStart w:id="2" w:name="_Toc242036924"/>
+      <w:bookmarkStart w:id="2" w:name="_Toc242052467"/>
       <w:r>
         <w:lastRenderedPageBreak/>
-        <w:t>1 Реализация контракта</w:t>
+        <w:t>1 Требования и теоретические основы</w:t>
       </w:r>
       <w:bookmarkEnd w:id="2"/>
     </w:p>
     <w:p>
       <w:pPr>
-        <w:pStyle w:val="aff9"/>
-      </w:pPr>
+        <w:pStyle w:val="21"/>
+      </w:pPr>
+      <w:bookmarkStart w:id="3" w:name="_Toc242052468"/>
       <w:r>
-        <w:t>DeliveryLedger.sol использует pragma solidity ^0.8.24. Контракт скомпилирован компилятором 0.8.34+commit.80d5c536 в Remix IDE 2.6.5. Внешних библиотек</w:t>
-      </w:r>
-      <w:r>
-        <w:t xml:space="preserve"> и зависимостей нет. Конструктор сохраняет адрес оператора в immutable поле operator.</w:t>
-      </w:r>
-    </w:p>
-    <w:p>
-      <w:pPr>
-        <w:pStyle w:val="aff9"/>
-      </w:pPr>
-      <w:r>
-        <w:t xml:space="preserve">Структура Delivery содержит orderId, customer, courier, price и status. Идентификатор доставки является ключом mapping; nextId выдаёт последовательные номера. </w:t>
-      </w:r>
-      <w:r>
-        <w:t>Публичный orderRegistered предотвращает повторную регистрацию одного заказа. createDelivery требует положительные orderId и price; getDelivery проверяет существование записи.</w:t>
-      </w:r>
-    </w:p>
-    <w:p>
-      <w:pPr>
-        <w:pStyle w:val="aff9"/>
-      </w:pPr>
-      <w:r>
-        <w:t>Статусы задаются enum Status: Created имеет значение 0, Accepted — 1, InTransit —</w:t>
-      </w:r>
-      <w:r>
-        <w:t xml:space="preserve"> 2, Delivered — 3, Cancelled — 4. Назначение курьера переводит запись из Created в Accepted. startDelivery допускает только Accepted, completeDelivery — только InTransit. Прямое завершение из Created или Accepted запрещено.</w:t>
-      </w:r>
-    </w:p>
-    <w:p>
-      <w:pPr>
-        <w:pStyle w:val="aff9"/>
-      </w:pPr>
-      <w:r>
-        <w:t>Заказчик определяется адресом ms</w:t>
-      </w:r>
-      <w:r>
-        <w:t>g.sender при создании. Назначить курьера и отменить доставку может её заказчик или оператор. Передать доставку в путь и завершить её может только указанный courier. Нулевой адрес и адрес самого заказчика не допускаются при назначении курьера. Отмена возмож</w:t>
-      </w:r>
-      <w:r>
-        <w:t>на только в Created или Accepted.</w:t>
-      </w:r>
-    </w:p>
-    <w:p>
-      <w:pPr>
-        <w:pStyle w:val="aff9"/>
-      </w:pPr>
-      <w:r>
-        <w:t xml:space="preserve">Модификаторы exists и onlyCourier, require и пользовательские ошибки Unauthorized, UnknownDelivery и InvalidTransition проверяют условия. События DeliveryCreated, CourierAssigned и </w:t>
-      </w:r>
-      <w:r>
-        <w:t>DeliveryStatusChanged фиксируют создание, назначение и переходы. price хранит справочную стоимость; контракт не переводит ETH.</w:t>
-      </w:r>
-    </w:p>
-    <w:p>
-      <w:pPr>
-        <w:pStyle w:val="1"/>
-      </w:pPr>
-      <w:bookmarkStart w:id="3" w:name="_Toc242036925"/>
-      <w:r>
-        <w:lastRenderedPageBreak/>
-        <w:t>2 Проверка в Remix IDE</w:t>
+        <w:t>1.1 Соответствие условиям задания</w:t>
       </w:r>
       <w:bookmarkEnd w:id="3"/>
     </w:p>
     <w:p>
       <w:pPr>
         <w:pStyle w:val="aff9"/>
-        <w:spacing w:before="120" w:after="240" w:line="240" w:lineRule="auto"/>
+      </w:pPr>
+      <w:r>
+        <w:t>За основу приняты текущие условия практики. Таблица связывает каждый обязательный пункт с реализацией и наблюдаемым результатом. Нумерация пунктов соответствует порядку требований в приложенном файле задания.</w:t>
+      </w:r>
+    </w:p>
+    <w:p>
+      <w:pPr>
+        <w:pStyle w:val="affc"/>
+        <w:keepNext/>
+      </w:pPr>
+      <w:r>
+        <w:t>Таблица 1 — Выполнение требований</w:t>
+      </w:r>
+    </w:p>
+    <w:tbl>
+      <w:tblPr>
+        <w:tblW w:w="0" w:type="auto"/>
+        <w:jc w:val="center"/>
+        <w:tblLayout w:type="fixed"/>
+        <w:tblLook w:val="04A0" w:firstRow="1" w:lastRow="0" w:firstColumn="1" w:lastColumn="0" w:noHBand="0" w:noVBand="1"/>
+      </w:tblPr>
+      <w:tblGrid>
+        <w:gridCol w:w="624"/>
+        <w:gridCol w:w="2665"/>
+        <w:gridCol w:w="3005"/>
+        <w:gridCol w:w="3061"/>
+      </w:tblGrid>
+      <w:tr>
+        <w:trPr>
+          <w:cantSplit/>
+          <w:tblHeader/>
+          <w:jc w:val="center"/>
+        </w:trPr>
+        <w:tc>
+          <w:tcPr>
+            <w:tcW w:w="624" w:type="dxa"/>
+            <w:tcBorders>
+              <w:top w:val="single" w:sz="4" w:space="0" w:color="D9D9D9"/>
+              <w:left w:val="single" w:sz="4" w:space="0" w:color="D9D9D9"/>
+              <w:bottom w:val="single" w:sz="4" w:space="0" w:color="D9D9D9"/>
+              <w:right w:val="single" w:sz="4" w:space="0" w:color="D9D9D9"/>
+            </w:tcBorders>
+            <w:shd w:val="clear" w:color="auto" w:fill="EEEEEE"/>
+            <w:tcMar>
+              <w:top w:w="70" w:type="dxa"/>
+              <w:left w:w="90" w:type="dxa"/>
+              <w:bottom w:w="70" w:type="dxa"/>
+              <w:right w:w="90" w:type="dxa"/>
+            </w:tcMar>
+            <w:vAlign w:val="center"/>
+          </w:tcPr>
+          <w:p>
+            <w:pPr>
+              <w:spacing w:before="40" w:after="40" w:line="264" w:lineRule="auto"/>
+              <w:ind w:firstLine="0"/>
+              <w:jc w:val="left"/>
+            </w:pPr>
+            <w:r>
+              <w:rPr>
+                <w:b/>
+                <w:sz w:val="24"/>
+              </w:rPr>
+              <w:t>№</w:t>
+            </w:r>
+          </w:p>
+        </w:tc>
+        <w:tc>
+          <w:tcPr>
+            <w:tcW w:w="2665" w:type="dxa"/>
+            <w:tcBorders>
+              <w:top w:val="single" w:sz="4" w:space="0" w:color="D9D9D9"/>
+              <w:left w:val="single" w:sz="4" w:space="0" w:color="D9D9D9"/>
+              <w:bottom w:val="single" w:sz="4" w:space="0" w:color="D9D9D9"/>
+              <w:right w:val="single" w:sz="4" w:space="0" w:color="D9D9D9"/>
+            </w:tcBorders>
+            <w:shd w:val="clear" w:color="auto" w:fill="EEEEEE"/>
+            <w:tcMar>
+              <w:top w:w="70" w:type="dxa"/>
+              <w:left w:w="90" w:type="dxa"/>
+              <w:bottom w:w="70" w:type="dxa"/>
+              <w:right w:w="90" w:type="dxa"/>
+            </w:tcMar>
+            <w:vAlign w:val="center"/>
+          </w:tcPr>
+          <w:p>
+            <w:pPr>
+              <w:spacing w:before="40" w:after="40" w:line="264" w:lineRule="auto"/>
+              <w:ind w:firstLine="0"/>
+              <w:jc w:val="left"/>
+            </w:pPr>
+            <w:r>
+              <w:rPr>
+                <w:b/>
+                <w:sz w:val="24"/>
+              </w:rPr>
+              <w:t>Требование</w:t>
+            </w:r>
+          </w:p>
+        </w:tc>
+        <w:tc>
+          <w:tcPr>
+            <w:tcW w:w="3005" w:type="dxa"/>
+            <w:tcBorders>
+              <w:top w:val="single" w:sz="4" w:space="0" w:color="D9D9D9"/>
+              <w:left w:val="single" w:sz="4" w:space="0" w:color="D9D9D9"/>
+              <w:bottom w:val="single" w:sz="4" w:space="0" w:color="D9D9D9"/>
+              <w:right w:val="single" w:sz="4" w:space="0" w:color="D9D9D9"/>
+            </w:tcBorders>
+            <w:shd w:val="clear" w:color="auto" w:fill="EEEEEE"/>
+            <w:tcMar>
+              <w:top w:w="70" w:type="dxa"/>
+              <w:left w:w="90" w:type="dxa"/>
+              <w:bottom w:w="70" w:type="dxa"/>
+              <w:right w:w="90" w:type="dxa"/>
+            </w:tcMar>
+            <w:vAlign w:val="center"/>
+          </w:tcPr>
+          <w:p>
+            <w:pPr>
+              <w:spacing w:before="40" w:after="40" w:line="264" w:lineRule="auto"/>
+              <w:ind w:firstLine="0"/>
+              <w:jc w:val="left"/>
+            </w:pPr>
+            <w:r>
+              <w:rPr>
+                <w:b/>
+                <w:sz w:val="24"/>
+              </w:rPr>
+              <w:t>Реализация</w:t>
+            </w:r>
+          </w:p>
+        </w:tc>
+        <w:tc>
+          <w:tcPr>
+            <w:tcW w:w="3061" w:type="dxa"/>
+            <w:tcBorders>
+              <w:top w:val="single" w:sz="4" w:space="0" w:color="D9D9D9"/>
+              <w:left w:val="single" w:sz="4" w:space="0" w:color="D9D9D9"/>
+              <w:bottom w:val="single" w:sz="4" w:space="0" w:color="D9D9D9"/>
+              <w:right w:val="single" w:sz="4" w:space="0" w:color="D9D9D9"/>
+            </w:tcBorders>
+            <w:shd w:val="clear" w:color="auto" w:fill="EEEEEE"/>
+            <w:tcMar>
+              <w:top w:w="70" w:type="dxa"/>
+              <w:left w:w="90" w:type="dxa"/>
+              <w:bottom w:w="70" w:type="dxa"/>
+              <w:right w:w="90" w:type="dxa"/>
+            </w:tcMar>
+            <w:vAlign w:val="center"/>
+          </w:tcPr>
+          <w:p>
+            <w:pPr>
+              <w:spacing w:before="40" w:after="40" w:line="264" w:lineRule="auto"/>
+              <w:ind w:firstLine="0"/>
+              <w:jc w:val="left"/>
+            </w:pPr>
+            <w:r>
+              <w:rPr>
+                <w:b/>
+                <w:sz w:val="24"/>
+              </w:rPr>
+              <w:t>Подтверждение</w:t>
+            </w:r>
+          </w:p>
+        </w:tc>
+      </w:tr>
+      <w:tr>
+        <w:trPr>
+          <w:cantSplit/>
+          <w:jc w:val="center"/>
+        </w:trPr>
+        <w:tc>
+          <w:tcPr>
+            <w:tcW w:w="624" w:type="dxa"/>
+            <w:tcBorders>
+              <w:top w:val="single" w:sz="4" w:space="0" w:color="D9D9D9"/>
+              <w:left w:val="single" w:sz="4" w:space="0" w:color="D9D9D9"/>
+              <w:bottom w:val="single" w:sz="4" w:space="0" w:color="D9D9D9"/>
+              <w:right w:val="single" w:sz="4" w:space="0" w:color="D9D9D9"/>
+            </w:tcBorders>
+            <w:tcMar>
+              <w:top w:w="70" w:type="dxa"/>
+              <w:left w:w="90" w:type="dxa"/>
+              <w:bottom w:w="70" w:type="dxa"/>
+              <w:right w:w="90" w:type="dxa"/>
+            </w:tcMar>
+            <w:vAlign w:val="center"/>
+          </w:tcPr>
+          <w:p>
+            <w:pPr>
+              <w:spacing w:before="40" w:after="40" w:line="264" w:lineRule="auto"/>
+              <w:ind w:firstLine="0"/>
+              <w:jc w:val="left"/>
+            </w:pPr>
+            <w:r>
+              <w:rPr>
+                <w:sz w:val="24"/>
+              </w:rPr>
+              <w:t>1</w:t>
+            </w:r>
+          </w:p>
+        </w:tc>
+        <w:tc>
+          <w:tcPr>
+            <w:tcW w:w="2665" w:type="dxa"/>
+            <w:tcBorders>
+              <w:top w:val="single" w:sz="4" w:space="0" w:color="D9D9D9"/>
+              <w:left w:val="single" w:sz="4" w:space="0" w:color="D9D9D9"/>
+              <w:bottom w:val="single" w:sz="4" w:space="0" w:color="D9D9D9"/>
+              <w:right w:val="single" w:sz="4" w:space="0" w:color="D9D9D9"/>
+            </w:tcBorders>
+            <w:tcMar>
+              <w:top w:w="70" w:type="dxa"/>
+              <w:left w:w="90" w:type="dxa"/>
+              <w:bottom w:w="70" w:type="dxa"/>
+              <w:right w:w="90" w:type="dxa"/>
+            </w:tcMar>
+            <w:vAlign w:val="center"/>
+          </w:tcPr>
+          <w:p>
+            <w:pPr>
+              <w:spacing w:before="40" w:after="40" w:line="264" w:lineRule="auto"/>
+              <w:ind w:firstLine="0"/>
+              <w:jc w:val="left"/>
+            </w:pPr>
+            <w:r>
+              <w:rPr>
+                <w:sz w:val="24"/>
+              </w:rPr>
+              <w:t>Сведения о доставке</w:t>
+            </w:r>
+          </w:p>
+        </w:tc>
+        <w:tc>
+          <w:tcPr>
+            <w:tcW w:w="3005" w:type="dxa"/>
+            <w:tcBorders>
+              <w:top w:val="single" w:sz="4" w:space="0" w:color="D9D9D9"/>
+              <w:left w:val="single" w:sz="4" w:space="0" w:color="D9D9D9"/>
+              <w:bottom w:val="single" w:sz="4" w:space="0" w:color="D9D9D9"/>
+              <w:right w:val="single" w:sz="4" w:space="0" w:color="D9D9D9"/>
+            </w:tcBorders>
+            <w:tcMar>
+              <w:top w:w="70" w:type="dxa"/>
+              <w:left w:w="90" w:type="dxa"/>
+              <w:bottom w:w="70" w:type="dxa"/>
+              <w:right w:w="90" w:type="dxa"/>
+            </w:tcMar>
+            <w:vAlign w:val="center"/>
+          </w:tcPr>
+          <w:p>
+            <w:pPr>
+              <w:spacing w:before="40" w:after="40" w:line="264" w:lineRule="auto"/>
+              <w:ind w:firstLine="0"/>
+              <w:jc w:val="left"/>
+            </w:pPr>
+            <w:r>
+              <w:rPr>
+                <w:sz w:val="24"/>
+              </w:rPr>
+              <w:t>struct Delivery; mapping</w:t>
+            </w:r>
+          </w:p>
+        </w:tc>
+        <w:tc>
+          <w:tcPr>
+            <w:tcW w:w="3061" w:type="dxa"/>
+            <w:tcBorders>
+              <w:top w:val="single" w:sz="4" w:space="0" w:color="D9D9D9"/>
+              <w:left w:val="single" w:sz="4" w:space="0" w:color="D9D9D9"/>
+              <w:bottom w:val="single" w:sz="4" w:space="0" w:color="D9D9D9"/>
+              <w:right w:val="single" w:sz="4" w:space="0" w:color="D9D9D9"/>
+            </w:tcBorders>
+            <w:tcMar>
+              <w:top w:w="70" w:type="dxa"/>
+              <w:left w:w="90" w:type="dxa"/>
+              <w:bottom w:w="70" w:type="dxa"/>
+              <w:right w:w="90" w:type="dxa"/>
+            </w:tcMar>
+            <w:vAlign w:val="center"/>
+          </w:tcPr>
+          <w:p>
+            <w:pPr>
+              <w:spacing w:before="40" w:after="40" w:line="264" w:lineRule="auto"/>
+              <w:ind w:firstLine="0"/>
+              <w:jc w:val="left"/>
+            </w:pPr>
+            <w:r>
+              <w:rPr>
+                <w:sz w:val="24"/>
+              </w:rPr>
+              <w:t>getDelivery; рис. 1</w:t>
+            </w:r>
+          </w:p>
+        </w:tc>
+      </w:tr>
+      <w:tr>
+        <w:trPr>
+          <w:cantSplit/>
+          <w:jc w:val="center"/>
+        </w:trPr>
+        <w:tc>
+          <w:tcPr>
+            <w:tcW w:w="624" w:type="dxa"/>
+            <w:tcBorders>
+              <w:top w:val="single" w:sz="4" w:space="0" w:color="D9D9D9"/>
+              <w:left w:val="single" w:sz="4" w:space="0" w:color="D9D9D9"/>
+              <w:bottom w:val="single" w:sz="4" w:space="0" w:color="D9D9D9"/>
+              <w:right w:val="single" w:sz="4" w:space="0" w:color="D9D9D9"/>
+            </w:tcBorders>
+            <w:tcMar>
+              <w:top w:w="70" w:type="dxa"/>
+              <w:left w:w="90" w:type="dxa"/>
+              <w:bottom w:w="70" w:type="dxa"/>
+              <w:right w:w="90" w:type="dxa"/>
+            </w:tcMar>
+            <w:vAlign w:val="center"/>
+          </w:tcPr>
+          <w:p>
+            <w:pPr>
+              <w:spacing w:before="40" w:after="40" w:line="264" w:lineRule="auto"/>
+              <w:ind w:firstLine="0"/>
+              <w:jc w:val="left"/>
+            </w:pPr>
+            <w:r>
+              <w:rPr>
+                <w:sz w:val="24"/>
+              </w:rPr>
+              <w:t>2</w:t>
+            </w:r>
+          </w:p>
+        </w:tc>
+        <w:tc>
+          <w:tcPr>
+            <w:tcW w:w="2665" w:type="dxa"/>
+            <w:tcBorders>
+              <w:top w:val="single" w:sz="4" w:space="0" w:color="D9D9D9"/>
+              <w:left w:val="single" w:sz="4" w:space="0" w:color="D9D9D9"/>
+              <w:bottom w:val="single" w:sz="4" w:space="0" w:color="D9D9D9"/>
+              <w:right w:val="single" w:sz="4" w:space="0" w:color="D9D9D9"/>
+            </w:tcBorders>
+            <w:tcMar>
+              <w:top w:w="70" w:type="dxa"/>
+              <w:left w:w="90" w:type="dxa"/>
+              <w:bottom w:w="70" w:type="dxa"/>
+              <w:right w:w="90" w:type="dxa"/>
+            </w:tcMar>
+            <w:vAlign w:val="center"/>
+          </w:tcPr>
+          <w:p>
+            <w:pPr>
+              <w:spacing w:before="40" w:after="40" w:line="264" w:lineRule="auto"/>
+              <w:ind w:firstLine="0"/>
+              <w:jc w:val="left"/>
+            </w:pPr>
+            <w:r>
+              <w:rPr>
+                <w:sz w:val="24"/>
+              </w:rPr>
+              <w:t>Набор состояний enum</w:t>
+            </w:r>
+          </w:p>
+        </w:tc>
+        <w:tc>
+          <w:tcPr>
+            <w:tcW w:w="3005" w:type="dxa"/>
+            <w:tcBorders>
+              <w:top w:val="single" w:sz="4" w:space="0" w:color="D9D9D9"/>
+              <w:left w:val="single" w:sz="4" w:space="0" w:color="D9D9D9"/>
+              <w:bottom w:val="single" w:sz="4" w:space="0" w:color="D9D9D9"/>
+              <w:right w:val="single" w:sz="4" w:space="0" w:color="D9D9D9"/>
+            </w:tcBorders>
+            <w:tcMar>
+              <w:top w:w="70" w:type="dxa"/>
+              <w:left w:w="90" w:type="dxa"/>
+              <w:bottom w:w="70" w:type="dxa"/>
+              <w:right w:w="90" w:type="dxa"/>
+            </w:tcMar>
+            <w:vAlign w:val="center"/>
+          </w:tcPr>
+          <w:p>
+            <w:pPr>
+              <w:spacing w:before="40" w:after="40" w:line="264" w:lineRule="auto"/>
+              <w:ind w:firstLine="0"/>
+              <w:jc w:val="left"/>
+            </w:pPr>
+            <w:r>
+              <w:rPr>
+                <w:sz w:val="24"/>
+              </w:rPr>
+              <w:t>Status</w:t>
+            </w:r>
+          </w:p>
+        </w:tc>
+        <w:tc>
+          <w:tcPr>
+            <w:tcW w:w="3061" w:type="dxa"/>
+            <w:tcBorders>
+              <w:top w:val="single" w:sz="4" w:space="0" w:color="D9D9D9"/>
+              <w:left w:val="single" w:sz="4" w:space="0" w:color="D9D9D9"/>
+              <w:bottom w:val="single" w:sz="4" w:space="0" w:color="D9D9D9"/>
+              <w:right w:val="single" w:sz="4" w:space="0" w:color="D9D9D9"/>
+            </w:tcBorders>
+            <w:tcMar>
+              <w:top w:w="70" w:type="dxa"/>
+              <w:left w:w="90" w:type="dxa"/>
+              <w:bottom w:w="70" w:type="dxa"/>
+              <w:right w:w="90" w:type="dxa"/>
+            </w:tcMar>
+            <w:vAlign w:val="center"/>
+          </w:tcPr>
+          <w:p>
+            <w:pPr>
+              <w:spacing w:before="40" w:after="40" w:line="264" w:lineRule="auto"/>
+              <w:ind w:firstLine="0"/>
+              <w:jc w:val="left"/>
+            </w:pPr>
+            <w:r>
+              <w:rPr>
+                <w:sz w:val="24"/>
+              </w:rPr>
+              <w:t>Числовые значения 0–4</w:t>
+            </w:r>
+          </w:p>
+        </w:tc>
+      </w:tr>
+      <w:tr>
+        <w:trPr>
+          <w:cantSplit/>
+          <w:jc w:val="center"/>
+        </w:trPr>
+        <w:tc>
+          <w:tcPr>
+            <w:tcW w:w="624" w:type="dxa"/>
+            <w:tcBorders>
+              <w:top w:val="single" w:sz="4" w:space="0" w:color="D9D9D9"/>
+              <w:left w:val="single" w:sz="4" w:space="0" w:color="D9D9D9"/>
+              <w:bottom w:val="single" w:sz="4" w:space="0" w:color="D9D9D9"/>
+              <w:right w:val="single" w:sz="4" w:space="0" w:color="D9D9D9"/>
+            </w:tcBorders>
+            <w:tcMar>
+              <w:top w:w="70" w:type="dxa"/>
+              <w:left w:w="90" w:type="dxa"/>
+              <w:bottom w:w="70" w:type="dxa"/>
+              <w:right w:w="90" w:type="dxa"/>
+            </w:tcMar>
+            <w:vAlign w:val="center"/>
+          </w:tcPr>
+          <w:p>
+            <w:pPr>
+              <w:spacing w:before="40" w:after="40" w:line="264" w:lineRule="auto"/>
+              <w:ind w:firstLine="0"/>
+              <w:jc w:val="left"/>
+            </w:pPr>
+            <w:r>
+              <w:rPr>
+                <w:sz w:val="24"/>
+              </w:rPr>
+              <w:t>3</w:t>
+            </w:r>
+          </w:p>
+        </w:tc>
+        <w:tc>
+          <w:tcPr>
+            <w:tcW w:w="2665" w:type="dxa"/>
+            <w:tcBorders>
+              <w:top w:val="single" w:sz="4" w:space="0" w:color="D9D9D9"/>
+              <w:left w:val="single" w:sz="4" w:space="0" w:color="D9D9D9"/>
+              <w:bottom w:val="single" w:sz="4" w:space="0" w:color="D9D9D9"/>
+              <w:right w:val="single" w:sz="4" w:space="0" w:color="D9D9D9"/>
+            </w:tcBorders>
+            <w:tcMar>
+              <w:top w:w="70" w:type="dxa"/>
+              <w:left w:w="90" w:type="dxa"/>
+              <w:bottom w:w="70" w:type="dxa"/>
+              <w:right w:w="90" w:type="dxa"/>
+            </w:tcMar>
+            <w:vAlign w:val="center"/>
+          </w:tcPr>
+          <w:p>
+            <w:pPr>
+              <w:spacing w:before="40" w:after="40" w:line="264" w:lineRule="auto"/>
+              <w:ind w:firstLine="0"/>
+              <w:jc w:val="left"/>
+            </w:pPr>
+            <w:r>
+              <w:rPr>
+                <w:sz w:val="24"/>
+              </w:rPr>
+              <w:t>Создание и чтение</w:t>
+            </w:r>
+          </w:p>
+        </w:tc>
+        <w:tc>
+          <w:tcPr>
+            <w:tcW w:w="3005" w:type="dxa"/>
+            <w:tcBorders>
+              <w:top w:val="single" w:sz="4" w:space="0" w:color="D9D9D9"/>
+              <w:left w:val="single" w:sz="4" w:space="0" w:color="D9D9D9"/>
+              <w:bottom w:val="single" w:sz="4" w:space="0" w:color="D9D9D9"/>
+              <w:right w:val="single" w:sz="4" w:space="0" w:color="D9D9D9"/>
+            </w:tcBorders>
+            <w:tcMar>
+              <w:top w:w="70" w:type="dxa"/>
+              <w:left w:w="90" w:type="dxa"/>
+              <w:bottom w:w="70" w:type="dxa"/>
+              <w:right w:w="90" w:type="dxa"/>
+            </w:tcMar>
+            <w:vAlign w:val="center"/>
+          </w:tcPr>
+          <w:p>
+            <w:pPr>
+              <w:spacing w:before="40" w:after="40" w:line="264" w:lineRule="auto"/>
+              <w:ind w:firstLine="0"/>
+              <w:jc w:val="left"/>
+            </w:pPr>
+            <w:r>
+              <w:rPr>
+                <w:sz w:val="24"/>
+              </w:rPr>
+              <w:t>createDelivery, getDelivery</w:t>
+            </w:r>
+          </w:p>
+        </w:tc>
+        <w:tc>
+          <w:tcPr>
+            <w:tcW w:w="3061" w:type="dxa"/>
+            <w:tcBorders>
+              <w:top w:val="single" w:sz="4" w:space="0" w:color="D9D9D9"/>
+              <w:left w:val="single" w:sz="4" w:space="0" w:color="D9D9D9"/>
+              <w:bottom w:val="single" w:sz="4" w:space="0" w:color="D9D9D9"/>
+              <w:right w:val="single" w:sz="4" w:space="0" w:color="D9D9D9"/>
+            </w:tcBorders>
+            <w:tcMar>
+              <w:top w:w="70" w:type="dxa"/>
+              <w:left w:w="90" w:type="dxa"/>
+              <w:bottom w:w="70" w:type="dxa"/>
+              <w:right w:w="90" w:type="dxa"/>
+            </w:tcMar>
+            <w:vAlign w:val="center"/>
+          </w:tcPr>
+          <w:p>
+            <w:pPr>
+              <w:spacing w:before="40" w:after="40" w:line="264" w:lineRule="auto"/>
+              <w:ind w:firstLine="0"/>
+              <w:jc w:val="left"/>
+            </w:pPr>
+            <w:r>
+              <w:rPr>
+                <w:sz w:val="24"/>
+              </w:rPr>
+              <w:t>Заказ 101; status 0</w:t>
+            </w:r>
+          </w:p>
+        </w:tc>
+      </w:tr>
+      <w:tr>
+        <w:trPr>
+          <w:cantSplit/>
+          <w:jc w:val="center"/>
+        </w:trPr>
+        <w:tc>
+          <w:tcPr>
+            <w:tcW w:w="624" w:type="dxa"/>
+            <w:tcBorders>
+              <w:top w:val="single" w:sz="4" w:space="0" w:color="D9D9D9"/>
+              <w:left w:val="single" w:sz="4" w:space="0" w:color="D9D9D9"/>
+              <w:bottom w:val="single" w:sz="4" w:space="0" w:color="D9D9D9"/>
+              <w:right w:val="single" w:sz="4" w:space="0" w:color="D9D9D9"/>
+            </w:tcBorders>
+            <w:tcMar>
+              <w:top w:w="70" w:type="dxa"/>
+              <w:left w:w="90" w:type="dxa"/>
+              <w:bottom w:w="70" w:type="dxa"/>
+              <w:right w:w="90" w:type="dxa"/>
+            </w:tcMar>
+            <w:vAlign w:val="center"/>
+          </w:tcPr>
+          <w:p>
+            <w:pPr>
+              <w:spacing w:before="40" w:after="40" w:line="264" w:lineRule="auto"/>
+              <w:ind w:firstLine="0"/>
+              <w:jc w:val="left"/>
+            </w:pPr>
+            <w:r>
+              <w:rPr>
+                <w:sz w:val="24"/>
+              </w:rPr>
+              <w:t>4</w:t>
+            </w:r>
+          </w:p>
+        </w:tc>
+        <w:tc>
+          <w:tcPr>
+            <w:tcW w:w="2665" w:type="dxa"/>
+            <w:tcBorders>
+              <w:top w:val="single" w:sz="4" w:space="0" w:color="D9D9D9"/>
+              <w:left w:val="single" w:sz="4" w:space="0" w:color="D9D9D9"/>
+              <w:bottom w:val="single" w:sz="4" w:space="0" w:color="D9D9D9"/>
+              <w:right w:val="single" w:sz="4" w:space="0" w:color="D9D9D9"/>
+            </w:tcBorders>
+            <w:tcMar>
+              <w:top w:w="70" w:type="dxa"/>
+              <w:left w:w="90" w:type="dxa"/>
+              <w:bottom w:w="70" w:type="dxa"/>
+              <w:right w:w="90" w:type="dxa"/>
+            </w:tcMar>
+            <w:vAlign w:val="center"/>
+          </w:tcPr>
+          <w:p>
+            <w:pPr>
+              <w:spacing w:before="40" w:after="40" w:line="264" w:lineRule="auto"/>
+              <w:ind w:firstLine="0"/>
+              <w:jc w:val="left"/>
+            </w:pPr>
+            <w:r>
+              <w:rPr>
+                <w:sz w:val="24"/>
+              </w:rPr>
+              <w:t>Контроль переходов</w:t>
+            </w:r>
+          </w:p>
+        </w:tc>
+        <w:tc>
+          <w:tcPr>
+            <w:tcW w:w="3005" w:type="dxa"/>
+            <w:tcBorders>
+              <w:top w:val="single" w:sz="4" w:space="0" w:color="D9D9D9"/>
+              <w:left w:val="single" w:sz="4" w:space="0" w:color="D9D9D9"/>
+              <w:bottom w:val="single" w:sz="4" w:space="0" w:color="D9D9D9"/>
+              <w:right w:val="single" w:sz="4" w:space="0" w:color="D9D9D9"/>
+            </w:tcBorders>
+            <w:tcMar>
+              <w:top w:w="70" w:type="dxa"/>
+              <w:left w:w="90" w:type="dxa"/>
+              <w:bottom w:w="70" w:type="dxa"/>
+              <w:right w:w="90" w:type="dxa"/>
+            </w:tcMar>
+            <w:vAlign w:val="center"/>
+          </w:tcPr>
+          <w:p>
+            <w:pPr>
+              <w:spacing w:before="40" w:after="40" w:line="264" w:lineRule="auto"/>
+              <w:ind w:firstLine="0"/>
+              <w:jc w:val="left"/>
+            </w:pPr>
+            <w:r>
+              <w:rPr>
+                <w:sz w:val="24"/>
+              </w:rPr>
+              <w:t>expect, change</w:t>
+            </w:r>
+          </w:p>
+        </w:tc>
+        <w:tc>
+          <w:tcPr>
+            <w:tcW w:w="3061" w:type="dxa"/>
+            <w:tcBorders>
+              <w:top w:val="single" w:sz="4" w:space="0" w:color="D9D9D9"/>
+              <w:left w:val="single" w:sz="4" w:space="0" w:color="D9D9D9"/>
+              <w:bottom w:val="single" w:sz="4" w:space="0" w:color="D9D9D9"/>
+              <w:right w:val="single" w:sz="4" w:space="0" w:color="D9D9D9"/>
+            </w:tcBorders>
+            <w:tcMar>
+              <w:top w:w="70" w:type="dxa"/>
+              <w:left w:w="90" w:type="dxa"/>
+              <w:bottom w:w="70" w:type="dxa"/>
+              <w:right w:w="90" w:type="dxa"/>
+            </w:tcMar>
+            <w:vAlign w:val="center"/>
+          </w:tcPr>
+          <w:p>
+            <w:pPr>
+              <w:spacing w:before="40" w:after="40" w:line="264" w:lineRule="auto"/>
+              <w:ind w:firstLine="0"/>
+              <w:jc w:val="left"/>
+            </w:pPr>
+            <w:r>
+              <w:rPr>
+                <w:sz w:val="24"/>
+              </w:rPr>
+              <w:t>InvalidTransition; рис. 3</w:t>
+            </w:r>
+          </w:p>
+        </w:tc>
+      </w:tr>
+      <w:tr>
+        <w:trPr>
+          <w:cantSplit/>
+          <w:jc w:val="center"/>
+        </w:trPr>
+        <w:tc>
+          <w:tcPr>
+            <w:tcW w:w="624" w:type="dxa"/>
+            <w:tcBorders>
+              <w:top w:val="single" w:sz="4" w:space="0" w:color="D9D9D9"/>
+              <w:left w:val="single" w:sz="4" w:space="0" w:color="D9D9D9"/>
+              <w:bottom w:val="single" w:sz="4" w:space="0" w:color="D9D9D9"/>
+              <w:right w:val="single" w:sz="4" w:space="0" w:color="D9D9D9"/>
+            </w:tcBorders>
+            <w:tcMar>
+              <w:top w:w="70" w:type="dxa"/>
+              <w:left w:w="90" w:type="dxa"/>
+              <w:bottom w:w="70" w:type="dxa"/>
+              <w:right w:w="90" w:type="dxa"/>
+            </w:tcMar>
+            <w:vAlign w:val="center"/>
+          </w:tcPr>
+          <w:p>
+            <w:pPr>
+              <w:spacing w:before="40" w:after="40" w:line="264" w:lineRule="auto"/>
+              <w:ind w:firstLine="0"/>
+              <w:jc w:val="left"/>
+            </w:pPr>
+            <w:r>
+              <w:rPr>
+                <w:sz w:val="24"/>
+              </w:rPr>
+              <w:t>5</w:t>
+            </w:r>
+          </w:p>
+        </w:tc>
+        <w:tc>
+          <w:tcPr>
+            <w:tcW w:w="2665" w:type="dxa"/>
+            <w:tcBorders>
+              <w:top w:val="single" w:sz="4" w:space="0" w:color="D9D9D9"/>
+              <w:left w:val="single" w:sz="4" w:space="0" w:color="D9D9D9"/>
+              <w:bottom w:val="single" w:sz="4" w:space="0" w:color="D9D9D9"/>
+              <w:right w:val="single" w:sz="4" w:space="0" w:color="D9D9D9"/>
+            </w:tcBorders>
+            <w:tcMar>
+              <w:top w:w="70" w:type="dxa"/>
+              <w:left w:w="90" w:type="dxa"/>
+              <w:bottom w:w="70" w:type="dxa"/>
+              <w:right w:w="90" w:type="dxa"/>
+            </w:tcMar>
+            <w:vAlign w:val="center"/>
+          </w:tcPr>
+          <w:p>
+            <w:pPr>
+              <w:spacing w:before="40" w:after="40" w:line="264" w:lineRule="auto"/>
+              <w:ind w:firstLine="0"/>
+              <w:jc w:val="left"/>
+            </w:pPr>
+            <w:r>
+              <w:rPr>
+                <w:sz w:val="24"/>
+              </w:rPr>
+              <w:t>Минимум две роли</w:t>
+            </w:r>
+          </w:p>
+        </w:tc>
+        <w:tc>
+          <w:tcPr>
+            <w:tcW w:w="3005" w:type="dxa"/>
+            <w:tcBorders>
+              <w:top w:val="single" w:sz="4" w:space="0" w:color="D9D9D9"/>
+              <w:left w:val="single" w:sz="4" w:space="0" w:color="D9D9D9"/>
+              <w:bottom w:val="single" w:sz="4" w:space="0" w:color="D9D9D9"/>
+              <w:right w:val="single" w:sz="4" w:space="0" w:color="D9D9D9"/>
+            </w:tcBorders>
+            <w:tcMar>
+              <w:top w:w="70" w:type="dxa"/>
+              <w:left w:w="90" w:type="dxa"/>
+              <w:bottom w:w="70" w:type="dxa"/>
+              <w:right w:w="90" w:type="dxa"/>
+            </w:tcMar>
+            <w:vAlign w:val="center"/>
+          </w:tcPr>
+          <w:p>
+            <w:pPr>
+              <w:spacing w:before="40" w:after="40" w:line="264" w:lineRule="auto"/>
+              <w:ind w:firstLine="0"/>
+              <w:jc w:val="left"/>
+            </w:pPr>
+            <w:r>
+              <w:rPr>
+                <w:sz w:val="24"/>
+              </w:rPr>
+              <w:t>customer, operator, courier</w:t>
+            </w:r>
+          </w:p>
+        </w:tc>
+        <w:tc>
+          <w:tcPr>
+            <w:tcW w:w="3061" w:type="dxa"/>
+            <w:tcBorders>
+              <w:top w:val="single" w:sz="4" w:space="0" w:color="D9D9D9"/>
+              <w:left w:val="single" w:sz="4" w:space="0" w:color="D9D9D9"/>
+              <w:bottom w:val="single" w:sz="4" w:space="0" w:color="D9D9D9"/>
+              <w:right w:val="single" w:sz="4" w:space="0" w:color="D9D9D9"/>
+            </w:tcBorders>
+            <w:tcMar>
+              <w:top w:w="70" w:type="dxa"/>
+              <w:left w:w="90" w:type="dxa"/>
+              <w:bottom w:w="70" w:type="dxa"/>
+              <w:right w:w="90" w:type="dxa"/>
+            </w:tcMar>
+            <w:vAlign w:val="center"/>
+          </w:tcPr>
+          <w:p>
+            <w:pPr>
+              <w:spacing w:before="40" w:after="40" w:line="264" w:lineRule="auto"/>
+              <w:ind w:firstLine="0"/>
+              <w:jc w:val="left"/>
+            </w:pPr>
+            <w:r>
+              <w:rPr>
+                <w:sz w:val="24"/>
+              </w:rPr>
+              <w:t>Unauthorized; рис. 2</w:t>
+            </w:r>
+          </w:p>
+        </w:tc>
+      </w:tr>
+      <w:tr>
+        <w:trPr>
+          <w:cantSplit/>
+          <w:jc w:val="center"/>
+        </w:trPr>
+        <w:tc>
+          <w:tcPr>
+            <w:tcW w:w="624" w:type="dxa"/>
+            <w:tcBorders>
+              <w:top w:val="single" w:sz="4" w:space="0" w:color="D9D9D9"/>
+              <w:left w:val="single" w:sz="4" w:space="0" w:color="D9D9D9"/>
+              <w:bottom w:val="single" w:sz="4" w:space="0" w:color="D9D9D9"/>
+              <w:right w:val="single" w:sz="4" w:space="0" w:color="D9D9D9"/>
+            </w:tcBorders>
+            <w:tcMar>
+              <w:top w:w="70" w:type="dxa"/>
+              <w:left w:w="90" w:type="dxa"/>
+              <w:bottom w:w="70" w:type="dxa"/>
+              <w:right w:w="90" w:type="dxa"/>
+            </w:tcMar>
+            <w:vAlign w:val="center"/>
+          </w:tcPr>
+          <w:p>
+            <w:pPr>
+              <w:spacing w:before="40" w:after="40" w:line="264" w:lineRule="auto"/>
+              <w:ind w:firstLine="0"/>
+              <w:jc w:val="left"/>
+            </w:pPr>
+            <w:r>
+              <w:rPr>
+                <w:sz w:val="24"/>
+              </w:rPr>
+              <w:t>6</w:t>
+            </w:r>
+          </w:p>
+        </w:tc>
+        <w:tc>
+          <w:tcPr>
+            <w:tcW w:w="2665" w:type="dxa"/>
+            <w:tcBorders>
+              <w:top w:val="single" w:sz="4" w:space="0" w:color="D9D9D9"/>
+              <w:left w:val="single" w:sz="4" w:space="0" w:color="D9D9D9"/>
+              <w:bottom w:val="single" w:sz="4" w:space="0" w:color="D9D9D9"/>
+              <w:right w:val="single" w:sz="4" w:space="0" w:color="D9D9D9"/>
+            </w:tcBorders>
+            <w:tcMar>
+              <w:top w:w="70" w:type="dxa"/>
+              <w:left w:w="90" w:type="dxa"/>
+              <w:bottom w:w="70" w:type="dxa"/>
+              <w:right w:w="90" w:type="dxa"/>
+            </w:tcMar>
+            <w:vAlign w:val="center"/>
+          </w:tcPr>
+          <w:p>
+            <w:pPr>
+              <w:spacing w:before="40" w:after="40" w:line="264" w:lineRule="auto"/>
+              <w:ind w:firstLine="0"/>
+              <w:jc w:val="left"/>
+            </w:pPr>
+            <w:r>
+              <w:rPr>
+                <w:sz w:val="24"/>
+              </w:rPr>
+              <w:t>Проверка условий</w:t>
+            </w:r>
+          </w:p>
+        </w:tc>
+        <w:tc>
+          <w:tcPr>
+            <w:tcW w:w="3005" w:type="dxa"/>
+            <w:tcBorders>
+              <w:top w:val="single" w:sz="4" w:space="0" w:color="D9D9D9"/>
+              <w:left w:val="single" w:sz="4" w:space="0" w:color="D9D9D9"/>
+              <w:bottom w:val="single" w:sz="4" w:space="0" w:color="D9D9D9"/>
+              <w:right w:val="single" w:sz="4" w:space="0" w:color="D9D9D9"/>
+            </w:tcBorders>
+            <w:tcMar>
+              <w:top w:w="70" w:type="dxa"/>
+              <w:left w:w="90" w:type="dxa"/>
+              <w:bottom w:w="70" w:type="dxa"/>
+              <w:right w:w="90" w:type="dxa"/>
+            </w:tcMar>
+            <w:vAlign w:val="center"/>
+          </w:tcPr>
+          <w:p>
+            <w:pPr>
+              <w:spacing w:before="40" w:after="40" w:line="264" w:lineRule="auto"/>
+              <w:ind w:firstLine="0"/>
+              <w:jc w:val="left"/>
+            </w:pPr>
+            <w:r>
+              <w:rPr>
+                <w:sz w:val="24"/>
+              </w:rPr>
+              <w:t>require, exists, onlyCourier</w:t>
+            </w:r>
+          </w:p>
+        </w:tc>
+        <w:tc>
+          <w:tcPr>
+            <w:tcW w:w="3061" w:type="dxa"/>
+            <w:tcBorders>
+              <w:top w:val="single" w:sz="4" w:space="0" w:color="D9D9D9"/>
+              <w:left w:val="single" w:sz="4" w:space="0" w:color="D9D9D9"/>
+              <w:bottom w:val="single" w:sz="4" w:space="0" w:color="D9D9D9"/>
+              <w:right w:val="single" w:sz="4" w:space="0" w:color="D9D9D9"/>
+            </w:tcBorders>
+            <w:tcMar>
+              <w:top w:w="70" w:type="dxa"/>
+              <w:left w:w="90" w:type="dxa"/>
+              <w:bottom w:w="70" w:type="dxa"/>
+              <w:right w:w="90" w:type="dxa"/>
+            </w:tcMar>
+            <w:vAlign w:val="center"/>
+          </w:tcPr>
+          <w:p>
+            <w:pPr>
+              <w:spacing w:before="40" w:after="40" w:line="264" w:lineRule="auto"/>
+              <w:ind w:firstLine="0"/>
+              <w:jc w:val="left"/>
+            </w:pPr>
+            <w:r>
+              <w:rPr>
+                <w:sz w:val="24"/>
+              </w:rPr>
+              <w:t>Отклонённые операции</w:t>
+            </w:r>
+          </w:p>
+        </w:tc>
+      </w:tr>
+      <w:tr>
+        <w:trPr>
+          <w:cantSplit/>
+          <w:jc w:val="center"/>
+        </w:trPr>
+        <w:tc>
+          <w:tcPr>
+            <w:tcW w:w="624" w:type="dxa"/>
+            <w:tcBorders>
+              <w:top w:val="single" w:sz="4" w:space="0" w:color="D9D9D9"/>
+              <w:left w:val="single" w:sz="4" w:space="0" w:color="D9D9D9"/>
+              <w:bottom w:val="single" w:sz="4" w:space="0" w:color="D9D9D9"/>
+              <w:right w:val="single" w:sz="4" w:space="0" w:color="D9D9D9"/>
+            </w:tcBorders>
+            <w:tcMar>
+              <w:top w:w="70" w:type="dxa"/>
+              <w:left w:w="90" w:type="dxa"/>
+              <w:bottom w:w="70" w:type="dxa"/>
+              <w:right w:w="90" w:type="dxa"/>
+            </w:tcMar>
+            <w:vAlign w:val="center"/>
+          </w:tcPr>
+          <w:p>
+            <w:pPr>
+              <w:spacing w:before="40" w:after="40" w:line="264" w:lineRule="auto"/>
+              <w:ind w:firstLine="0"/>
+              <w:jc w:val="left"/>
+            </w:pPr>
+            <w:r>
+              <w:rPr>
+                <w:sz w:val="24"/>
+              </w:rPr>
+              <w:t>7</w:t>
+            </w:r>
+          </w:p>
+        </w:tc>
+        <w:tc>
+          <w:tcPr>
+            <w:tcW w:w="2665" w:type="dxa"/>
+            <w:tcBorders>
+              <w:top w:val="single" w:sz="4" w:space="0" w:color="D9D9D9"/>
+              <w:left w:val="single" w:sz="4" w:space="0" w:color="D9D9D9"/>
+              <w:bottom w:val="single" w:sz="4" w:space="0" w:color="D9D9D9"/>
+              <w:right w:val="single" w:sz="4" w:space="0" w:color="D9D9D9"/>
+            </w:tcBorders>
+            <w:tcMar>
+              <w:top w:w="70" w:type="dxa"/>
+              <w:left w:w="90" w:type="dxa"/>
+              <w:bottom w:w="70" w:type="dxa"/>
+              <w:right w:w="90" w:type="dxa"/>
+            </w:tcMar>
+            <w:vAlign w:val="center"/>
+          </w:tcPr>
+          <w:p>
+            <w:pPr>
+              <w:spacing w:before="40" w:after="40" w:line="264" w:lineRule="auto"/>
+              <w:ind w:firstLine="0"/>
+              <w:jc w:val="left"/>
+            </w:pPr>
+            <w:r>
+              <w:rPr>
+                <w:sz w:val="24"/>
+              </w:rPr>
+              <w:t>События изменений</w:t>
+            </w:r>
+          </w:p>
+        </w:tc>
+        <w:tc>
+          <w:tcPr>
+            <w:tcW w:w="3005" w:type="dxa"/>
+            <w:tcBorders>
+              <w:top w:val="single" w:sz="4" w:space="0" w:color="D9D9D9"/>
+              <w:left w:val="single" w:sz="4" w:space="0" w:color="D9D9D9"/>
+              <w:bottom w:val="single" w:sz="4" w:space="0" w:color="D9D9D9"/>
+              <w:right w:val="single" w:sz="4" w:space="0" w:color="D9D9D9"/>
+            </w:tcBorders>
+            <w:tcMar>
+              <w:top w:w="70" w:type="dxa"/>
+              <w:left w:w="90" w:type="dxa"/>
+              <w:bottom w:w="70" w:type="dxa"/>
+              <w:right w:w="90" w:type="dxa"/>
+            </w:tcMar>
+            <w:vAlign w:val="center"/>
+          </w:tcPr>
+          <w:p>
+            <w:pPr>
+              <w:spacing w:before="40" w:after="40" w:line="264" w:lineRule="auto"/>
+              <w:ind w:firstLine="0"/>
+              <w:jc w:val="left"/>
+            </w:pPr>
+            <w:r>
+              <w:rPr>
+                <w:sz w:val="24"/>
+              </w:rPr>
+              <w:t>Три event</w:t>
+            </w:r>
+          </w:p>
+        </w:tc>
+        <w:tc>
+          <w:tcPr>
+            <w:tcW w:w="3061" w:type="dxa"/>
+            <w:tcBorders>
+              <w:top w:val="single" w:sz="4" w:space="0" w:color="D9D9D9"/>
+              <w:left w:val="single" w:sz="4" w:space="0" w:color="D9D9D9"/>
+              <w:bottom w:val="single" w:sz="4" w:space="0" w:color="D9D9D9"/>
+              <w:right w:val="single" w:sz="4" w:space="0" w:color="D9D9D9"/>
+            </w:tcBorders>
+            <w:tcMar>
+              <w:top w:w="70" w:type="dxa"/>
+              <w:left w:w="90" w:type="dxa"/>
+              <w:bottom w:w="70" w:type="dxa"/>
+              <w:right w:w="90" w:type="dxa"/>
+            </w:tcMar>
+            <w:vAlign w:val="center"/>
+          </w:tcPr>
+          <w:p>
+            <w:pPr>
+              <w:spacing w:before="40" w:after="40" w:line="264" w:lineRule="auto"/>
+              <w:ind w:firstLine="0"/>
+              <w:jc w:val="left"/>
+            </w:pPr>
+            <w:r>
+              <w:rPr>
+                <w:sz w:val="24"/>
+              </w:rPr>
+              <w:t>logs успешных транзакций</w:t>
+            </w:r>
+          </w:p>
+        </w:tc>
+      </w:tr>
+      <w:tr>
+        <w:trPr>
+          <w:cantSplit/>
+          <w:jc w:val="center"/>
+        </w:trPr>
+        <w:tc>
+          <w:tcPr>
+            <w:tcW w:w="624" w:type="dxa"/>
+            <w:tcBorders>
+              <w:top w:val="single" w:sz="4" w:space="0" w:color="D9D9D9"/>
+              <w:left w:val="single" w:sz="4" w:space="0" w:color="D9D9D9"/>
+              <w:bottom w:val="single" w:sz="4" w:space="0" w:color="D9D9D9"/>
+              <w:right w:val="single" w:sz="4" w:space="0" w:color="D9D9D9"/>
+            </w:tcBorders>
+            <w:tcMar>
+              <w:top w:w="70" w:type="dxa"/>
+              <w:left w:w="90" w:type="dxa"/>
+              <w:bottom w:w="70" w:type="dxa"/>
+              <w:right w:w="90" w:type="dxa"/>
+            </w:tcMar>
+            <w:vAlign w:val="center"/>
+          </w:tcPr>
+          <w:p>
+            <w:pPr>
+              <w:spacing w:before="40" w:after="40" w:line="264" w:lineRule="auto"/>
+              <w:ind w:firstLine="0"/>
+              <w:jc w:val="left"/>
+            </w:pPr>
+            <w:r>
+              <w:rPr>
+                <w:sz w:val="24"/>
+              </w:rPr>
+              <w:t>8</w:t>
+            </w:r>
+          </w:p>
+        </w:tc>
+        <w:tc>
+          <w:tcPr>
+            <w:tcW w:w="2665" w:type="dxa"/>
+            <w:tcBorders>
+              <w:top w:val="single" w:sz="4" w:space="0" w:color="D9D9D9"/>
+              <w:left w:val="single" w:sz="4" w:space="0" w:color="D9D9D9"/>
+              <w:bottom w:val="single" w:sz="4" w:space="0" w:color="D9D9D9"/>
+              <w:right w:val="single" w:sz="4" w:space="0" w:color="D9D9D9"/>
+            </w:tcBorders>
+            <w:tcMar>
+              <w:top w:w="70" w:type="dxa"/>
+              <w:left w:w="90" w:type="dxa"/>
+              <w:bottom w:w="70" w:type="dxa"/>
+              <w:right w:w="90" w:type="dxa"/>
+            </w:tcMar>
+            <w:vAlign w:val="center"/>
+          </w:tcPr>
+          <w:p>
+            <w:pPr>
+              <w:spacing w:before="40" w:after="40" w:line="264" w:lineRule="auto"/>
+              <w:ind w:firstLine="0"/>
+              <w:jc w:val="left"/>
+            </w:pPr>
+            <w:r>
+              <w:rPr>
+                <w:sz w:val="24"/>
+              </w:rPr>
+              <w:t>Развёртывание и полный цикл</w:t>
+            </w:r>
+          </w:p>
+        </w:tc>
+        <w:tc>
+          <w:tcPr>
+            <w:tcW w:w="3005" w:type="dxa"/>
+            <w:tcBorders>
+              <w:top w:val="single" w:sz="4" w:space="0" w:color="D9D9D9"/>
+              <w:left w:val="single" w:sz="4" w:space="0" w:color="D9D9D9"/>
+              <w:bottom w:val="single" w:sz="4" w:space="0" w:color="D9D9D9"/>
+              <w:right w:val="single" w:sz="4" w:space="0" w:color="D9D9D9"/>
+            </w:tcBorders>
+            <w:tcMar>
+              <w:top w:w="70" w:type="dxa"/>
+              <w:left w:w="90" w:type="dxa"/>
+              <w:bottom w:w="70" w:type="dxa"/>
+              <w:right w:w="90" w:type="dxa"/>
+            </w:tcMar>
+            <w:vAlign w:val="center"/>
+          </w:tcPr>
+          <w:p>
+            <w:pPr>
+              <w:spacing w:before="40" w:after="40" w:line="264" w:lineRule="auto"/>
+              <w:ind w:firstLine="0"/>
+              <w:jc w:val="left"/>
+            </w:pPr>
+            <w:r>
+              <w:rPr>
+                <w:sz w:val="24"/>
+              </w:rPr>
+              <w:t>Remix VM Osaka</w:t>
+            </w:r>
+          </w:p>
+        </w:tc>
+        <w:tc>
+          <w:tcPr>
+            <w:tcW w:w="3061" w:type="dxa"/>
+            <w:tcBorders>
+              <w:top w:val="single" w:sz="4" w:space="0" w:color="D9D9D9"/>
+              <w:left w:val="single" w:sz="4" w:space="0" w:color="D9D9D9"/>
+              <w:bottom w:val="single" w:sz="4" w:space="0" w:color="D9D9D9"/>
+              <w:right w:val="single" w:sz="4" w:space="0" w:color="D9D9D9"/>
+            </w:tcBorders>
+            <w:tcMar>
+              <w:top w:w="70" w:type="dxa"/>
+              <w:left w:w="90" w:type="dxa"/>
+              <w:bottom w:w="70" w:type="dxa"/>
+              <w:right w:w="90" w:type="dxa"/>
+            </w:tcMar>
+            <w:vAlign w:val="center"/>
+          </w:tcPr>
+          <w:p>
+            <w:pPr>
+              <w:spacing w:before="40" w:after="40" w:line="264" w:lineRule="auto"/>
+              <w:ind w:firstLine="0"/>
+              <w:jc w:val="left"/>
+            </w:pPr>
+            <w:r>
+              <w:rPr>
+                <w:sz w:val="24"/>
+              </w:rPr>
+              <w:t>status 3; рис. 4</w:t>
+            </w:r>
+          </w:p>
+        </w:tc>
+      </w:tr>
+      <w:tr>
+        <w:trPr>
+          <w:cantSplit/>
+          <w:jc w:val="center"/>
+        </w:trPr>
+        <w:tc>
+          <w:tcPr>
+            <w:tcW w:w="624" w:type="dxa"/>
+            <w:tcBorders>
+              <w:top w:val="single" w:sz="4" w:space="0" w:color="D9D9D9"/>
+              <w:left w:val="single" w:sz="4" w:space="0" w:color="D9D9D9"/>
+              <w:bottom w:val="single" w:sz="4" w:space="0" w:color="D9D9D9"/>
+              <w:right w:val="single" w:sz="4" w:space="0" w:color="D9D9D9"/>
+            </w:tcBorders>
+            <w:tcMar>
+              <w:top w:w="70" w:type="dxa"/>
+              <w:left w:w="90" w:type="dxa"/>
+              <w:bottom w:w="70" w:type="dxa"/>
+              <w:right w:w="90" w:type="dxa"/>
+            </w:tcMar>
+            <w:vAlign w:val="center"/>
+          </w:tcPr>
+          <w:p>
+            <w:pPr>
+              <w:spacing w:before="40" w:after="40" w:line="264" w:lineRule="auto"/>
+              <w:ind w:firstLine="0"/>
+              <w:jc w:val="left"/>
+            </w:pPr>
+            <w:r>
+              <w:rPr>
+                <w:sz w:val="24"/>
+              </w:rPr>
+              <w:t>9</w:t>
+            </w:r>
+          </w:p>
+        </w:tc>
+        <w:tc>
+          <w:tcPr>
+            <w:tcW w:w="2665" w:type="dxa"/>
+            <w:tcBorders>
+              <w:top w:val="single" w:sz="4" w:space="0" w:color="D9D9D9"/>
+              <w:left w:val="single" w:sz="4" w:space="0" w:color="D9D9D9"/>
+              <w:bottom w:val="single" w:sz="4" w:space="0" w:color="D9D9D9"/>
+              <w:right w:val="single" w:sz="4" w:space="0" w:color="D9D9D9"/>
+            </w:tcBorders>
+            <w:tcMar>
+              <w:top w:w="70" w:type="dxa"/>
+              <w:left w:w="90" w:type="dxa"/>
+              <w:bottom w:w="70" w:type="dxa"/>
+              <w:right w:w="90" w:type="dxa"/>
+            </w:tcMar>
+            <w:vAlign w:val="center"/>
+          </w:tcPr>
+          <w:p>
+            <w:pPr>
+              <w:spacing w:before="40" w:after="40" w:line="264" w:lineRule="auto"/>
+              <w:ind w:firstLine="0"/>
+              <w:jc w:val="left"/>
+            </w:pPr>
+            <w:r>
+              <w:rPr>
+                <w:sz w:val="24"/>
+              </w:rPr>
+              <w:t>Запрещённая операция</w:t>
+            </w:r>
+          </w:p>
+        </w:tc>
+        <w:tc>
+          <w:tcPr>
+            <w:tcW w:w="3005" w:type="dxa"/>
+            <w:tcBorders>
+              <w:top w:val="single" w:sz="4" w:space="0" w:color="D9D9D9"/>
+              <w:left w:val="single" w:sz="4" w:space="0" w:color="D9D9D9"/>
+              <w:bottom w:val="single" w:sz="4" w:space="0" w:color="D9D9D9"/>
+              <w:right w:val="single" w:sz="4" w:space="0" w:color="D9D9D9"/>
+            </w:tcBorders>
+            <w:tcMar>
+              <w:top w:w="70" w:type="dxa"/>
+              <w:left w:w="90" w:type="dxa"/>
+              <w:bottom w:w="70" w:type="dxa"/>
+              <w:right w:w="90" w:type="dxa"/>
+            </w:tcMar>
+            <w:vAlign w:val="center"/>
+          </w:tcPr>
+          <w:p>
+            <w:pPr>
+              <w:spacing w:before="40" w:after="40" w:line="264" w:lineRule="auto"/>
+              <w:ind w:firstLine="0"/>
+              <w:jc w:val="left"/>
+            </w:pPr>
+            <w:r>
+              <w:rPr>
+                <w:sz w:val="24"/>
+              </w:rPr>
+              <w:t>complete и cancel</w:t>
+            </w:r>
+          </w:p>
+        </w:tc>
+        <w:tc>
+          <w:tcPr>
+            <w:tcW w:w="3061" w:type="dxa"/>
+            <w:tcBorders>
+              <w:top w:val="single" w:sz="4" w:space="0" w:color="D9D9D9"/>
+              <w:left w:val="single" w:sz="4" w:space="0" w:color="D9D9D9"/>
+              <w:bottom w:val="single" w:sz="4" w:space="0" w:color="D9D9D9"/>
+              <w:right w:val="single" w:sz="4" w:space="0" w:color="D9D9D9"/>
+            </w:tcBorders>
+            <w:tcMar>
+              <w:top w:w="70" w:type="dxa"/>
+              <w:left w:w="90" w:type="dxa"/>
+              <w:bottom w:w="70" w:type="dxa"/>
+              <w:right w:w="90" w:type="dxa"/>
+            </w:tcMar>
+            <w:vAlign w:val="center"/>
+          </w:tcPr>
+          <w:p>
+            <w:pPr>
+              <w:spacing w:before="40" w:after="40" w:line="264" w:lineRule="auto"/>
+              <w:ind w:firstLine="0"/>
+              <w:jc w:val="left"/>
+            </w:pPr>
+            <w:r>
+              <w:rPr>
+                <w:sz w:val="24"/>
+              </w:rPr>
+              <w:t>revert; рис. 2 и 3</w:t>
+            </w:r>
+          </w:p>
+        </w:tc>
+      </w:tr>
+    </w:tbl>
+    <w:p/>
+    <w:p>
+      <w:pPr>
+        <w:pStyle w:val="21"/>
+      </w:pPr>
+      <w:bookmarkStart w:id="4" w:name="_Toc242052469"/>
+      <w:r>
+        <w:t>1.2 Состояние контракта и виртуальная машина</w:t>
+      </w:r>
+      <w:bookmarkEnd w:id="4"/>
+    </w:p>
+    <w:p>
+      <w:pPr>
+        <w:pStyle w:val="aff9"/>
+      </w:pPr>
+      <w:r>
+        <w:t>Смарт-контракт определяет правила изменения собственного состояния в EVM. Для доставки ценность такого подхода состоит в проверке последовательности этапов и адреса отправителя каждой операции. В контракт вынесены идентификатор заказа, участники, стоимость и статус. Каталог товаров, адрес доставки и интерфейс Bootcamp остаются вне него: задача требует небольшую часть бизнес-логики, а не перенос всей системы в блокчейн.</w:t>
+      </w:r>
+    </w:p>
+    <w:p>
+      <w:pPr>
+        <w:pStyle w:val="aff9"/>
+      </w:pPr>
+      <w:r>
+        <w:lastRenderedPageBreak/>
+        <w:t>Solidity-компилятор создаёт байткод и ABI для вызова функций. pragma ^0.8.24 допускает совместимый компилятор семейства 0.8; в фактической проверке использована версия 0.8.34+commit.80d5c536. Remix VM Osaka выполняет байткод в учебной среде с тестовыми аккаунтами. Результаты относятся к этой VM, а не к публикации в основной сети Ethereum.</w:t>
+      </w:r>
+    </w:p>
+    <w:p>
+      <w:pPr>
+        <w:pStyle w:val="21"/>
+      </w:pPr>
+      <w:bookmarkStart w:id="5" w:name="_Toc242052470"/>
+      <w:r>
+        <w:t>1.3 Транзакция вызов и откат</w:t>
+      </w:r>
+      <w:bookmarkEnd w:id="5"/>
+    </w:p>
+    <w:p>
+      <w:pPr>
+        <w:pStyle w:val="aff9"/>
+      </w:pPr>
+      <w:r>
+        <w:t>createDelivery, assignCourier, startDelivery, completeDelivery и cancelDelivery изменяют состояние и вызываются транзакциями. getDelivery имеет модификатор view и возвращает запись без изменения. Для проверки важно наблюдать оба вида действий: успешная транзакция показывает принятие операции, а последующий getDelivery подтверждает итоговые поля.</w:t>
+      </w:r>
+    </w:p>
+    <w:p>
+      <w:pPr>
+        <w:pStyle w:val="aff9"/>
+      </w:pPr>
+      <w:r>
+        <w:t>При require или revert отклонённая транзакция не применяет изменения состояния и не сохраняет её события. Пользовательская ошибка Unauthorized отличается от InvalidTransition: первая обозначает неподходящего отправителя, вторая — неподходящий этап доставки. Поэтому отрицательные проверки выполняются отдельно, с правильной ролью в тесте состояния и неправильной ролью в тесте доступа.</w:t>
+      </w:r>
+    </w:p>
+    <w:p>
+      <w:pPr>
+        <w:pStyle w:val="21"/>
+      </w:pPr>
+      <w:bookmarkStart w:id="6" w:name="_Toc242052471"/>
+      <w:r>
+        <w:t>1.4 Идентификация ролей и события</w:t>
+      </w:r>
+      <w:bookmarkEnd w:id="6"/>
+    </w:p>
+    <w:p>
+      <w:pPr>
+        <w:pStyle w:val="aff9"/>
+      </w:pPr>
+      <w:r>
+        <w:t>Контракт определяет участника по msg.sender. Заказчик записывается при создании, оператор — при развёртывании, курьер — при назначении. Наличие роли в IAM.Keycloak не превращает пользователя автоматически в адрес EVM. В этой работе воспроизводится смысл разделения полномочий из Bootcamp; интеграция JWT, кошельков и Keycloak не реализуется.</w:t>
+      </w:r>
+    </w:p>
+    <w:p>
+      <w:pPr>
+        <w:pStyle w:val="aff9"/>
+      </w:pPr>
+      <w:r>
+        <w:t xml:space="preserve">Событие записывает факт изменения в лог успешной транзакции. indexed-поля deliveryId, orderId, customer и courier позволяют выбирать интересующие записи по темам. Текущее состояние всё равно читается из getDelivery: лог событий и запись mapping выполняют разные задачи. </w:t>
+      </w:r>
+      <w:r>
+        <w:lastRenderedPageBreak/>
+        <w:t>DeliveryCreated фиксирует регистрацию, CourierAssigned — назначение, DeliveryStatusChanged — прежнее и новое состояние.</w:t>
+      </w:r>
+    </w:p>
+    <w:p>
+      <w:pPr>
+        <w:pStyle w:val="1"/>
+      </w:pPr>
+      <w:bookmarkStart w:id="7" w:name="_Toc242052472"/>
+      <w:r>
+        <w:lastRenderedPageBreak/>
+        <w:t>2 Проектирование и реализация</w:t>
+      </w:r>
+      <w:bookmarkEnd w:id="7"/>
+    </w:p>
+    <w:p>
+      <w:pPr>
+        <w:pStyle w:val="21"/>
+      </w:pPr>
+      <w:bookmarkStart w:id="8" w:name="_Toc242052473"/>
+      <w:r>
+        <w:t>2.1 Структура и модель данных</w:t>
+      </w:r>
+      <w:bookmarkEnd w:id="8"/>
+    </w:p>
+    <w:p>
+      <w:pPr>
+        <w:pStyle w:val="aff9"/>
+      </w:pPr>
+      <w:r>
+        <w:t>Материалы проекта расположены в practice-06-solidity. Исходные тексты отделены от готовых сборок и доказательств выполнения. README содержит команды запуска; screenshots — оригинальные снимки; run.log — основной протокол. Изменение программы требует повторной сборки, а обычный демонстрационный запуск использует приложенные артефакты.</w:t>
+      </w:r>
+    </w:p>
+    <w:p>
+      <w:pPr>
+        <w:pStyle w:val="affc"/>
+        <w:keepNext/>
+      </w:pPr>
+      <w:r>
+        <w:t>Таблица 2 — Модель приложения</w:t>
+      </w:r>
+    </w:p>
+    <w:tbl>
+      <w:tblPr>
+        <w:tblW w:w="0" w:type="auto"/>
+        <w:jc w:val="center"/>
+        <w:tblLayout w:type="fixed"/>
+        <w:tblLook w:val="04A0" w:firstRow="1" w:lastRow="0" w:firstColumn="1" w:lastColumn="0" w:noHBand="0" w:noVBand="1"/>
+      </w:tblPr>
+      <w:tblGrid>
+        <w:gridCol w:w="1871"/>
+        <w:gridCol w:w="3742"/>
+        <w:gridCol w:w="3742"/>
+      </w:tblGrid>
+      <w:tr>
+        <w:trPr>
+          <w:cantSplit/>
+          <w:tblHeader/>
+          <w:jc w:val="center"/>
+        </w:trPr>
+        <w:tc>
+          <w:tcPr>
+            <w:tcW w:w="1871" w:type="dxa"/>
+            <w:tcBorders>
+              <w:top w:val="single" w:sz="4" w:space="0" w:color="D9D9D9"/>
+              <w:left w:val="single" w:sz="4" w:space="0" w:color="D9D9D9"/>
+              <w:bottom w:val="single" w:sz="4" w:space="0" w:color="D9D9D9"/>
+              <w:right w:val="single" w:sz="4" w:space="0" w:color="D9D9D9"/>
+            </w:tcBorders>
+            <w:shd w:val="clear" w:color="auto" w:fill="EEEEEE"/>
+            <w:tcMar>
+              <w:top w:w="70" w:type="dxa"/>
+              <w:left w:w="90" w:type="dxa"/>
+              <w:bottom w:w="70" w:type="dxa"/>
+              <w:right w:w="90" w:type="dxa"/>
+            </w:tcMar>
+            <w:vAlign w:val="center"/>
+          </w:tcPr>
+          <w:p>
+            <w:pPr>
+              <w:spacing w:before="40" w:after="40" w:line="264" w:lineRule="auto"/>
+              <w:ind w:firstLine="0"/>
+              <w:jc w:val="left"/>
+            </w:pPr>
+            <w:r>
+              <w:rPr>
+                <w:b/>
+                <w:sz w:val="24"/>
+              </w:rPr>
+              <w:t>Элемент</w:t>
+            </w:r>
+          </w:p>
+        </w:tc>
+        <w:tc>
+          <w:tcPr>
+            <w:tcW w:w="3742" w:type="dxa"/>
+            <w:tcBorders>
+              <w:top w:val="single" w:sz="4" w:space="0" w:color="D9D9D9"/>
+              <w:left w:val="single" w:sz="4" w:space="0" w:color="D9D9D9"/>
+              <w:bottom w:val="single" w:sz="4" w:space="0" w:color="D9D9D9"/>
+              <w:right w:val="single" w:sz="4" w:space="0" w:color="D9D9D9"/>
+            </w:tcBorders>
+            <w:shd w:val="clear" w:color="auto" w:fill="EEEEEE"/>
+            <w:tcMar>
+              <w:top w:w="70" w:type="dxa"/>
+              <w:left w:w="90" w:type="dxa"/>
+              <w:bottom w:w="70" w:type="dxa"/>
+              <w:right w:w="90" w:type="dxa"/>
+            </w:tcMar>
+            <w:vAlign w:val="center"/>
+          </w:tcPr>
+          <w:p>
+            <w:pPr>
+              <w:spacing w:before="40" w:after="40" w:line="264" w:lineRule="auto"/>
+              <w:ind w:firstLine="0"/>
+              <w:jc w:val="left"/>
+            </w:pPr>
+            <w:r>
+              <w:rPr>
+                <w:b/>
+                <w:sz w:val="24"/>
+              </w:rPr>
+              <w:t>Представление</w:t>
+            </w:r>
+          </w:p>
+        </w:tc>
+        <w:tc>
+          <w:tcPr>
+            <w:tcW w:w="3742" w:type="dxa"/>
+            <w:tcBorders>
+              <w:top w:val="single" w:sz="4" w:space="0" w:color="D9D9D9"/>
+              <w:left w:val="single" w:sz="4" w:space="0" w:color="D9D9D9"/>
+              <w:bottom w:val="single" w:sz="4" w:space="0" w:color="D9D9D9"/>
+              <w:right w:val="single" w:sz="4" w:space="0" w:color="D9D9D9"/>
+            </w:tcBorders>
+            <w:shd w:val="clear" w:color="auto" w:fill="EEEEEE"/>
+            <w:tcMar>
+              <w:top w:w="70" w:type="dxa"/>
+              <w:left w:w="90" w:type="dxa"/>
+              <w:bottom w:w="70" w:type="dxa"/>
+              <w:right w:w="90" w:type="dxa"/>
+            </w:tcMar>
+            <w:vAlign w:val="center"/>
+          </w:tcPr>
+          <w:p>
+            <w:pPr>
+              <w:spacing w:before="40" w:after="40" w:line="264" w:lineRule="auto"/>
+              <w:ind w:firstLine="0"/>
+              <w:jc w:val="left"/>
+            </w:pPr>
+            <w:r>
+              <w:rPr>
+                <w:b/>
+                <w:sz w:val="24"/>
+              </w:rPr>
+              <w:t>Назначение</w:t>
+            </w:r>
+          </w:p>
+        </w:tc>
+      </w:tr>
+      <w:tr>
+        <w:trPr>
+          <w:cantSplit/>
+          <w:jc w:val="center"/>
+        </w:trPr>
+        <w:tc>
+          <w:tcPr>
+            <w:tcW w:w="1871" w:type="dxa"/>
+            <w:tcBorders>
+              <w:top w:val="single" w:sz="4" w:space="0" w:color="D9D9D9"/>
+              <w:left w:val="single" w:sz="4" w:space="0" w:color="D9D9D9"/>
+              <w:bottom w:val="single" w:sz="4" w:space="0" w:color="D9D9D9"/>
+              <w:right w:val="single" w:sz="4" w:space="0" w:color="D9D9D9"/>
+            </w:tcBorders>
+            <w:tcMar>
+              <w:top w:w="70" w:type="dxa"/>
+              <w:left w:w="90" w:type="dxa"/>
+              <w:bottom w:w="70" w:type="dxa"/>
+              <w:right w:w="90" w:type="dxa"/>
+            </w:tcMar>
+            <w:vAlign w:val="center"/>
+          </w:tcPr>
+          <w:p>
+            <w:pPr>
+              <w:spacing w:before="40" w:after="40" w:line="264" w:lineRule="auto"/>
+              <w:ind w:firstLine="0"/>
+              <w:jc w:val="left"/>
+            </w:pPr>
+            <w:r>
+              <w:rPr>
+                <w:sz w:val="24"/>
+              </w:rPr>
+              <w:t>orderId / deliveryId</w:t>
+            </w:r>
+          </w:p>
+        </w:tc>
+        <w:tc>
+          <w:tcPr>
+            <w:tcW w:w="3742" w:type="dxa"/>
+            <w:tcBorders>
+              <w:top w:val="single" w:sz="4" w:space="0" w:color="D9D9D9"/>
+              <w:left w:val="single" w:sz="4" w:space="0" w:color="D9D9D9"/>
+              <w:bottom w:val="single" w:sz="4" w:space="0" w:color="D9D9D9"/>
+              <w:right w:val="single" w:sz="4" w:space="0" w:color="D9D9D9"/>
+            </w:tcBorders>
+            <w:tcMar>
+              <w:top w:w="70" w:type="dxa"/>
+              <w:left w:w="90" w:type="dxa"/>
+              <w:bottom w:w="70" w:type="dxa"/>
+              <w:right w:w="90" w:type="dxa"/>
+            </w:tcMar>
+            <w:vAlign w:val="center"/>
+          </w:tcPr>
+          <w:p>
+            <w:pPr>
+              <w:spacing w:before="40" w:after="40" w:line="264" w:lineRule="auto"/>
+              <w:ind w:firstLine="0"/>
+              <w:jc w:val="left"/>
+            </w:pPr>
+            <w:r>
+              <w:rPr>
+                <w:sz w:val="24"/>
+              </w:rPr>
+              <w:t>uint256</w:t>
+            </w:r>
+          </w:p>
+        </w:tc>
+        <w:tc>
+          <w:tcPr>
+            <w:tcW w:w="3742" w:type="dxa"/>
+            <w:tcBorders>
+              <w:top w:val="single" w:sz="4" w:space="0" w:color="D9D9D9"/>
+              <w:left w:val="single" w:sz="4" w:space="0" w:color="D9D9D9"/>
+              <w:bottom w:val="single" w:sz="4" w:space="0" w:color="D9D9D9"/>
+              <w:right w:val="single" w:sz="4" w:space="0" w:color="D9D9D9"/>
+            </w:tcBorders>
+            <w:tcMar>
+              <w:top w:w="70" w:type="dxa"/>
+              <w:left w:w="90" w:type="dxa"/>
+              <w:bottom w:w="70" w:type="dxa"/>
+              <w:right w:w="90" w:type="dxa"/>
+            </w:tcMar>
+            <w:vAlign w:val="center"/>
+          </w:tcPr>
+          <w:p>
+            <w:pPr>
+              <w:spacing w:before="40" w:after="40" w:line="264" w:lineRule="auto"/>
+              <w:ind w:firstLine="0"/>
+              <w:jc w:val="left"/>
+            </w:pPr>
+            <w:r>
+              <w:rPr>
+                <w:sz w:val="24"/>
+              </w:rPr>
+              <w:t>Номер заказа и ключ mapping</w:t>
+            </w:r>
+          </w:p>
+        </w:tc>
+      </w:tr>
+      <w:tr>
+        <w:trPr>
+          <w:cantSplit/>
+          <w:jc w:val="center"/>
+        </w:trPr>
+        <w:tc>
+          <w:tcPr>
+            <w:tcW w:w="1871" w:type="dxa"/>
+            <w:tcBorders>
+              <w:top w:val="single" w:sz="4" w:space="0" w:color="D9D9D9"/>
+              <w:left w:val="single" w:sz="4" w:space="0" w:color="D9D9D9"/>
+              <w:bottom w:val="single" w:sz="4" w:space="0" w:color="D9D9D9"/>
+              <w:right w:val="single" w:sz="4" w:space="0" w:color="D9D9D9"/>
+            </w:tcBorders>
+            <w:tcMar>
+              <w:top w:w="70" w:type="dxa"/>
+              <w:left w:w="90" w:type="dxa"/>
+              <w:bottom w:w="70" w:type="dxa"/>
+              <w:right w:w="90" w:type="dxa"/>
+            </w:tcMar>
+            <w:vAlign w:val="center"/>
+          </w:tcPr>
+          <w:p>
+            <w:pPr>
+              <w:spacing w:before="40" w:after="40" w:line="264" w:lineRule="auto"/>
+              <w:ind w:firstLine="0"/>
+              <w:jc w:val="left"/>
+            </w:pPr>
+            <w:r>
+              <w:rPr>
+                <w:sz w:val="24"/>
+              </w:rPr>
+              <w:t>customer / courier</w:t>
+            </w:r>
+          </w:p>
+        </w:tc>
+        <w:tc>
+          <w:tcPr>
+            <w:tcW w:w="3742" w:type="dxa"/>
+            <w:tcBorders>
+              <w:top w:val="single" w:sz="4" w:space="0" w:color="D9D9D9"/>
+              <w:left w:val="single" w:sz="4" w:space="0" w:color="D9D9D9"/>
+              <w:bottom w:val="single" w:sz="4" w:space="0" w:color="D9D9D9"/>
+              <w:right w:val="single" w:sz="4" w:space="0" w:color="D9D9D9"/>
+            </w:tcBorders>
+            <w:tcMar>
+              <w:top w:w="70" w:type="dxa"/>
+              <w:left w:w="90" w:type="dxa"/>
+              <w:bottom w:w="70" w:type="dxa"/>
+              <w:right w:w="90" w:type="dxa"/>
+            </w:tcMar>
+            <w:vAlign w:val="center"/>
+          </w:tcPr>
+          <w:p>
+            <w:pPr>
+              <w:spacing w:before="40" w:after="40" w:line="264" w:lineRule="auto"/>
+              <w:ind w:firstLine="0"/>
+              <w:jc w:val="left"/>
+            </w:pPr>
+            <w:r>
+              <w:rPr>
+                <w:sz w:val="24"/>
+              </w:rPr>
+              <w:t>address</w:t>
+            </w:r>
+          </w:p>
+        </w:tc>
+        <w:tc>
+          <w:tcPr>
+            <w:tcW w:w="3742" w:type="dxa"/>
+            <w:tcBorders>
+              <w:top w:val="single" w:sz="4" w:space="0" w:color="D9D9D9"/>
+              <w:left w:val="single" w:sz="4" w:space="0" w:color="D9D9D9"/>
+              <w:bottom w:val="single" w:sz="4" w:space="0" w:color="D9D9D9"/>
+              <w:right w:val="single" w:sz="4" w:space="0" w:color="D9D9D9"/>
+            </w:tcBorders>
+            <w:tcMar>
+              <w:top w:w="70" w:type="dxa"/>
+              <w:left w:w="90" w:type="dxa"/>
+              <w:bottom w:w="70" w:type="dxa"/>
+              <w:right w:w="90" w:type="dxa"/>
+            </w:tcMar>
+            <w:vAlign w:val="center"/>
+          </w:tcPr>
+          <w:p>
+            <w:pPr>
+              <w:spacing w:before="40" w:after="40" w:line="264" w:lineRule="auto"/>
+              <w:ind w:firstLine="0"/>
+              <w:jc w:val="left"/>
+            </w:pPr>
+            <w:r>
+              <w:rPr>
+                <w:sz w:val="24"/>
+              </w:rPr>
+              <w:t>Участники конкретной доставки</w:t>
+            </w:r>
+          </w:p>
+        </w:tc>
+      </w:tr>
+      <w:tr>
+        <w:trPr>
+          <w:cantSplit/>
+          <w:jc w:val="center"/>
+        </w:trPr>
+        <w:tc>
+          <w:tcPr>
+            <w:tcW w:w="1871" w:type="dxa"/>
+            <w:tcBorders>
+              <w:top w:val="single" w:sz="4" w:space="0" w:color="D9D9D9"/>
+              <w:left w:val="single" w:sz="4" w:space="0" w:color="D9D9D9"/>
+              <w:bottom w:val="single" w:sz="4" w:space="0" w:color="D9D9D9"/>
+              <w:right w:val="single" w:sz="4" w:space="0" w:color="D9D9D9"/>
+            </w:tcBorders>
+            <w:tcMar>
+              <w:top w:w="70" w:type="dxa"/>
+              <w:left w:w="90" w:type="dxa"/>
+              <w:bottom w:w="70" w:type="dxa"/>
+              <w:right w:w="90" w:type="dxa"/>
+            </w:tcMar>
+            <w:vAlign w:val="center"/>
+          </w:tcPr>
+          <w:p>
+            <w:pPr>
+              <w:spacing w:before="40" w:after="40" w:line="264" w:lineRule="auto"/>
+              <w:ind w:firstLine="0"/>
+              <w:jc w:val="left"/>
+            </w:pPr>
+            <w:r>
+              <w:rPr>
+                <w:sz w:val="24"/>
+              </w:rPr>
+              <w:t>price</w:t>
+            </w:r>
+          </w:p>
+        </w:tc>
+        <w:tc>
+          <w:tcPr>
+            <w:tcW w:w="3742" w:type="dxa"/>
+            <w:tcBorders>
+              <w:top w:val="single" w:sz="4" w:space="0" w:color="D9D9D9"/>
+              <w:left w:val="single" w:sz="4" w:space="0" w:color="D9D9D9"/>
+              <w:bottom w:val="single" w:sz="4" w:space="0" w:color="D9D9D9"/>
+              <w:right w:val="single" w:sz="4" w:space="0" w:color="D9D9D9"/>
+            </w:tcBorders>
+            <w:tcMar>
+              <w:top w:w="70" w:type="dxa"/>
+              <w:left w:w="90" w:type="dxa"/>
+              <w:bottom w:w="70" w:type="dxa"/>
+              <w:right w:w="90" w:type="dxa"/>
+            </w:tcMar>
+            <w:vAlign w:val="center"/>
+          </w:tcPr>
+          <w:p>
+            <w:pPr>
+              <w:spacing w:before="40" w:after="40" w:line="264" w:lineRule="auto"/>
+              <w:ind w:firstLine="0"/>
+              <w:jc w:val="left"/>
+            </w:pPr>
+            <w:r>
+              <w:rPr>
+                <w:sz w:val="24"/>
+              </w:rPr>
+              <w:t>uint256 &gt; 0</w:t>
+            </w:r>
+          </w:p>
+        </w:tc>
+        <w:tc>
+          <w:tcPr>
+            <w:tcW w:w="3742" w:type="dxa"/>
+            <w:tcBorders>
+              <w:top w:val="single" w:sz="4" w:space="0" w:color="D9D9D9"/>
+              <w:left w:val="single" w:sz="4" w:space="0" w:color="D9D9D9"/>
+              <w:bottom w:val="single" w:sz="4" w:space="0" w:color="D9D9D9"/>
+              <w:right w:val="single" w:sz="4" w:space="0" w:color="D9D9D9"/>
+            </w:tcBorders>
+            <w:tcMar>
+              <w:top w:w="70" w:type="dxa"/>
+              <w:left w:w="90" w:type="dxa"/>
+              <w:bottom w:w="70" w:type="dxa"/>
+              <w:right w:w="90" w:type="dxa"/>
+            </w:tcMar>
+            <w:vAlign w:val="center"/>
+          </w:tcPr>
+          <w:p>
+            <w:pPr>
+              <w:spacing w:before="40" w:after="40" w:line="264" w:lineRule="auto"/>
+              <w:ind w:firstLine="0"/>
+              <w:jc w:val="left"/>
+            </w:pPr>
+            <w:r>
+              <w:rPr>
+                <w:sz w:val="24"/>
+              </w:rPr>
+              <w:t>Справочная стоимость</w:t>
+            </w:r>
+          </w:p>
+        </w:tc>
+      </w:tr>
+      <w:tr>
+        <w:trPr>
+          <w:cantSplit/>
+          <w:jc w:val="center"/>
+        </w:trPr>
+        <w:tc>
+          <w:tcPr>
+            <w:tcW w:w="1871" w:type="dxa"/>
+            <w:tcBorders>
+              <w:top w:val="single" w:sz="4" w:space="0" w:color="D9D9D9"/>
+              <w:left w:val="single" w:sz="4" w:space="0" w:color="D9D9D9"/>
+              <w:bottom w:val="single" w:sz="4" w:space="0" w:color="D9D9D9"/>
+              <w:right w:val="single" w:sz="4" w:space="0" w:color="D9D9D9"/>
+            </w:tcBorders>
+            <w:tcMar>
+              <w:top w:w="70" w:type="dxa"/>
+              <w:left w:w="90" w:type="dxa"/>
+              <w:bottom w:w="70" w:type="dxa"/>
+              <w:right w:w="90" w:type="dxa"/>
+            </w:tcMar>
+            <w:vAlign w:val="center"/>
+          </w:tcPr>
+          <w:p>
+            <w:pPr>
+              <w:spacing w:before="40" w:after="40" w:line="264" w:lineRule="auto"/>
+              <w:ind w:firstLine="0"/>
+              <w:jc w:val="left"/>
+            </w:pPr>
+            <w:r>
+              <w:rPr>
+                <w:sz w:val="24"/>
+              </w:rPr>
+              <w:t>status</w:t>
+            </w:r>
+          </w:p>
+        </w:tc>
+        <w:tc>
+          <w:tcPr>
+            <w:tcW w:w="3742" w:type="dxa"/>
+            <w:tcBorders>
+              <w:top w:val="single" w:sz="4" w:space="0" w:color="D9D9D9"/>
+              <w:left w:val="single" w:sz="4" w:space="0" w:color="D9D9D9"/>
+              <w:bottom w:val="single" w:sz="4" w:space="0" w:color="D9D9D9"/>
+              <w:right w:val="single" w:sz="4" w:space="0" w:color="D9D9D9"/>
+            </w:tcBorders>
+            <w:tcMar>
+              <w:top w:w="70" w:type="dxa"/>
+              <w:left w:w="90" w:type="dxa"/>
+              <w:bottom w:w="70" w:type="dxa"/>
+              <w:right w:w="90" w:type="dxa"/>
+            </w:tcMar>
+            <w:vAlign w:val="center"/>
+          </w:tcPr>
+          <w:p>
+            <w:pPr>
+              <w:spacing w:before="40" w:after="40" w:line="264" w:lineRule="auto"/>
+              <w:ind w:firstLine="0"/>
+              <w:jc w:val="left"/>
+            </w:pPr>
+            <w:r>
+              <w:rPr>
+                <w:sz w:val="24"/>
+              </w:rPr>
+              <w:t>enum Status</w:t>
+            </w:r>
+          </w:p>
+        </w:tc>
+        <w:tc>
+          <w:tcPr>
+            <w:tcW w:w="3742" w:type="dxa"/>
+            <w:tcBorders>
+              <w:top w:val="single" w:sz="4" w:space="0" w:color="D9D9D9"/>
+              <w:left w:val="single" w:sz="4" w:space="0" w:color="D9D9D9"/>
+              <w:bottom w:val="single" w:sz="4" w:space="0" w:color="D9D9D9"/>
+              <w:right w:val="single" w:sz="4" w:space="0" w:color="D9D9D9"/>
+            </w:tcBorders>
+            <w:tcMar>
+              <w:top w:w="70" w:type="dxa"/>
+              <w:left w:w="90" w:type="dxa"/>
+              <w:bottom w:w="70" w:type="dxa"/>
+              <w:right w:w="90" w:type="dxa"/>
+            </w:tcMar>
+            <w:vAlign w:val="center"/>
+          </w:tcPr>
+          <w:p>
+            <w:pPr>
+              <w:spacing w:before="40" w:after="40" w:line="264" w:lineRule="auto"/>
+              <w:ind w:firstLine="0"/>
+              <w:jc w:val="left"/>
+            </w:pPr>
+            <w:r>
+              <w:rPr>
+                <w:sz w:val="24"/>
+              </w:rPr>
+              <w:t>Состояние жизненного цикла</w:t>
+            </w:r>
+          </w:p>
+        </w:tc>
+      </w:tr>
+    </w:tbl>
+    <w:p/>
+    <w:p>
+      <w:pPr>
+        <w:pStyle w:val="21"/>
+      </w:pPr>
+      <w:bookmarkStart w:id="9" w:name="_Toc242052474"/>
+      <w:r>
+        <w:t>2.2 Модель Delivery и уникальность заказа</w:t>
+      </w:r>
+      <w:bookmarkEnd w:id="9"/>
+    </w:p>
+    <w:p>
+      <w:pPr>
+        <w:pStyle w:val="aff9"/>
+      </w:pPr>
+      <w:r>
+        <w:t>Структура Delivery содержит orderId, customer, courier, price и Status. deliveryId является ключом mapping, поэтому отдельное поле идентификатора внутри структуры не требуется. nextId начинается с 1 и увеличивается при создании. Неизвестный ключ mapping возвращал бы структуру нулевых значений, поэтому exists проверяет customer на address(0) и возвращает UnknownDelivery.</w:t>
+      </w:r>
+    </w:p>
+    <w:p>
+      <w:pPr>
+        <w:pStyle w:val="aff9"/>
+      </w:pPr>
+      <w:r>
+        <w:t xml:space="preserve">createDelivery проверяет положительные orderId и price и отсутствие заказа в orderRegistered. Затем сохраняет заказчика msg.sender, нулевой адрес курьера и Created. orderRegistered предотвращает вторую регистрацию того же orderId даже после отмены. price — условная справочная стоимость: </w:t>
+      </w:r>
+      <w:r>
+        <w:lastRenderedPageBreak/>
+        <w:t>функции nonpayable, ETH не переводится и схема оплаты доставки не заявляется.</w:t>
+      </w:r>
+    </w:p>
+    <w:p>
+      <w:pPr>
+        <w:pStyle w:val="21"/>
+      </w:pPr>
+      <w:bookmarkStart w:id="10" w:name="_Toc242052475"/>
+      <w:r>
+        <w:t>2.3 Состояния и допустимые переходы</w:t>
+      </w:r>
+      <w:bookmarkEnd w:id="10"/>
+    </w:p>
+    <w:p>
+      <w:pPr>
+        <w:pStyle w:val="aff9"/>
+      </w:pPr>
+      <w:r>
+        <w:t>Enum Status задаёт Created = 0, Accepted = 1, InTransit = 2, Delivered = 3 и Cancelled = 4. assignCourier допускается только из Created и переводит доставку в Accepted. startDelivery требует Accepted и переводит в InTransit; completeDelivery требует InTransit и переводит в Delivered. Внешней функции произвольной записи status нет.</w:t>
+      </w:r>
+    </w:p>
+    <w:p>
+      <w:pPr>
+        <w:pStyle w:val="aff9"/>
+      </w:pPr>
+      <w:r>
+        <w:t>cancelDelivery разрешена только в Created или Accepted. Отменить InTransit, Delivered и уже Cancelled нельзя. Следовательно, Delivered и Cancelled являются конечными состояниями этой модели. Прямой Created → Delivered закрыт не только проверкой expected InTransit, но и тем, что до назначения курьера роль onlyCourier не может быть выполнена обычным аккаунтом.</w:t>
+      </w:r>
+    </w:p>
+    <w:p>
+      <w:pPr>
+        <w:pStyle w:val="21"/>
+      </w:pPr>
+      <w:bookmarkStart w:id="11" w:name="_Toc242052476"/>
+      <w:r>
+        <w:t>2.4 Полномочия и порядок проверок</w:t>
+      </w:r>
+      <w:bookmarkEnd w:id="11"/>
+    </w:p>
+    <w:p>
+      <w:pPr>
+        <w:pStyle w:val="aff9"/>
+      </w:pPr>
+      <w:r>
+        <w:t>Назначить курьера может оператор или заказчик конкретной доставки. Проверяются ненулевой адрес и отличие от заказчика. Отправить и завершить доставку может только назначенный курьер. Отменить — оператор или заказчик, пока состояние разрешает отмену. Один и тот же пользователь не получает права курьера только из-за того, что создал запись.</w:t>
+      </w:r>
+    </w:p>
+    <w:p>
+      <w:pPr>
+        <w:pStyle w:val="aff9"/>
+      </w:pPr>
+      <w:r>
+        <w:t>exists выполняется до onlyCourier в функциях движения. Затем expect сравнивает текущее состояние с нужным. Такой порядок даёт понятную классификацию ошибок: неизвестная запись, неверный участник, неверный этап. Приватный change обновляет статус и выпускает событие с предыдущим состоянием; все разрешённые переходы используют этот метод.</w:t>
+      </w:r>
+    </w:p>
+    <w:p>
+      <w:pPr>
+        <w:pStyle w:val="21"/>
+      </w:pPr>
+      <w:bookmarkStart w:id="12" w:name="_Toc242052477"/>
+      <w:r>
+        <w:lastRenderedPageBreak/>
+        <w:t>2.5 События и код проверки</w:t>
+      </w:r>
+      <w:bookmarkEnd w:id="12"/>
+    </w:p>
+    <w:p>
+      <w:pPr>
+        <w:pStyle w:val="aff9"/>
+      </w:pPr>
+      <w:r>
+        <w:t>Создание выпускает один DeliveryCreated. Назначение курьера выпускает CourierAssigned и DeliveryStatusChanged, потому что одновременно меняются исполнитель и этап. Начало, завершение и отмена выпускают по одному DeliveryStatusChanged. Отклонённые операции не дают сохранённых событий изменения. В журнале Remix это отражается количеством logs успешных транзакций и ошибками revert.</w:t>
+      </w:r>
+    </w:p>
+    <w:p>
+      <w:pPr>
+        <w:pStyle w:val="aff9"/>
+      </w:pPr>
+      <w:r>
+        <w:t>Контракт не выполняет внешних вызовов и не принимает средства; поэтому основной объект проверки — контроль доступа и состояний. Здесь не нужны предположения о платёжной безопасности, которые код не реализует. Исходник с pragma, модификаторами и всеми функциями приложен в contracts/DeliveryLedger.sol.</w:t>
+      </w:r>
+    </w:p>
+    <w:p>
+      <w:pPr>
+        <w:pStyle w:val="21"/>
+      </w:pPr>
+      <w:bookmarkStart w:id="13" w:name="_Toc242052478"/>
+      <w:r>
+        <w:t>2.6 Последовательность проверки в Remix</w:t>
+      </w:r>
+      <w:bookmarkEnd w:id="13"/>
+    </w:p>
+    <w:p>
+      <w:pPr>
+        <w:pStyle w:val="aff9"/>
+      </w:pPr>
+      <w:r>
+        <w:t>Account 1 развёртывает контракт и создаёт доставку заказа 101 со стоимостью 63200. Этот аккаунт становится оператором и заказчиком. Account 2 назначается курьером. До успешной отправки выполняются два отказа: Account 1 пытается завершить чужую для него курьерскую операцию, затем Account 2 пытается завершить доставку ещё в Accepted.</w:t>
+      </w:r>
+    </w:p>
+    <w:p>
+      <w:pPr>
+        <w:pStyle w:val="aff9"/>
+      </w:pPr>
+      <w:r>
+        <w:t>После отказов Account 2 вызывает startDelivery и completeDelivery. getDelivery возвращает тот же orderId, заказчика, адрес курьера и status 3. Account 1 затем пытается отменить завершённую доставку; контракт сообщает Delivery already started. Эти проверки охватывают успешный жизненный цикл и запреты по двум независимым причинам.</w:t>
+      </w:r>
+    </w:p>
+    <w:p>
+      <w:pPr>
+        <w:pStyle w:val="21"/>
+      </w:pPr>
+      <w:bookmarkStart w:id="14" w:name="_Toc242052479"/>
+      <w:r>
+        <w:t>2.7 Ключевые фрагменты исходного кода</w:t>
+      </w:r>
+      <w:bookmarkEnd w:id="14"/>
+    </w:p>
+    <w:p>
+      <w:pPr>
+        <w:pStyle w:val="aff9"/>
+      </w:pPr>
+      <w:r>
+        <w:t xml:space="preserve">Листинги показывают механизм выполнения основных требований. Полные файлы находятся в проекте и доступны по ссылкам под </w:t>
+      </w:r>
+      <w:r>
+        <w:lastRenderedPageBreak/>
+        <w:t>фрагментами. Номера строк относятся к приложенной реализации, а переносы длинных строк служат только для чтения в отчёте.</w:t>
+      </w:r>
+    </w:p>
+    <w:p>
+      <w:pPr>
+        <w:pStyle w:val="affc"/>
+        <w:keepNext/>
+      </w:pPr>
+      <w:r>
+        <w:t>Листинг 1 — Данные роли ошибки и события</w:t>
+      </w:r>
+    </w:p>
+    <w:p>
+      <w:pPr>
+        <w:pStyle w:val="aff9"/>
+        <w:keepNext/>
+        <w:spacing w:line="240" w:lineRule="auto"/>
+        <w:ind w:firstLine="0"/>
+        <w:jc w:val="left"/>
+      </w:pPr>
+      <w:r>
+        <w:rPr>
+          <w:rFonts w:ascii="Consolas" w:hAnsi="Consolas"/>
+          <w:sz w:val="19"/>
+        </w:rPr>
+        <w:t xml:space="preserve">    enum Status { Created, Accepted, InTransit, Delivered, Cancelled }</w:t>
+      </w:r>
+    </w:p>
+    <w:p>
+      <w:pPr>
+        <w:pStyle w:val="aff9"/>
+        <w:keepNext/>
+        <w:spacing w:line="240" w:lineRule="auto"/>
+        <w:ind w:firstLine="0"/>
+        <w:jc w:val="left"/>
+      </w:pPr>
+      <w:r>
+        <w:rPr>
+          <w:rFonts w:ascii="Consolas" w:hAnsi="Consolas"/>
+          <w:sz w:val="19"/>
+        </w:rPr>
+        <w:t xml:space="preserve">    struct Delivery { uint256 orderId; address customer; address courier; uint256 </w:t>
+      </w:r>
+      <w:r>
+        <w:rPr>
+          <w:rFonts w:ascii="Consolas" w:hAnsi="Consolas"/>
+          <w:sz w:val="19"/>
+        </w:rPr>
+        <w:br/>
+        <w:t>price; Status status; }</w:t>
+      </w:r>
+    </w:p>
+    <w:p>
+      <w:pPr>
+        <w:pStyle w:val="aff9"/>
+        <w:keepNext/>
+        <w:spacing w:line="240" w:lineRule="auto"/>
+        <w:ind w:firstLine="0"/>
+        <w:jc w:val="left"/>
+      </w:pPr>
+      <w:r>
+        <w:rPr>
+          <w:rFonts w:ascii="Consolas" w:hAnsi="Consolas"/>
+          <w:sz w:val="19"/>
+        </w:rPr>
+        <w:t xml:space="preserve">    address public immutable operator;</w:t>
+      </w:r>
+    </w:p>
+    <w:p>
+      <w:pPr>
+        <w:pStyle w:val="aff9"/>
+        <w:keepNext/>
+        <w:spacing w:line="240" w:lineRule="auto"/>
+        <w:ind w:firstLine="0"/>
+        <w:jc w:val="left"/>
+      </w:pPr>
+      <w:r>
+        <w:rPr>
+          <w:rFonts w:ascii="Consolas" w:hAnsi="Consolas"/>
+          <w:sz w:val="19"/>
+        </w:rPr>
+        <w:t xml:space="preserve">    uint256 public nextId = 1;</w:t>
+      </w:r>
+    </w:p>
+    <w:p>
+      <w:pPr>
+        <w:pStyle w:val="aff9"/>
+        <w:keepNext/>
+        <w:spacing w:line="240" w:lineRule="auto"/>
+        <w:ind w:firstLine="0"/>
+        <w:jc w:val="left"/>
+      </w:pPr>
+      <w:r>
+        <w:rPr>
+          <w:rFonts w:ascii="Consolas" w:hAnsi="Consolas"/>
+          <w:sz w:val="19"/>
+        </w:rPr>
+        <w:t xml:space="preserve">    mapping(uint256 =&gt; Delivery) private deliveries;</w:t>
+      </w:r>
+    </w:p>
+    <w:p>
+      <w:pPr>
+        <w:pStyle w:val="aff9"/>
+        <w:keepNext/>
+        <w:spacing w:line="240" w:lineRule="auto"/>
+        <w:ind w:firstLine="0"/>
+        <w:jc w:val="left"/>
+      </w:pPr>
+      <w:r>
+        <w:rPr>
+          <w:rFonts w:ascii="Consolas" w:hAnsi="Consolas"/>
+          <w:sz w:val="19"/>
+        </w:rPr>
+        <w:t xml:space="preserve">    mapping(uint256 =&gt; bool) public orderRegistered;</w:t>
+      </w:r>
+    </w:p>
+    <w:p>
+      <w:pPr>
+        <w:pStyle w:val="aff9"/>
+        <w:keepNext/>
+        <w:spacing w:line="240" w:lineRule="auto"/>
+        <w:ind w:firstLine="0"/>
+        <w:jc w:val="left"/>
+      </w:pPr>
+      <w:r>
+        <w:rPr>
+          <w:rFonts w:ascii="Consolas" w:hAnsi="Consolas"/>
+          <w:sz w:val="19"/>
+        </w:rPr>
+        <w:t xml:space="preserve">    error Unauthorized();</w:t>
+      </w:r>
+    </w:p>
+    <w:p>
+      <w:pPr>
+        <w:pStyle w:val="aff9"/>
+        <w:keepNext/>
+        <w:spacing w:line="240" w:lineRule="auto"/>
+        <w:ind w:firstLine="0"/>
+        <w:jc w:val="left"/>
+      </w:pPr>
+      <w:r>
+        <w:rPr>
+          <w:rFonts w:ascii="Consolas" w:hAnsi="Consolas"/>
+          <w:sz w:val="19"/>
+        </w:rPr>
+        <w:t xml:space="preserve">    error UnknownDelivery(uint256 id);</w:t>
+      </w:r>
+    </w:p>
+    <w:p>
+      <w:pPr>
+        <w:pStyle w:val="aff9"/>
+        <w:keepNext/>
+        <w:spacing w:line="240" w:lineRule="auto"/>
+        <w:ind w:firstLine="0"/>
+        <w:jc w:val="left"/>
+      </w:pPr>
+      <w:r>
+        <w:rPr>
+          <w:rFonts w:ascii="Consolas" w:hAnsi="Consolas"/>
+          <w:sz w:val="19"/>
+        </w:rPr>
+        <w:t xml:space="preserve">    error InvalidTransition(Status actual, Status expected);</w:t>
+      </w:r>
+    </w:p>
+    <w:p>
+      <w:pPr>
+        <w:pStyle w:val="aff9"/>
+        <w:keepNext/>
+        <w:spacing w:line="240" w:lineRule="auto"/>
+        <w:ind w:firstLine="0"/>
+        <w:jc w:val="left"/>
+      </w:pPr>
+      <w:r>
+        <w:rPr>
+          <w:rFonts w:ascii="Consolas" w:hAnsi="Consolas"/>
+          <w:sz w:val="19"/>
+        </w:rPr>
+        <w:t xml:space="preserve">    event DeliveryCreated(uint256 indexed deliveryId, uint256 indexed orderId, </w:t>
+      </w:r>
+      <w:r>
+        <w:rPr>
+          <w:rFonts w:ascii="Consolas" w:hAnsi="Consolas"/>
+          <w:sz w:val="19"/>
+        </w:rPr>
+        <w:br/>
+        <w:t>address indexed customer, uint256 price);</w:t>
+      </w:r>
+    </w:p>
+    <w:p>
+      <w:pPr>
+        <w:pStyle w:val="aff9"/>
+        <w:keepNext/>
+        <w:spacing w:line="240" w:lineRule="auto"/>
+        <w:ind w:firstLine="0"/>
+        <w:jc w:val="left"/>
+      </w:pPr>
+      <w:r>
+        <w:rPr>
+          <w:rFonts w:ascii="Consolas" w:hAnsi="Consolas"/>
+          <w:sz w:val="19"/>
+        </w:rPr>
+        <w:t xml:space="preserve">    event CourierAssigned(uint256 indexed deliveryId, address indexed courier);</w:t>
+      </w:r>
+    </w:p>
+    <w:p>
+      <w:pPr>
+        <w:pStyle w:val="aff9"/>
+        <w:keepNext/>
+        <w:spacing w:line="240" w:lineRule="auto"/>
+        <w:ind w:firstLine="0"/>
+        <w:jc w:val="left"/>
+      </w:pPr>
+      <w:r>
+        <w:rPr>
+          <w:rFonts w:ascii="Consolas" w:hAnsi="Consolas"/>
+          <w:sz w:val="19"/>
+        </w:rPr>
+        <w:t xml:space="preserve">    event DeliveryStatusChanged(uint256 indexed deliveryId, Status previous, </w:t>
+      </w:r>
+      <w:r>
+        <w:rPr>
+          <w:rFonts w:ascii="Consolas" w:hAnsi="Consolas"/>
+          <w:sz w:val="19"/>
+        </w:rPr>
+        <w:br/>
+        <w:t>Status current);</w:t>
+      </w:r>
+    </w:p>
+    <w:p>
+      <w:pPr>
+        <w:pStyle w:val="aff9"/>
+        <w:keepNext/>
+      </w:pPr>
+      <w:r>
+        <w:t>Источник листинга: contracts/DeliveryLedger.sol, строки 7–18. Переносы длинных строк добавлены для размещения на странице.</w:t>
+      </w:r>
+    </w:p>
+    <w:p>
+      <w:pPr>
+        <w:pStyle w:val="aff9"/>
+        <w:ind w:firstLine="0"/>
+      </w:pPr>
+      <w:hyperlink r:id="rId9" w:anchor="L7">
+        <w:r>
+          <w:t>Открыть этот фрагмент исходного кода</w:t>
+        </w:r>
+      </w:hyperlink>
+    </w:p>
+    <w:p>
+      <w:pPr>
+        <w:pStyle w:val="affc"/>
+        <w:keepNext/>
+      </w:pPr>
+      <w:r>
+        <w:t>Листинг 2 — Создание с проверкой уникальности</w:t>
+      </w:r>
+    </w:p>
+    <w:p>
+      <w:pPr>
+        <w:pStyle w:val="aff9"/>
+        <w:keepNext/>
+        <w:spacing w:line="240" w:lineRule="auto"/>
+        <w:ind w:firstLine="0"/>
+        <w:jc w:val="left"/>
+      </w:pPr>
+      <w:r>
+        <w:rPr>
+          <w:rFonts w:ascii="Consolas" w:hAnsi="Consolas"/>
+          <w:sz w:val="19"/>
+        </w:rPr>
+        <w:t xml:space="preserve">    modifier exists(uint256 id) { if(deliveries[id].customer == address(0)) revert</w:t>
+      </w:r>
+      <w:r>
+        <w:rPr>
+          <w:rFonts w:ascii="Consolas" w:hAnsi="Consolas"/>
+          <w:sz w:val="19"/>
+        </w:rPr>
+        <w:br/>
+        <w:t xml:space="preserve"> UnknownDelivery(id); _; }</w:t>
+      </w:r>
+    </w:p>
+    <w:p>
+      <w:pPr>
+        <w:pStyle w:val="aff9"/>
+        <w:keepNext/>
+        <w:spacing w:line="240" w:lineRule="auto"/>
+        <w:ind w:firstLine="0"/>
+        <w:jc w:val="left"/>
+      </w:pPr>
+      <w:r>
+        <w:rPr>
+          <w:rFonts w:ascii="Consolas" w:hAnsi="Consolas"/>
+          <w:sz w:val="19"/>
+        </w:rPr>
+        <w:t xml:space="preserve">    modifier onlyCourier(uint256 id) { if(msg.sender != deliveries[id].courier) </w:t>
+      </w:r>
+      <w:r>
+        <w:rPr>
+          <w:rFonts w:ascii="Consolas" w:hAnsi="Consolas"/>
+          <w:sz w:val="19"/>
+        </w:rPr>
+        <w:br/>
+        <w:t>revert Unauthorized(); _; }</w:t>
+      </w:r>
+    </w:p>
+    <w:p>
+      <w:pPr>
+        <w:pStyle w:val="aff9"/>
+        <w:keepNext/>
+        <w:spacing w:line="240" w:lineRule="auto"/>
+        <w:ind w:firstLine="0"/>
+        <w:jc w:val="left"/>
+      </w:pPr>
+      <w:r>
+        <w:rPr>
+          <w:rFonts w:ascii="Consolas" w:hAnsi="Consolas"/>
+          <w:sz w:val="19"/>
+        </w:rPr>
+        <w:t xml:space="preserve">    function createDelivery(uint256 orderId, uint256 price) external </w:t>
+      </w:r>
+      <w:r>
+        <w:rPr>
+          <w:rFonts w:ascii="Consolas" w:hAnsi="Consolas"/>
+          <w:sz w:val="19"/>
+        </w:rPr>
+        <w:br/>
+        <w:t>returns(uint256 id) {</w:t>
+      </w:r>
+    </w:p>
+    <w:p>
+      <w:pPr>
+        <w:pStyle w:val="aff9"/>
+        <w:keepNext/>
+        <w:spacing w:line="240" w:lineRule="auto"/>
+        <w:ind w:firstLine="0"/>
+        <w:jc w:val="left"/>
+      </w:pPr>
+      <w:r>
+        <w:rPr>
+          <w:rFonts w:ascii="Consolas" w:hAnsi="Consolas"/>
+          <w:sz w:val="19"/>
+        </w:rPr>
+        <w:t xml:space="preserve">        require(orderId &gt; 0 &amp;&amp; price &gt; 0, "Positive order and price required");</w:t>
+      </w:r>
+    </w:p>
+    <w:p>
+      <w:pPr>
+        <w:pStyle w:val="aff9"/>
+        <w:keepNext/>
+        <w:spacing w:line="240" w:lineRule="auto"/>
+        <w:ind w:firstLine="0"/>
+        <w:jc w:val="left"/>
+      </w:pPr>
+      <w:r>
+        <w:rPr>
+          <w:rFonts w:ascii="Consolas" w:hAnsi="Consolas"/>
+          <w:sz w:val="19"/>
+        </w:rPr>
+        <w:t xml:space="preserve">        require(!orderRegistered[orderId], "Order already registered");</w:t>
+      </w:r>
+    </w:p>
+    <w:p>
+      <w:pPr>
+        <w:pStyle w:val="aff9"/>
+        <w:keepNext/>
+        <w:spacing w:line="240" w:lineRule="auto"/>
+        <w:ind w:firstLine="0"/>
+        <w:jc w:val="left"/>
+      </w:pPr>
+      <w:r>
+        <w:rPr>
+          <w:rFonts w:ascii="Consolas" w:hAnsi="Consolas"/>
+          <w:sz w:val="19"/>
+        </w:rPr>
+        <w:t xml:space="preserve">        id = nextId++;</w:t>
+      </w:r>
+    </w:p>
+    <w:p>
+      <w:pPr>
+        <w:pStyle w:val="aff9"/>
+        <w:keepNext/>
+        <w:spacing w:line="240" w:lineRule="auto"/>
+        <w:ind w:firstLine="0"/>
+        <w:jc w:val="left"/>
+      </w:pPr>
+      <w:r>
+        <w:rPr>
+          <w:rFonts w:ascii="Consolas" w:hAnsi="Consolas"/>
+          <w:sz w:val="19"/>
+        </w:rPr>
+        <w:t xml:space="preserve">        deliveries[id] = Delivery(orderId, msg.sender, address(0), price, </w:t>
+      </w:r>
+      <w:r>
+        <w:rPr>
+          <w:rFonts w:ascii="Consolas" w:hAnsi="Consolas"/>
+          <w:sz w:val="19"/>
+        </w:rPr>
+        <w:br/>
+        <w:t>Status.Created);</w:t>
+      </w:r>
+    </w:p>
+    <w:p>
+      <w:pPr>
+        <w:pStyle w:val="aff9"/>
+        <w:keepNext/>
+        <w:spacing w:line="240" w:lineRule="auto"/>
+        <w:ind w:firstLine="0"/>
+        <w:jc w:val="left"/>
+      </w:pPr>
+      <w:r>
+        <w:rPr>
+          <w:rFonts w:ascii="Consolas" w:hAnsi="Consolas"/>
+          <w:sz w:val="19"/>
+        </w:rPr>
+        <w:t xml:space="preserve">        orderRegistered[orderId] = true;</w:t>
+      </w:r>
+    </w:p>
+    <w:p>
+      <w:pPr>
+        <w:pStyle w:val="aff9"/>
+        <w:keepNext/>
+        <w:spacing w:line="240" w:lineRule="auto"/>
+        <w:ind w:firstLine="0"/>
+        <w:jc w:val="left"/>
+      </w:pPr>
+      <w:r>
+        <w:rPr>
+          <w:rFonts w:ascii="Consolas" w:hAnsi="Consolas"/>
+          <w:sz w:val="19"/>
+        </w:rPr>
+        <w:t xml:space="preserve">        emit DeliveryCreated(id, orderId, msg.sender, price);</w:t>
+      </w:r>
+    </w:p>
+    <w:p>
+      <w:pPr>
+        <w:pStyle w:val="aff9"/>
+        <w:keepNext/>
+        <w:spacing w:line="240" w:lineRule="auto"/>
+        <w:ind w:firstLine="0"/>
+        <w:jc w:val="left"/>
+      </w:pPr>
+      <w:r>
+        <w:rPr>
+          <w:rFonts w:ascii="Consolas" w:hAnsi="Consolas"/>
+          <w:sz w:val="19"/>
+        </w:rPr>
+        <w:t xml:space="preserve">    }</w:t>
+      </w:r>
+    </w:p>
+    <w:p>
+      <w:pPr>
+        <w:pStyle w:val="aff9"/>
+        <w:keepNext/>
+      </w:pPr>
+      <w:r>
+        <w:t>Источник листинга: contracts/DeliveryLedger.sol, строки 20–29. Переносы длинных строк добавлены для размещения на странице.</w:t>
+      </w:r>
+    </w:p>
+    <w:p>
+      <w:pPr>
+        <w:pStyle w:val="aff9"/>
+        <w:ind w:firstLine="0"/>
+      </w:pPr>
+      <w:hyperlink r:id="rId10" w:anchor="L20">
+        <w:r>
+          <w:t>Открыть этот фрагмент исходного кода</w:t>
+        </w:r>
+      </w:hyperlink>
+    </w:p>
+    <w:p>
+      <w:pPr>
+        <w:pStyle w:val="affc"/>
+        <w:keepNext/>
+      </w:pPr>
+      <w:r>
+        <w:lastRenderedPageBreak/>
+        <w:t>Листинг 3 — Назначение и переходы жизненного цикла</w:t>
+      </w:r>
+    </w:p>
+    <w:p>
+      <w:pPr>
+        <w:pStyle w:val="aff9"/>
+        <w:keepNext/>
+        <w:spacing w:line="240" w:lineRule="auto"/>
+        <w:ind w:firstLine="0"/>
+        <w:jc w:val="left"/>
+      </w:pPr>
+      <w:r>
+        <w:rPr>
+          <w:rFonts w:ascii="Consolas" w:hAnsi="Consolas"/>
+          <w:sz w:val="19"/>
+        </w:rPr>
+        <w:t xml:space="preserve">    function assignCourier(uint256 id, address courier) external exists(id) {</w:t>
+      </w:r>
+    </w:p>
+    <w:p>
+      <w:pPr>
+        <w:pStyle w:val="aff9"/>
+        <w:keepNext/>
+        <w:spacing w:line="240" w:lineRule="auto"/>
+        <w:ind w:firstLine="0"/>
+        <w:jc w:val="left"/>
+      </w:pPr>
+      <w:r>
+        <w:rPr>
+          <w:rFonts w:ascii="Consolas" w:hAnsi="Consolas"/>
+          <w:sz w:val="19"/>
+        </w:rPr>
+        <w:t xml:space="preserve">        if(msg.sender != operator &amp;&amp; msg.sender != deliveries[id].customer) revert</w:t>
+      </w:r>
+      <w:r>
+        <w:rPr>
+          <w:rFonts w:ascii="Consolas" w:hAnsi="Consolas"/>
+          <w:sz w:val="19"/>
+        </w:rPr>
+        <w:br/>
+        <w:t xml:space="preserve"> Unauthorized();</w:t>
+      </w:r>
+    </w:p>
+    <w:p>
+      <w:pPr>
+        <w:pStyle w:val="aff9"/>
+        <w:keepNext/>
+        <w:spacing w:line="240" w:lineRule="auto"/>
+        <w:ind w:firstLine="0"/>
+        <w:jc w:val="left"/>
+      </w:pPr>
+      <w:r>
+        <w:rPr>
+          <w:rFonts w:ascii="Consolas" w:hAnsi="Consolas"/>
+          <w:sz w:val="19"/>
+        </w:rPr>
+        <w:t xml:space="preserve">        require(courier != address(0) &amp;&amp; courier != deliveries[id].customer, </w:t>
+      </w:r>
+      <w:r>
+        <w:rPr>
+          <w:rFonts w:ascii="Consolas" w:hAnsi="Consolas"/>
+          <w:sz w:val="19"/>
+        </w:rPr>
+        <w:br/>
+        <w:t>"Invalid courier");</w:t>
+      </w:r>
+    </w:p>
+    <w:p>
+      <w:pPr>
+        <w:pStyle w:val="aff9"/>
+        <w:keepNext/>
+        <w:spacing w:line="240" w:lineRule="auto"/>
+        <w:ind w:firstLine="0"/>
+        <w:jc w:val="left"/>
+      </w:pPr>
+      <w:r>
+        <w:rPr>
+          <w:rFonts w:ascii="Consolas" w:hAnsi="Consolas"/>
+          <w:sz w:val="19"/>
+        </w:rPr>
+        <w:t xml:space="preserve">        expect(id, Status.Created);</w:t>
+      </w:r>
+    </w:p>
+    <w:p>
+      <w:pPr>
+        <w:pStyle w:val="aff9"/>
+        <w:keepNext/>
+        <w:spacing w:line="240" w:lineRule="auto"/>
+        <w:ind w:firstLine="0"/>
+        <w:jc w:val="left"/>
+      </w:pPr>
+      <w:r>
+        <w:rPr>
+          <w:rFonts w:ascii="Consolas" w:hAnsi="Consolas"/>
+          <w:sz w:val="19"/>
+        </w:rPr>
+        <w:t xml:space="preserve">        deliveries[id].courier = courier;</w:t>
+      </w:r>
+    </w:p>
+    <w:p>
+      <w:pPr>
+        <w:pStyle w:val="aff9"/>
+        <w:keepNext/>
+        <w:spacing w:line="240" w:lineRule="auto"/>
+        <w:ind w:firstLine="0"/>
+        <w:jc w:val="left"/>
+      </w:pPr>
+      <w:r>
+        <w:rPr>
+          <w:rFonts w:ascii="Consolas" w:hAnsi="Consolas"/>
+          <w:sz w:val="19"/>
+        </w:rPr>
+        <w:t xml:space="preserve">        emit CourierAssigned(id, courier);</w:t>
+      </w:r>
+    </w:p>
+    <w:p>
+      <w:pPr>
+        <w:pStyle w:val="aff9"/>
+        <w:keepNext/>
+        <w:spacing w:line="240" w:lineRule="auto"/>
+        <w:ind w:firstLine="0"/>
+        <w:jc w:val="left"/>
+      </w:pPr>
+      <w:r>
+        <w:rPr>
+          <w:rFonts w:ascii="Consolas" w:hAnsi="Consolas"/>
+          <w:sz w:val="19"/>
+        </w:rPr>
+        <w:t xml:space="preserve">        change(id, Status.Accepted);</w:t>
+      </w:r>
+    </w:p>
+    <w:p>
+      <w:pPr>
+        <w:pStyle w:val="aff9"/>
+        <w:keepNext/>
+        <w:spacing w:line="240" w:lineRule="auto"/>
+        <w:ind w:firstLine="0"/>
+        <w:jc w:val="left"/>
+      </w:pPr>
+      <w:r>
+        <w:rPr>
+          <w:rFonts w:ascii="Consolas" w:hAnsi="Consolas"/>
+          <w:sz w:val="19"/>
+        </w:rPr>
+        <w:t xml:space="preserve">    }</w:t>
+      </w:r>
+    </w:p>
+    <w:p>
+      <w:pPr>
+        <w:pStyle w:val="aff9"/>
+        <w:keepNext/>
+        <w:spacing w:line="240" w:lineRule="auto"/>
+        <w:ind w:firstLine="0"/>
+        <w:jc w:val="left"/>
+      </w:pPr>
+      <w:r>
+        <w:rPr>
+          <w:rFonts w:ascii="Consolas" w:hAnsi="Consolas"/>
+          <w:sz w:val="19"/>
+        </w:rPr>
+        <w:t xml:space="preserve">    function startDelivery(uint256 id) external exists(id) onlyCourier(id) { </w:t>
+      </w:r>
+      <w:r>
+        <w:rPr>
+          <w:rFonts w:ascii="Consolas" w:hAnsi="Consolas"/>
+          <w:sz w:val="19"/>
+        </w:rPr>
+        <w:br/>
+        <w:t>expect(id, Status.Accepted); change(id, Status.InTransit); }</w:t>
+      </w:r>
+    </w:p>
+    <w:p>
+      <w:pPr>
+        <w:pStyle w:val="aff9"/>
+        <w:keepNext/>
+        <w:spacing w:line="240" w:lineRule="auto"/>
+        <w:ind w:firstLine="0"/>
+        <w:jc w:val="left"/>
+      </w:pPr>
+      <w:r>
+        <w:rPr>
+          <w:rFonts w:ascii="Consolas" w:hAnsi="Consolas"/>
+          <w:sz w:val="19"/>
+        </w:rPr>
+        <w:t xml:space="preserve">    function completeDelivery(uint256 id) external exists(id) onlyCourier(id) { </w:t>
+      </w:r>
+      <w:r>
+        <w:rPr>
+          <w:rFonts w:ascii="Consolas" w:hAnsi="Consolas"/>
+          <w:sz w:val="19"/>
+        </w:rPr>
+        <w:br/>
+        <w:t>expect(id, Status.InTransit); change(id, Status.Delivered); }</w:t>
+      </w:r>
+    </w:p>
+    <w:p>
+      <w:pPr>
+        <w:pStyle w:val="aff9"/>
+        <w:keepNext/>
+        <w:spacing w:line="240" w:lineRule="auto"/>
+        <w:ind w:firstLine="0"/>
+        <w:jc w:val="left"/>
+      </w:pPr>
+      <w:r>
+        <w:rPr>
+          <w:rFonts w:ascii="Consolas" w:hAnsi="Consolas"/>
+          <w:sz w:val="19"/>
+        </w:rPr>
+        <w:t xml:space="preserve">    function cancelDelivery(uint256 id) external exists(id) {</w:t>
+      </w:r>
+    </w:p>
+    <w:p>
+      <w:pPr>
+        <w:pStyle w:val="aff9"/>
+        <w:keepNext/>
+        <w:spacing w:line="240" w:lineRule="auto"/>
+        <w:ind w:firstLine="0"/>
+        <w:jc w:val="left"/>
+      </w:pPr>
+      <w:r>
+        <w:rPr>
+          <w:rFonts w:ascii="Consolas" w:hAnsi="Consolas"/>
+          <w:sz w:val="19"/>
+        </w:rPr>
+        <w:t xml:space="preserve">        Delivery storage d = deliveries[id];</w:t>
+      </w:r>
+    </w:p>
+    <w:p>
+      <w:pPr>
+        <w:pStyle w:val="aff9"/>
+        <w:keepNext/>
+        <w:spacing w:line="240" w:lineRule="auto"/>
+        <w:ind w:firstLine="0"/>
+        <w:jc w:val="left"/>
+      </w:pPr>
+      <w:r>
+        <w:rPr>
+          <w:rFonts w:ascii="Consolas" w:hAnsi="Consolas"/>
+          <w:sz w:val="19"/>
+        </w:rPr>
+        <w:t xml:space="preserve">        if(msg.sender != d.customer &amp;&amp; msg.sender != operator) revert </w:t>
+      </w:r>
+      <w:r>
+        <w:rPr>
+          <w:rFonts w:ascii="Consolas" w:hAnsi="Consolas"/>
+          <w:sz w:val="19"/>
+        </w:rPr>
+        <w:br/>
+        <w:t>Unauthorized();</w:t>
+      </w:r>
+    </w:p>
+    <w:p>
+      <w:pPr>
+        <w:pStyle w:val="aff9"/>
+        <w:keepNext/>
+        <w:spacing w:line="240" w:lineRule="auto"/>
+        <w:ind w:firstLine="0"/>
+        <w:jc w:val="left"/>
+      </w:pPr>
+      <w:r>
+        <w:rPr>
+          <w:rFonts w:ascii="Consolas" w:hAnsi="Consolas"/>
+          <w:sz w:val="19"/>
+        </w:rPr>
+        <w:t xml:space="preserve">        require(d.status == Status.Created || d.status == Status.Accepted, </w:t>
+      </w:r>
+      <w:r>
+        <w:rPr>
+          <w:rFonts w:ascii="Consolas" w:hAnsi="Consolas"/>
+          <w:sz w:val="19"/>
+        </w:rPr>
+        <w:br/>
+        <w:t>"Delivery already started");</w:t>
+      </w:r>
+    </w:p>
+    <w:p>
+      <w:pPr>
+        <w:pStyle w:val="aff9"/>
+        <w:keepNext/>
+        <w:spacing w:line="240" w:lineRule="auto"/>
+        <w:ind w:firstLine="0"/>
+        <w:jc w:val="left"/>
+      </w:pPr>
+      <w:r>
+        <w:rPr>
+          <w:rFonts w:ascii="Consolas" w:hAnsi="Consolas"/>
+          <w:sz w:val="19"/>
+        </w:rPr>
+        <w:t xml:space="preserve">        change(id, Status.Cancelled);</w:t>
+      </w:r>
+    </w:p>
+    <w:p>
+      <w:pPr>
+        <w:pStyle w:val="aff9"/>
+        <w:keepNext/>
+        <w:spacing w:line="240" w:lineRule="auto"/>
+        <w:ind w:firstLine="0"/>
+        <w:jc w:val="left"/>
+      </w:pPr>
+      <w:r>
+        <w:rPr>
+          <w:rFonts w:ascii="Consolas" w:hAnsi="Consolas"/>
+          <w:sz w:val="19"/>
+        </w:rPr>
+        <w:t xml:space="preserve">    }</w:t>
+      </w:r>
+    </w:p>
+    <w:p>
+      <w:pPr>
+        <w:pStyle w:val="aff9"/>
+        <w:keepNext/>
+      </w:pPr>
+      <w:r>
+        <w:t>Источник листинга: contracts/DeliveryLedger.sol, строки 31–46. Переносы длинных строк добавлены для размещения на странице.</w:t>
+      </w:r>
+    </w:p>
+    <w:p>
+      <w:pPr>
+        <w:pStyle w:val="aff9"/>
+        <w:ind w:firstLine="0"/>
+      </w:pPr>
+      <w:hyperlink r:id="rId11" w:anchor="L31">
+        <w:r>
+          <w:t>Открыть этот фрагмент исходного кода</w:t>
+        </w:r>
+      </w:hyperlink>
+    </w:p>
+    <w:p>
+      <w:pPr>
+        <w:pStyle w:val="affc"/>
+        <w:keepNext/>
+      </w:pPr>
+      <w:r>
+        <w:t>Листинг 4 — Единая проверка и регистрация изменений</w:t>
+      </w:r>
+    </w:p>
+    <w:p>
+      <w:pPr>
+        <w:pStyle w:val="aff9"/>
+        <w:keepNext/>
+        <w:spacing w:line="240" w:lineRule="auto"/>
+        <w:ind w:firstLine="0"/>
+        <w:jc w:val="left"/>
+      </w:pPr>
+      <w:r>
+        <w:rPr>
+          <w:rFonts w:ascii="Consolas" w:hAnsi="Consolas"/>
+          <w:sz w:val="19"/>
+        </w:rPr>
+        <w:t xml:space="preserve">    function expect(uint256 id, Status expected) private view {</w:t>
+      </w:r>
+    </w:p>
+    <w:p>
+      <w:pPr>
+        <w:pStyle w:val="aff9"/>
+        <w:keepNext/>
+        <w:spacing w:line="240" w:lineRule="auto"/>
+        <w:ind w:firstLine="0"/>
+        <w:jc w:val="left"/>
+      </w:pPr>
+      <w:r>
+        <w:rPr>
+          <w:rFonts w:ascii="Consolas" w:hAnsi="Consolas"/>
+          <w:sz w:val="19"/>
+        </w:rPr>
+        <w:t xml:space="preserve">        if(deliveries[id].status != expected) revert </w:t>
+      </w:r>
+      <w:r>
+        <w:rPr>
+          <w:rFonts w:ascii="Consolas" w:hAnsi="Consolas"/>
+          <w:sz w:val="19"/>
+        </w:rPr>
+        <w:br/>
+        <w:t>InvalidTransition(deliveries[id].status, expected);</w:t>
+      </w:r>
+    </w:p>
+    <w:p>
+      <w:pPr>
+        <w:pStyle w:val="aff9"/>
+        <w:keepNext/>
+        <w:spacing w:line="240" w:lineRule="auto"/>
+        <w:ind w:firstLine="0"/>
+        <w:jc w:val="left"/>
+      </w:pPr>
+      <w:r>
+        <w:rPr>
+          <w:rFonts w:ascii="Consolas" w:hAnsi="Consolas"/>
+          <w:sz w:val="19"/>
+        </w:rPr>
+        <w:t xml:space="preserve">    }</w:t>
+      </w:r>
+    </w:p>
+    <w:p>
+      <w:pPr>
+        <w:pStyle w:val="aff9"/>
+        <w:keepNext/>
+        <w:spacing w:line="240" w:lineRule="auto"/>
+        <w:ind w:firstLine="0"/>
+        <w:jc w:val="left"/>
+      </w:pPr>
+      <w:r>
+        <w:rPr>
+          <w:rFonts w:ascii="Consolas" w:hAnsi="Consolas"/>
+          <w:sz w:val="19"/>
+        </w:rPr>
+        <w:t xml:space="preserve">    function change(uint256 id, Status current) private {</w:t>
+      </w:r>
+    </w:p>
+    <w:p>
+      <w:pPr>
+        <w:pStyle w:val="aff9"/>
+        <w:keepNext/>
+        <w:spacing w:line="240" w:lineRule="auto"/>
+        <w:ind w:firstLine="0"/>
+        <w:jc w:val="left"/>
+      </w:pPr>
+      <w:r>
+        <w:rPr>
+          <w:rFonts w:ascii="Consolas" w:hAnsi="Consolas"/>
+          <w:sz w:val="19"/>
+        </w:rPr>
+        <w:t xml:space="preserve">        Status previous=deliveries[id].status; deliveries[id].status=current;</w:t>
+      </w:r>
+    </w:p>
+    <w:p>
+      <w:pPr>
+        <w:pStyle w:val="aff9"/>
+        <w:keepNext/>
+        <w:spacing w:line="240" w:lineRule="auto"/>
+        <w:ind w:firstLine="0"/>
+        <w:jc w:val="left"/>
+      </w:pPr>
+      <w:r>
+        <w:rPr>
+          <w:rFonts w:ascii="Consolas" w:hAnsi="Consolas"/>
+          <w:sz w:val="19"/>
+        </w:rPr>
+        <w:t xml:space="preserve">        emit DeliveryStatusChanged(id,previous,current);</w:t>
+      </w:r>
+    </w:p>
+    <w:p>
+      <w:pPr>
+        <w:pStyle w:val="aff9"/>
+        <w:keepNext/>
+        <w:spacing w:line="240" w:lineRule="auto"/>
+        <w:ind w:firstLine="0"/>
+        <w:jc w:val="left"/>
+      </w:pPr>
+      <w:r>
+        <w:rPr>
+          <w:rFonts w:ascii="Consolas" w:hAnsi="Consolas"/>
+          <w:sz w:val="19"/>
+        </w:rPr>
+        <w:t xml:space="preserve">    }</w:t>
+      </w:r>
+    </w:p>
+    <w:p>
+      <w:pPr>
+        <w:pStyle w:val="aff9"/>
+        <w:keepNext/>
+        <w:spacing w:line="240" w:lineRule="auto"/>
+        <w:ind w:firstLine="0"/>
+        <w:jc w:val="left"/>
+      </w:pPr>
+      <w:r>
+        <w:rPr>
+          <w:rFonts w:ascii="Consolas" w:hAnsi="Consolas"/>
+          <w:sz w:val="19"/>
+        </w:rPr>
+        <w:t>}</w:t>
+      </w:r>
+    </w:p>
+    <w:p>
+      <w:pPr>
+        <w:pStyle w:val="aff9"/>
+        <w:keepNext/>
+      </w:pPr>
+      <w:r>
+        <w:t>Источник листинга: contracts/DeliveryLedger.sol, строки 47–54. Переносы длинных строк добавлены для размещения на странице.</w:t>
+      </w:r>
+    </w:p>
+    <w:p>
+      <w:pPr>
+        <w:pStyle w:val="aff9"/>
+        <w:ind w:firstLine="0"/>
+      </w:pPr>
+      <w:hyperlink r:id="rId12" w:anchor="L47">
+        <w:r>
+          <w:t>Открыть этот фрагмент исходного кода</w:t>
+        </w:r>
+      </w:hyperlink>
+    </w:p>
+    <w:p>
+      <w:pPr>
+        <w:pStyle w:val="1"/>
+      </w:pPr>
+      <w:bookmarkStart w:id="15" w:name="_Toc242052480"/>
+      <w:r>
+        <w:lastRenderedPageBreak/>
+        <w:t>3 Запуск и проверка результатов</w:t>
+      </w:r>
+      <w:bookmarkEnd w:id="15"/>
+    </w:p>
+    <w:p>
+      <w:pPr>
+        <w:pStyle w:val="21"/>
+      </w:pPr>
+      <w:bookmarkStart w:id="16" w:name="_Toc242052481"/>
+      <w:r>
+        <w:t>3.1 Подготовка окружения и запуск</w:t>
+      </w:r>
+      <w:bookmarkEnd w:id="16"/>
+    </w:p>
+    <w:p>
+      <w:pPr>
+        <w:pStyle w:val="aff9"/>
+      </w:pPr>
+      <w:r>
+        <w:t>Для практики нужна браузерная Remix IDE. Открывается contracts/DeliveryLedger.sol, выбирается совместимый компилятор, выполняется Compile и Deploy в Remix VM Osaka. Конструктор не принимает аргументов, Value оставляется 0 wei.</w:t>
+      </w:r>
+    </w:p>
+    <w:p>
+      <w:pPr>
+        <w:pStyle w:val="aff9"/>
+        <w:spacing w:line="240" w:lineRule="auto"/>
         <w:ind w:firstLine="0"/>
         <w:jc w:val="left"/>
       </w:pPr>
@@ -1452,7 +5689,7 @@
           <w:rFonts w:ascii="Consolas" w:hAnsi="Consolas"/>
           <w:sz w:val="22"/>
         </w:rPr>
-        <w:t>Remix VM Osaka</w:t>
+        <w:t>Remix IDE 2.6.5</w:t>
       </w:r>
       <w:r>
         <w:rPr>
@@ -1460,7 +5697,7 @@
           <w:sz w:val="22"/>
         </w:rPr>
         <w:br/>
-        <w:t>Solidity 0.8.34+commit.80d5c536</w:t>
+        <w:t>Compiler 0.8.34+commit.80d5c536</w:t>
       </w:r>
       <w:r>
         <w:rPr>
@@ -1468,7 +5705,7 @@
           <w:sz w:val="22"/>
         </w:rPr>
         <w:br/>
-        <w:t>Value = 0 wei</w:t>
+        <w:t>Environment Remix VM Osaka</w:t>
       </w:r>
       <w:r>
         <w:rPr>
@@ -1476,30 +5713,7 @@
           <w:sz w:val="22"/>
         </w:rPr>
         <w:br/>
-        <w:t>createDelivery(101, 63200)</w:t>
-      </w:r>
-      <w:r>
-        <w:rPr>
-          <w:rFonts w:ascii="Consolas" w:hAnsi="Consolas"/>
-          <w:sz w:val="22"/>
-        </w:rPr>
-        <w:br/>
-        <w:t>assignCourier(1, A</w:t>
-      </w:r>
-      <w:r>
-        <w:rPr>
-          <w:rFonts w:ascii="Consolas" w:hAnsi="Consolas"/>
-          <w:sz w:val="22"/>
-        </w:rPr>
-        <w:t>ccount 2)</w:t>
-      </w:r>
-      <w:r>
-        <w:rPr>
-          <w:rFonts w:ascii="Consolas" w:hAnsi="Consolas"/>
-          <w:sz w:val="22"/>
-        </w:rPr>
-        <w:br/>
-        <w:t>startDelivery(1) → completeDelivery(1)</w:t>
+        <w:t>Value 0 wei</w:t>
       </w:r>
     </w:p>
     <w:p>
@@ -1507,21 +5721,748 @@
         <w:pStyle w:val="aff9"/>
       </w:pPr>
       <w:r>
-        <w:t>Проверка выполнена 4 октября 2026 года на app.remix.live. Account 1 с адресом 0x5B38…eddC4 выступал оператором и заказчиком. Account 2 с адресом 0xAb8483…35cb2 назначен курьером. Полные адреса сохранены в ru</w:t>
-      </w:r>
-      <w:r>
-        <w:t>n.log. После createDelivery объект 1 содержал заказ 101, стоимость 63200, нулевой courier и status 0.</w:t>
+        <w:t>Команды выполняются из папки соответствующей практики. Фактические результаты ниже сохранены 4 октября 2026 года.</w:t>
       </w:r>
     </w:p>
     <w:p>
       <w:pPr>
+        <w:pStyle w:val="21"/>
+      </w:pPr>
+      <w:bookmarkStart w:id="17" w:name="_Toc242052482"/>
+      <w:r>
+        <w:t>3.2 Сценарии и ожидаемые результаты</w:t>
+      </w:r>
+      <w:bookmarkEnd w:id="17"/>
+    </w:p>
+    <w:p>
+      <w:pPr>
+        <w:pStyle w:val="affc"/>
+        <w:keepNext/>
+      </w:pPr>
+      <w:r>
+        <w:t>Таблица 3 — Проверки программы</w:t>
+      </w:r>
+    </w:p>
+    <w:tbl>
+      <w:tblPr>
+        <w:tblW w:w="0" w:type="auto"/>
+        <w:jc w:val="center"/>
+        <w:tblLayout w:type="fixed"/>
+        <w:tblLook w:val="04A0" w:firstRow="1" w:lastRow="0" w:firstColumn="1" w:lastColumn="0" w:noHBand="0" w:noVBand="1"/>
+      </w:tblPr>
+      <w:tblGrid>
+        <w:gridCol w:w="2324"/>
+        <w:gridCol w:w="3231"/>
+        <w:gridCol w:w="3798"/>
+      </w:tblGrid>
+      <w:tr>
+        <w:trPr>
+          <w:cantSplit/>
+          <w:tblHeader/>
+          <w:jc w:val="center"/>
+        </w:trPr>
+        <w:tc>
+          <w:tcPr>
+            <w:tcW w:w="2324" w:type="dxa"/>
+            <w:tcBorders>
+              <w:top w:val="single" w:sz="4" w:space="0" w:color="D9D9D9"/>
+              <w:left w:val="single" w:sz="4" w:space="0" w:color="D9D9D9"/>
+              <w:bottom w:val="single" w:sz="4" w:space="0" w:color="D9D9D9"/>
+              <w:right w:val="single" w:sz="4" w:space="0" w:color="D9D9D9"/>
+            </w:tcBorders>
+            <w:shd w:val="clear" w:color="auto" w:fill="EEEEEE"/>
+            <w:tcMar>
+              <w:top w:w="70" w:type="dxa"/>
+              <w:left w:w="90" w:type="dxa"/>
+              <w:bottom w:w="70" w:type="dxa"/>
+              <w:right w:w="90" w:type="dxa"/>
+            </w:tcMar>
+            <w:vAlign w:val="center"/>
+          </w:tcPr>
+          <w:p>
+            <w:pPr>
+              <w:spacing w:before="40" w:after="40" w:line="264" w:lineRule="auto"/>
+              <w:ind w:firstLine="0"/>
+              <w:jc w:val="left"/>
+            </w:pPr>
+            <w:r>
+              <w:rPr>
+                <w:b/>
+                <w:sz w:val="24"/>
+              </w:rPr>
+              <w:t>Проверка</w:t>
+            </w:r>
+          </w:p>
+        </w:tc>
+        <w:tc>
+          <w:tcPr>
+            <w:tcW w:w="3231" w:type="dxa"/>
+            <w:tcBorders>
+              <w:top w:val="single" w:sz="4" w:space="0" w:color="D9D9D9"/>
+              <w:left w:val="single" w:sz="4" w:space="0" w:color="D9D9D9"/>
+              <w:bottom w:val="single" w:sz="4" w:space="0" w:color="D9D9D9"/>
+              <w:right w:val="single" w:sz="4" w:space="0" w:color="D9D9D9"/>
+            </w:tcBorders>
+            <w:shd w:val="clear" w:color="auto" w:fill="EEEEEE"/>
+            <w:tcMar>
+              <w:top w:w="70" w:type="dxa"/>
+              <w:left w:w="90" w:type="dxa"/>
+              <w:bottom w:w="70" w:type="dxa"/>
+              <w:right w:w="90" w:type="dxa"/>
+            </w:tcMar>
+            <w:vAlign w:val="center"/>
+          </w:tcPr>
+          <w:p>
+            <w:pPr>
+              <w:spacing w:before="40" w:after="40" w:line="264" w:lineRule="auto"/>
+              <w:ind w:firstLine="0"/>
+              <w:jc w:val="left"/>
+            </w:pPr>
+            <w:r>
+              <w:rPr>
+                <w:b/>
+                <w:sz w:val="24"/>
+              </w:rPr>
+              <w:t>Действие или данные</w:t>
+            </w:r>
+          </w:p>
+        </w:tc>
+        <w:tc>
+          <w:tcPr>
+            <w:tcW w:w="3798" w:type="dxa"/>
+            <w:tcBorders>
+              <w:top w:val="single" w:sz="4" w:space="0" w:color="D9D9D9"/>
+              <w:left w:val="single" w:sz="4" w:space="0" w:color="D9D9D9"/>
+              <w:bottom w:val="single" w:sz="4" w:space="0" w:color="D9D9D9"/>
+              <w:right w:val="single" w:sz="4" w:space="0" w:color="D9D9D9"/>
+            </w:tcBorders>
+            <w:shd w:val="clear" w:color="auto" w:fill="EEEEEE"/>
+            <w:tcMar>
+              <w:top w:w="70" w:type="dxa"/>
+              <w:left w:w="90" w:type="dxa"/>
+              <w:bottom w:w="70" w:type="dxa"/>
+              <w:right w:w="90" w:type="dxa"/>
+            </w:tcMar>
+            <w:vAlign w:val="center"/>
+          </w:tcPr>
+          <w:p>
+            <w:pPr>
+              <w:spacing w:before="40" w:after="40" w:line="264" w:lineRule="auto"/>
+              <w:ind w:firstLine="0"/>
+              <w:jc w:val="left"/>
+            </w:pPr>
+            <w:r>
+              <w:rPr>
+                <w:b/>
+                <w:sz w:val="24"/>
+              </w:rPr>
+              <w:t>Фактический результат</w:t>
+            </w:r>
+          </w:p>
+        </w:tc>
+      </w:tr>
+      <w:tr>
+        <w:trPr>
+          <w:cantSplit/>
+          <w:jc w:val="center"/>
+        </w:trPr>
+        <w:tc>
+          <w:tcPr>
+            <w:tcW w:w="2324" w:type="dxa"/>
+            <w:tcBorders>
+              <w:top w:val="single" w:sz="4" w:space="0" w:color="D9D9D9"/>
+              <w:left w:val="single" w:sz="4" w:space="0" w:color="D9D9D9"/>
+              <w:bottom w:val="single" w:sz="4" w:space="0" w:color="D9D9D9"/>
+              <w:right w:val="single" w:sz="4" w:space="0" w:color="D9D9D9"/>
+            </w:tcBorders>
+            <w:tcMar>
+              <w:top w:w="70" w:type="dxa"/>
+              <w:left w:w="90" w:type="dxa"/>
+              <w:bottom w:w="70" w:type="dxa"/>
+              <w:right w:w="90" w:type="dxa"/>
+            </w:tcMar>
+            <w:vAlign w:val="center"/>
+          </w:tcPr>
+          <w:p>
+            <w:pPr>
+              <w:spacing w:before="40" w:after="40" w:line="264" w:lineRule="auto"/>
+              <w:ind w:firstLine="0"/>
+              <w:jc w:val="left"/>
+            </w:pPr>
+            <w:r>
+              <w:rPr>
+                <w:sz w:val="24"/>
+              </w:rPr>
+              <w:t>createDelivery</w:t>
+            </w:r>
+          </w:p>
+        </w:tc>
+        <w:tc>
+          <w:tcPr>
+            <w:tcW w:w="3231" w:type="dxa"/>
+            <w:tcBorders>
+              <w:top w:val="single" w:sz="4" w:space="0" w:color="D9D9D9"/>
+              <w:left w:val="single" w:sz="4" w:space="0" w:color="D9D9D9"/>
+              <w:bottom w:val="single" w:sz="4" w:space="0" w:color="D9D9D9"/>
+              <w:right w:val="single" w:sz="4" w:space="0" w:color="D9D9D9"/>
+            </w:tcBorders>
+            <w:tcMar>
+              <w:top w:w="70" w:type="dxa"/>
+              <w:left w:w="90" w:type="dxa"/>
+              <w:bottom w:w="70" w:type="dxa"/>
+              <w:right w:w="90" w:type="dxa"/>
+            </w:tcMar>
+            <w:vAlign w:val="center"/>
+          </w:tcPr>
+          <w:p>
+            <w:pPr>
+              <w:spacing w:before="40" w:after="40" w:line="264" w:lineRule="auto"/>
+              <w:ind w:firstLine="0"/>
+              <w:jc w:val="left"/>
+            </w:pPr>
+            <w:r>
+              <w:rPr>
+                <w:sz w:val="24"/>
+              </w:rPr>
+              <w:t>Account 1; (101, 63200)</w:t>
+            </w:r>
+          </w:p>
+        </w:tc>
+        <w:tc>
+          <w:tcPr>
+            <w:tcW w:w="3798" w:type="dxa"/>
+            <w:tcBorders>
+              <w:top w:val="single" w:sz="4" w:space="0" w:color="D9D9D9"/>
+              <w:left w:val="single" w:sz="4" w:space="0" w:color="D9D9D9"/>
+              <w:bottom w:val="single" w:sz="4" w:space="0" w:color="D9D9D9"/>
+              <w:right w:val="single" w:sz="4" w:space="0" w:color="D9D9D9"/>
+            </w:tcBorders>
+            <w:tcMar>
+              <w:top w:w="70" w:type="dxa"/>
+              <w:left w:w="90" w:type="dxa"/>
+              <w:bottom w:w="70" w:type="dxa"/>
+              <w:right w:w="90" w:type="dxa"/>
+            </w:tcMar>
+            <w:vAlign w:val="center"/>
+          </w:tcPr>
+          <w:p>
+            <w:pPr>
+              <w:spacing w:before="40" w:after="40" w:line="264" w:lineRule="auto"/>
+              <w:ind w:firstLine="0"/>
+              <w:jc w:val="left"/>
+            </w:pPr>
+            <w:r>
+              <w:rPr>
+                <w:sz w:val="24"/>
+              </w:rPr>
+              <w:t>Доставка 1, Created = 0</w:t>
+            </w:r>
+          </w:p>
+        </w:tc>
+      </w:tr>
+      <w:tr>
+        <w:trPr>
+          <w:cantSplit/>
+          <w:jc w:val="center"/>
+        </w:trPr>
+        <w:tc>
+          <w:tcPr>
+            <w:tcW w:w="2324" w:type="dxa"/>
+            <w:tcBorders>
+              <w:top w:val="single" w:sz="4" w:space="0" w:color="D9D9D9"/>
+              <w:left w:val="single" w:sz="4" w:space="0" w:color="D9D9D9"/>
+              <w:bottom w:val="single" w:sz="4" w:space="0" w:color="D9D9D9"/>
+              <w:right w:val="single" w:sz="4" w:space="0" w:color="D9D9D9"/>
+            </w:tcBorders>
+            <w:tcMar>
+              <w:top w:w="70" w:type="dxa"/>
+              <w:left w:w="90" w:type="dxa"/>
+              <w:bottom w:w="70" w:type="dxa"/>
+              <w:right w:w="90" w:type="dxa"/>
+            </w:tcMar>
+            <w:vAlign w:val="center"/>
+          </w:tcPr>
+          <w:p>
+            <w:pPr>
+              <w:spacing w:before="40" w:after="40" w:line="264" w:lineRule="auto"/>
+              <w:ind w:firstLine="0"/>
+              <w:jc w:val="left"/>
+            </w:pPr>
+            <w:r>
+              <w:rPr>
+                <w:sz w:val="24"/>
+              </w:rPr>
+              <w:t>assignCourier</w:t>
+            </w:r>
+          </w:p>
+        </w:tc>
+        <w:tc>
+          <w:tcPr>
+            <w:tcW w:w="3231" w:type="dxa"/>
+            <w:tcBorders>
+              <w:top w:val="single" w:sz="4" w:space="0" w:color="D9D9D9"/>
+              <w:left w:val="single" w:sz="4" w:space="0" w:color="D9D9D9"/>
+              <w:bottom w:val="single" w:sz="4" w:space="0" w:color="D9D9D9"/>
+              <w:right w:val="single" w:sz="4" w:space="0" w:color="D9D9D9"/>
+            </w:tcBorders>
+            <w:tcMar>
+              <w:top w:w="70" w:type="dxa"/>
+              <w:left w:w="90" w:type="dxa"/>
+              <w:bottom w:w="70" w:type="dxa"/>
+              <w:right w:w="90" w:type="dxa"/>
+            </w:tcMar>
+            <w:vAlign w:val="center"/>
+          </w:tcPr>
+          <w:p>
+            <w:pPr>
+              <w:spacing w:before="40" w:after="40" w:line="264" w:lineRule="auto"/>
+              <w:ind w:firstLine="0"/>
+              <w:jc w:val="left"/>
+            </w:pPr>
+            <w:r>
+              <w:rPr>
+                <w:sz w:val="24"/>
+              </w:rPr>
+              <w:t>Account 1; адрес Account 2</w:t>
+            </w:r>
+          </w:p>
+        </w:tc>
+        <w:tc>
+          <w:tcPr>
+            <w:tcW w:w="3798" w:type="dxa"/>
+            <w:tcBorders>
+              <w:top w:val="single" w:sz="4" w:space="0" w:color="D9D9D9"/>
+              <w:left w:val="single" w:sz="4" w:space="0" w:color="D9D9D9"/>
+              <w:bottom w:val="single" w:sz="4" w:space="0" w:color="D9D9D9"/>
+              <w:right w:val="single" w:sz="4" w:space="0" w:color="D9D9D9"/>
+            </w:tcBorders>
+            <w:tcMar>
+              <w:top w:w="70" w:type="dxa"/>
+              <w:left w:w="90" w:type="dxa"/>
+              <w:bottom w:w="70" w:type="dxa"/>
+              <w:right w:w="90" w:type="dxa"/>
+            </w:tcMar>
+            <w:vAlign w:val="center"/>
+          </w:tcPr>
+          <w:p>
+            <w:pPr>
+              <w:spacing w:before="40" w:after="40" w:line="264" w:lineRule="auto"/>
+              <w:ind w:firstLine="0"/>
+              <w:jc w:val="left"/>
+            </w:pPr>
+            <w:r>
+              <w:rPr>
+                <w:sz w:val="24"/>
+              </w:rPr>
+              <w:t>Accepted = 1; два события</w:t>
+            </w:r>
+          </w:p>
+        </w:tc>
+      </w:tr>
+      <w:tr>
+        <w:trPr>
+          <w:cantSplit/>
+          <w:jc w:val="center"/>
+        </w:trPr>
+        <w:tc>
+          <w:tcPr>
+            <w:tcW w:w="2324" w:type="dxa"/>
+            <w:tcBorders>
+              <w:top w:val="single" w:sz="4" w:space="0" w:color="D9D9D9"/>
+              <w:left w:val="single" w:sz="4" w:space="0" w:color="D9D9D9"/>
+              <w:bottom w:val="single" w:sz="4" w:space="0" w:color="D9D9D9"/>
+              <w:right w:val="single" w:sz="4" w:space="0" w:color="D9D9D9"/>
+            </w:tcBorders>
+            <w:tcMar>
+              <w:top w:w="70" w:type="dxa"/>
+              <w:left w:w="90" w:type="dxa"/>
+              <w:bottom w:w="70" w:type="dxa"/>
+              <w:right w:w="90" w:type="dxa"/>
+            </w:tcMar>
+            <w:vAlign w:val="center"/>
+          </w:tcPr>
+          <w:p>
+            <w:pPr>
+              <w:spacing w:before="40" w:after="40" w:line="264" w:lineRule="auto"/>
+              <w:ind w:firstLine="0"/>
+              <w:jc w:val="left"/>
+            </w:pPr>
+            <w:r>
+              <w:rPr>
+                <w:sz w:val="24"/>
+              </w:rPr>
+              <w:t>Неправильная роль</w:t>
+            </w:r>
+          </w:p>
+        </w:tc>
+        <w:tc>
+          <w:tcPr>
+            <w:tcW w:w="3231" w:type="dxa"/>
+            <w:tcBorders>
+              <w:top w:val="single" w:sz="4" w:space="0" w:color="D9D9D9"/>
+              <w:left w:val="single" w:sz="4" w:space="0" w:color="D9D9D9"/>
+              <w:bottom w:val="single" w:sz="4" w:space="0" w:color="D9D9D9"/>
+              <w:right w:val="single" w:sz="4" w:space="0" w:color="D9D9D9"/>
+            </w:tcBorders>
+            <w:tcMar>
+              <w:top w:w="70" w:type="dxa"/>
+              <w:left w:w="90" w:type="dxa"/>
+              <w:bottom w:w="70" w:type="dxa"/>
+              <w:right w:w="90" w:type="dxa"/>
+            </w:tcMar>
+            <w:vAlign w:val="center"/>
+          </w:tcPr>
+          <w:p>
+            <w:pPr>
+              <w:spacing w:before="40" w:after="40" w:line="264" w:lineRule="auto"/>
+              <w:ind w:firstLine="0"/>
+              <w:jc w:val="left"/>
+            </w:pPr>
+            <w:r>
+              <w:rPr>
+                <w:sz w:val="24"/>
+              </w:rPr>
+              <w:t>Account 1: completeDelivery(1)</w:t>
+            </w:r>
+          </w:p>
+        </w:tc>
+        <w:tc>
+          <w:tcPr>
+            <w:tcW w:w="3798" w:type="dxa"/>
+            <w:tcBorders>
+              <w:top w:val="single" w:sz="4" w:space="0" w:color="D9D9D9"/>
+              <w:left w:val="single" w:sz="4" w:space="0" w:color="D9D9D9"/>
+              <w:bottom w:val="single" w:sz="4" w:space="0" w:color="D9D9D9"/>
+              <w:right w:val="single" w:sz="4" w:space="0" w:color="D9D9D9"/>
+            </w:tcBorders>
+            <w:tcMar>
+              <w:top w:w="70" w:type="dxa"/>
+              <w:left w:w="90" w:type="dxa"/>
+              <w:bottom w:w="70" w:type="dxa"/>
+              <w:right w:w="90" w:type="dxa"/>
+            </w:tcMar>
+            <w:vAlign w:val="center"/>
+          </w:tcPr>
+          <w:p>
+            <w:pPr>
+              <w:spacing w:before="40" w:after="40" w:line="264" w:lineRule="auto"/>
+              <w:ind w:firstLine="0"/>
+              <w:jc w:val="left"/>
+            </w:pPr>
+            <w:r>
+              <w:rPr>
+                <w:sz w:val="24"/>
+              </w:rPr>
+              <w:t>Unauthorized; откат</w:t>
+            </w:r>
+          </w:p>
+        </w:tc>
+      </w:tr>
+      <w:tr>
+        <w:trPr>
+          <w:cantSplit/>
+          <w:jc w:val="center"/>
+        </w:trPr>
+        <w:tc>
+          <w:tcPr>
+            <w:tcW w:w="2324" w:type="dxa"/>
+            <w:tcBorders>
+              <w:top w:val="single" w:sz="4" w:space="0" w:color="D9D9D9"/>
+              <w:left w:val="single" w:sz="4" w:space="0" w:color="D9D9D9"/>
+              <w:bottom w:val="single" w:sz="4" w:space="0" w:color="D9D9D9"/>
+              <w:right w:val="single" w:sz="4" w:space="0" w:color="D9D9D9"/>
+            </w:tcBorders>
+            <w:tcMar>
+              <w:top w:w="70" w:type="dxa"/>
+              <w:left w:w="90" w:type="dxa"/>
+              <w:bottom w:w="70" w:type="dxa"/>
+              <w:right w:w="90" w:type="dxa"/>
+            </w:tcMar>
+            <w:vAlign w:val="center"/>
+          </w:tcPr>
+          <w:p>
+            <w:pPr>
+              <w:spacing w:before="40" w:after="40" w:line="264" w:lineRule="auto"/>
+              <w:ind w:firstLine="0"/>
+              <w:jc w:val="left"/>
+            </w:pPr>
+            <w:r>
+              <w:rPr>
+                <w:sz w:val="24"/>
+              </w:rPr>
+              <w:t>Пропуск этапа</w:t>
+            </w:r>
+          </w:p>
+        </w:tc>
+        <w:tc>
+          <w:tcPr>
+            <w:tcW w:w="3231" w:type="dxa"/>
+            <w:tcBorders>
+              <w:top w:val="single" w:sz="4" w:space="0" w:color="D9D9D9"/>
+              <w:left w:val="single" w:sz="4" w:space="0" w:color="D9D9D9"/>
+              <w:bottom w:val="single" w:sz="4" w:space="0" w:color="D9D9D9"/>
+              <w:right w:val="single" w:sz="4" w:space="0" w:color="D9D9D9"/>
+            </w:tcBorders>
+            <w:tcMar>
+              <w:top w:w="70" w:type="dxa"/>
+              <w:left w:w="90" w:type="dxa"/>
+              <w:bottom w:w="70" w:type="dxa"/>
+              <w:right w:w="90" w:type="dxa"/>
+            </w:tcMar>
+            <w:vAlign w:val="center"/>
+          </w:tcPr>
+          <w:p>
+            <w:pPr>
+              <w:spacing w:before="40" w:after="40" w:line="264" w:lineRule="auto"/>
+              <w:ind w:firstLine="0"/>
+              <w:jc w:val="left"/>
+            </w:pPr>
+            <w:r>
+              <w:rPr>
+                <w:sz w:val="24"/>
+              </w:rPr>
+              <w:t>Account 2: complete до start</w:t>
+            </w:r>
+          </w:p>
+        </w:tc>
+        <w:tc>
+          <w:tcPr>
+            <w:tcW w:w="3798" w:type="dxa"/>
+            <w:tcBorders>
+              <w:top w:val="single" w:sz="4" w:space="0" w:color="D9D9D9"/>
+              <w:left w:val="single" w:sz="4" w:space="0" w:color="D9D9D9"/>
+              <w:bottom w:val="single" w:sz="4" w:space="0" w:color="D9D9D9"/>
+              <w:right w:val="single" w:sz="4" w:space="0" w:color="D9D9D9"/>
+            </w:tcBorders>
+            <w:tcMar>
+              <w:top w:w="70" w:type="dxa"/>
+              <w:left w:w="90" w:type="dxa"/>
+              <w:bottom w:w="70" w:type="dxa"/>
+              <w:right w:w="90" w:type="dxa"/>
+            </w:tcMar>
+            <w:vAlign w:val="center"/>
+          </w:tcPr>
+          <w:p>
+            <w:pPr>
+              <w:spacing w:before="40" w:after="40" w:line="264" w:lineRule="auto"/>
+              <w:ind w:firstLine="0"/>
+              <w:jc w:val="left"/>
+            </w:pPr>
+            <w:r>
+              <w:rPr>
+                <w:sz w:val="24"/>
+              </w:rPr>
+              <w:t>InvalidTransition(1, 2); откат</w:t>
+            </w:r>
+          </w:p>
+        </w:tc>
+      </w:tr>
+      <w:tr>
+        <w:trPr>
+          <w:cantSplit/>
+          <w:jc w:val="center"/>
+        </w:trPr>
+        <w:tc>
+          <w:tcPr>
+            <w:tcW w:w="2324" w:type="dxa"/>
+            <w:tcBorders>
+              <w:top w:val="single" w:sz="4" w:space="0" w:color="D9D9D9"/>
+              <w:left w:val="single" w:sz="4" w:space="0" w:color="D9D9D9"/>
+              <w:bottom w:val="single" w:sz="4" w:space="0" w:color="D9D9D9"/>
+              <w:right w:val="single" w:sz="4" w:space="0" w:color="D9D9D9"/>
+            </w:tcBorders>
+            <w:tcMar>
+              <w:top w:w="70" w:type="dxa"/>
+              <w:left w:w="90" w:type="dxa"/>
+              <w:bottom w:w="70" w:type="dxa"/>
+              <w:right w:w="90" w:type="dxa"/>
+            </w:tcMar>
+            <w:vAlign w:val="center"/>
+          </w:tcPr>
+          <w:p>
+            <w:pPr>
+              <w:spacing w:before="40" w:after="40" w:line="264" w:lineRule="auto"/>
+              <w:ind w:firstLine="0"/>
+              <w:jc w:val="left"/>
+            </w:pPr>
+            <w:r>
+              <w:rPr>
+                <w:sz w:val="24"/>
+              </w:rPr>
+              <w:t>Начало и завершение</w:t>
+            </w:r>
+          </w:p>
+        </w:tc>
+        <w:tc>
+          <w:tcPr>
+            <w:tcW w:w="3231" w:type="dxa"/>
+            <w:tcBorders>
+              <w:top w:val="single" w:sz="4" w:space="0" w:color="D9D9D9"/>
+              <w:left w:val="single" w:sz="4" w:space="0" w:color="D9D9D9"/>
+              <w:bottom w:val="single" w:sz="4" w:space="0" w:color="D9D9D9"/>
+              <w:right w:val="single" w:sz="4" w:space="0" w:color="D9D9D9"/>
+            </w:tcBorders>
+            <w:tcMar>
+              <w:top w:w="70" w:type="dxa"/>
+              <w:left w:w="90" w:type="dxa"/>
+              <w:bottom w:w="70" w:type="dxa"/>
+              <w:right w:w="90" w:type="dxa"/>
+            </w:tcMar>
+            <w:vAlign w:val="center"/>
+          </w:tcPr>
+          <w:p>
+            <w:pPr>
+              <w:spacing w:before="40" w:after="40" w:line="264" w:lineRule="auto"/>
+              <w:ind w:firstLine="0"/>
+              <w:jc w:val="left"/>
+            </w:pPr>
+            <w:r>
+              <w:rPr>
+                <w:sz w:val="24"/>
+              </w:rPr>
+              <w:t>Account 2: start, затем complete</w:t>
+            </w:r>
+          </w:p>
+        </w:tc>
+        <w:tc>
+          <w:tcPr>
+            <w:tcW w:w="3798" w:type="dxa"/>
+            <w:tcBorders>
+              <w:top w:val="single" w:sz="4" w:space="0" w:color="D9D9D9"/>
+              <w:left w:val="single" w:sz="4" w:space="0" w:color="D9D9D9"/>
+              <w:bottom w:val="single" w:sz="4" w:space="0" w:color="D9D9D9"/>
+              <w:right w:val="single" w:sz="4" w:space="0" w:color="D9D9D9"/>
+            </w:tcBorders>
+            <w:tcMar>
+              <w:top w:w="70" w:type="dxa"/>
+              <w:left w:w="90" w:type="dxa"/>
+              <w:bottom w:w="70" w:type="dxa"/>
+              <w:right w:w="90" w:type="dxa"/>
+            </w:tcMar>
+            <w:vAlign w:val="center"/>
+          </w:tcPr>
+          <w:p>
+            <w:pPr>
+              <w:spacing w:before="40" w:after="40" w:line="264" w:lineRule="auto"/>
+              <w:ind w:firstLine="0"/>
+              <w:jc w:val="left"/>
+            </w:pPr>
+            <w:r>
+              <w:rPr>
+                <w:sz w:val="24"/>
+              </w:rPr>
+              <w:t>InTransit = 2 → Delivered = 3</w:t>
+            </w:r>
+          </w:p>
+        </w:tc>
+      </w:tr>
+      <w:tr>
+        <w:trPr>
+          <w:cantSplit/>
+          <w:jc w:val="center"/>
+        </w:trPr>
+        <w:tc>
+          <w:tcPr>
+            <w:tcW w:w="2324" w:type="dxa"/>
+            <w:tcBorders>
+              <w:top w:val="single" w:sz="4" w:space="0" w:color="D9D9D9"/>
+              <w:left w:val="single" w:sz="4" w:space="0" w:color="D9D9D9"/>
+              <w:bottom w:val="single" w:sz="4" w:space="0" w:color="D9D9D9"/>
+              <w:right w:val="single" w:sz="4" w:space="0" w:color="D9D9D9"/>
+            </w:tcBorders>
+            <w:tcMar>
+              <w:top w:w="70" w:type="dxa"/>
+              <w:left w:w="90" w:type="dxa"/>
+              <w:bottom w:w="70" w:type="dxa"/>
+              <w:right w:w="90" w:type="dxa"/>
+            </w:tcMar>
+            <w:vAlign w:val="center"/>
+          </w:tcPr>
+          <w:p>
+            <w:pPr>
+              <w:spacing w:before="40" w:after="40" w:line="264" w:lineRule="auto"/>
+              <w:ind w:firstLine="0"/>
+              <w:jc w:val="left"/>
+            </w:pPr>
+            <w:r>
+              <w:rPr>
+                <w:sz w:val="24"/>
+              </w:rPr>
+              <w:t>Отмена после завершения</w:t>
+            </w:r>
+          </w:p>
+        </w:tc>
+        <w:tc>
+          <w:tcPr>
+            <w:tcW w:w="3231" w:type="dxa"/>
+            <w:tcBorders>
+              <w:top w:val="single" w:sz="4" w:space="0" w:color="D9D9D9"/>
+              <w:left w:val="single" w:sz="4" w:space="0" w:color="D9D9D9"/>
+              <w:bottom w:val="single" w:sz="4" w:space="0" w:color="D9D9D9"/>
+              <w:right w:val="single" w:sz="4" w:space="0" w:color="D9D9D9"/>
+            </w:tcBorders>
+            <w:tcMar>
+              <w:top w:w="70" w:type="dxa"/>
+              <w:left w:w="90" w:type="dxa"/>
+              <w:bottom w:w="70" w:type="dxa"/>
+              <w:right w:w="90" w:type="dxa"/>
+            </w:tcMar>
+            <w:vAlign w:val="center"/>
+          </w:tcPr>
+          <w:p>
+            <w:pPr>
+              <w:spacing w:before="40" w:after="40" w:line="264" w:lineRule="auto"/>
+              <w:ind w:firstLine="0"/>
+              <w:jc w:val="left"/>
+            </w:pPr>
+            <w:r>
+              <w:rPr>
+                <w:sz w:val="24"/>
+              </w:rPr>
+              <w:t>Account 1: cancelDelivery(1)</w:t>
+            </w:r>
+          </w:p>
+        </w:tc>
+        <w:tc>
+          <w:tcPr>
+            <w:tcW w:w="3798" w:type="dxa"/>
+            <w:tcBorders>
+              <w:top w:val="single" w:sz="4" w:space="0" w:color="D9D9D9"/>
+              <w:left w:val="single" w:sz="4" w:space="0" w:color="D9D9D9"/>
+              <w:bottom w:val="single" w:sz="4" w:space="0" w:color="D9D9D9"/>
+              <w:right w:val="single" w:sz="4" w:space="0" w:color="D9D9D9"/>
+            </w:tcBorders>
+            <w:tcMar>
+              <w:top w:w="70" w:type="dxa"/>
+              <w:left w:w="90" w:type="dxa"/>
+              <w:bottom w:w="70" w:type="dxa"/>
+              <w:right w:w="90" w:type="dxa"/>
+            </w:tcMar>
+            <w:vAlign w:val="center"/>
+          </w:tcPr>
+          <w:p>
+            <w:pPr>
+              <w:spacing w:before="40" w:after="40" w:line="264" w:lineRule="auto"/>
+              <w:ind w:firstLine="0"/>
+              <w:jc w:val="left"/>
+            </w:pPr>
+            <w:r>
+              <w:rPr>
+                <w:sz w:val="24"/>
+              </w:rPr>
+              <w:t>Delivery already started; откат</w:t>
+            </w:r>
+          </w:p>
+        </w:tc>
+      </w:tr>
+    </w:tbl>
+    <w:p/>
+    <w:p>
+      <w:pPr>
         <w:pStyle w:val="aff9"/>
       </w:pPr>
       <w:r>
-        <w:t>После assignCourier выполнены две отрицательные проверки. Вызов completeDelivery от Account 1 завершился revert Unauthorized. Вызов от Account 2 до startD</w:t>
-      </w:r>
-      <w:r>
-        <w:t>elivery завершился revert InvalidTransition с actual 1 и expected 2. При отклонении транзакции изменения состояния не применяются.</w:t>
+        <w:t>Адрес оператора и заказчика — 0x5B38Da6a701c568545dCfcB03FcB875f56beddC4, адрес курьера — 0xAb8483F64d9C6d1EcF9b849Ae677dD3315835cb2. Это открытые адреса тестовых аккаунтов, используемые как параметры проверки. Секретные ключи для отчёта не нужны. Вызовы отправлены с Value = 0 wei.</w:t>
       </w:r>
     </w:p>
     <w:p>
@@ -1529,10 +6470,8 @@
         <w:pStyle w:val="aff9"/>
       </w:pPr>
       <w:r>
-        <w:t>Назначенный курьер успешно выполнил startDelivery и completeDelivery. Последующий getDelivery вернул того же заказчика, назна</w:t>
-      </w:r>
-      <w:r>
-        <w:t>ченного курьера, стоимость 63200 и status 3. Попытка заказчика отменить эту доставку была отклонена с сообщением Delivery already started. В успешных вызовах видны записи событий в консоли Remix.</w:t>
+        <w:lastRenderedPageBreak/>
+        <w:t>Сначала отказ по роли показывает, что наличия доставки недостаточно для её завершения. Затем отказ InvalidTransition при верной роли показывает независимую проверку состояния. Успешный getDelivery после start и complete подтверждает status 3, а отказ отмены подтверждает конечность завершённого состояния. Полные тексты интерфейса сохранены в remix-*.txt; run.log представляет сводку фактически выполненных операций.</w:t>
       </w:r>
     </w:p>
     <w:p>
@@ -1540,23 +6479,37 @@
         <w:pStyle w:val="aff9"/>
       </w:pPr>
       <w:r>
-        <w:t>Скриншоты ниже сняты непосредственно с интерфейса Remix. Пол</w:t>
-      </w:r>
-      <w:r>
-        <w:t>ные снимки и текст интерфейса находятся в screenshots и remix-*.txt. run.log содержит краткий протокол с фактическими параметрами и результатами. Для повторения используется remix-scenario.md.</w:t>
+        <w:t>Хэши в сводке сокращены так, как они были показаны интерфейсом; по ним не заявляется поиск в публичном обозревателе блоков. Стоимость газа отдельным сравнительным экспериментом не измерялась. Результат проверки относится к функциональному поведению исходного контракта в Remix VM.</w:t>
       </w:r>
     </w:p>
     <w:p>
       <w:pPr>
         <w:pStyle w:val="21"/>
+      </w:pPr>
+      <w:bookmarkStart w:id="18" w:name="_Toc242052483"/>
+      <w:r>
+        <w:t>3.3 Скриншоты выполнения</w:t>
+      </w:r>
+      <w:bookmarkEnd w:id="18"/>
+    </w:p>
+    <w:p>
+      <w:pPr>
+        <w:pStyle w:val="aff9"/>
+      </w:pPr>
+      <w:r>
+        <w:t>Рисунки сняты непосредственно в Remix IDE. Полные тексты интерфейса и оригинальные изображения находятся в проекте.</w:t>
+      </w:r>
+    </w:p>
+    <w:p>
+      <w:pPr>
+        <w:pStyle w:val="aff9"/>
+        <w:keepNext/>
         <w:pageBreakBefore/>
       </w:pPr>
-      <w:bookmarkStart w:id="4" w:name="_Toc242036926"/>
       <w:r>
         <w:lastRenderedPageBreak/>
-        <w:t>2.1 Результаты выполнения</w:t>
+        <w:t>После создания getDelivery возвращает orderId 101, customer Account 1, пустого курьера, price 63200 и status 0. Это начальная точка жизненного цикла.</w:t>
       </w:r>
-      <w:bookmarkEnd w:id="4"/>
     </w:p>
     <w:p>
       <w:pPr>
@@ -1570,7 +6523,7 @@
           <w:noProof/>
         </w:rPr>
         <w:drawing>
-          <wp:inline distT="0" distB="0" distL="0" distR="0" wp14:anchorId="5D7D5213" wp14:editId="2BC27D31">
+          <wp:inline distT="0" distB="0" distL="0" distR="0" wp14:anchorId="745DE5A7" wp14:editId="51401E52">
             <wp:extent cx="5940000" cy="4229577"/>
             <wp:effectExtent l="0" t="0" r="0" b="0"/>
             <wp:docPr id="3" name="Picture 3"/>
@@ -1585,7 +6538,7 @@
                     <pic:cNvPicPr/>
                   </pic:nvPicPr>
                   <pic:blipFill>
-                    <a:blip r:embed="rId9"/>
+                    <a:blip r:embed="rId13"/>
                     <a:stretch>
                       <a:fillRect/>
                     </a:stretch>
@@ -1611,23 +6564,18 @@
         <w:pStyle w:val="affc"/>
       </w:pPr>
       <w:r>
-        <w:t>Рисунок 1 — Созданная доставка со с</w:t>
-      </w:r>
-      <w:r>
-        <w:t>татусом Created</w:t>
+        <w:t>Рисунок 1 — Создание доставки и чтение состояния</w:t>
       </w:r>
     </w:p>
     <w:p>
       <w:pPr>
         <w:pStyle w:val="aff9"/>
+        <w:keepNext/>
+        <w:pageBreakBefore/>
       </w:pPr>
       <w:r>
-        <w:t>Создана запись заказа 101. В результате getDelivery видно значение status 0.</w:t>
-      </w:r>
-    </w:p>
-    <w:p>
-      <w:r>
-        <w:br w:type="page"/>
+        <w:lastRenderedPageBreak/>
+        <w:t>Вызов completeDelivery от Account 1 отклонён Unauthorized. Account 1 является заказчиком и оператором, но назначенный курьер другой.</w:t>
       </w:r>
     </w:p>
     <w:p>
@@ -1641,9 +6589,8 @@
         <w:rPr>
           <w:noProof/>
         </w:rPr>
-        <w:lastRenderedPageBreak/>
         <w:drawing>
-          <wp:inline distT="0" distB="0" distL="0" distR="0" wp14:anchorId="5F4995EB" wp14:editId="25093F66">
+          <wp:inline distT="0" distB="0" distL="0" distR="0" wp14:anchorId="23D803F0" wp14:editId="311BC0FD">
             <wp:extent cx="5940000" cy="4229577"/>
             <wp:effectExtent l="0" t="0" r="0" b="0"/>
             <wp:docPr id="4" name="Picture 4"/>
@@ -1658,7 +6605,7 @@
                     <pic:cNvPicPr/>
                   </pic:nvPicPr>
                   <pic:blipFill>
-                    <a:blip r:embed="rId10"/>
+                    <a:blip r:embed="rId14"/>
                     <a:stretch>
                       <a:fillRect/>
                     </a:stretch>
@@ -1684,20 +6631,18 @@
         <w:pStyle w:val="affc"/>
       </w:pPr>
       <w:r>
-        <w:t>Рисунок 2 — Отклонение вызова от заказчика</w:t>
+        <w:t>Рисунок 2 — Отклонение операции без права курьера</w:t>
       </w:r>
     </w:p>
     <w:p>
       <w:pPr>
         <w:pStyle w:val="aff9"/>
+        <w:keepNext/>
+        <w:pageBreakBefore/>
       </w:pPr>
       <w:r>
-        <w:t>Account 1 не является назначенным курьером. completeDelivery отклонён с пользовательской ошибкой Unauthorized.</w:t>
-      </w:r>
-    </w:p>
-    <w:p>
-      <w:r>
-        <w:br w:type="page"/>
+        <w:lastRenderedPageBreak/>
+        <w:t>У Account 2 есть право курьера, однако состояние ещё Accepted. Контракт возвращает InvalidTransition с actual 1 и expected 2, сохраняя прежнее состояние.</w:t>
       </w:r>
     </w:p>
     <w:p>
@@ -1711,9 +6656,8 @@
         <w:rPr>
           <w:noProof/>
         </w:rPr>
-        <w:lastRenderedPageBreak/>
         <w:drawing>
-          <wp:inline distT="0" distB="0" distL="0" distR="0" wp14:anchorId="6ED1FC86" wp14:editId="08D1A408">
+          <wp:inline distT="0" distB="0" distL="0" distR="0" wp14:anchorId="10C78999" wp14:editId="51F66455">
             <wp:extent cx="5940000" cy="4229577"/>
             <wp:effectExtent l="0" t="0" r="0" b="0"/>
             <wp:docPr id="5" name="Picture 5"/>
@@ -1728,7 +6672,7 @@
                     <pic:cNvPicPr/>
                   </pic:nvPicPr>
                   <pic:blipFill>
-                    <a:blip r:embed="rId11"/>
+                    <a:blip r:embed="rId15"/>
                     <a:stretch>
                       <a:fillRect/>
                     </a:stretch>
@@ -1754,23 +6698,18 @@
         <w:pStyle w:val="affc"/>
       </w:pPr>
       <w:r>
-        <w:t>Р</w:t>
-      </w:r>
-      <w:r>
-        <w:t>исунок 3 — Отклонение пропуска этапа доставки</w:t>
+        <w:t>Рисунок 3 — Отклонение пропуска этапа</w:t>
       </w:r>
     </w:p>
     <w:p>
       <w:pPr>
         <w:pStyle w:val="aff9"/>
+        <w:keepNext/>
+        <w:pageBreakBefore/>
       </w:pPr>
       <w:r>
-        <w:t>Account 2 имеет роль курьера, но завершение допускается только после отправки. Контракт вернул actual 1 и expected 2.</w:t>
-      </w:r>
-    </w:p>
-    <w:p>
-      <w:r>
-        <w:br w:type="page"/>
+        <w:lastRenderedPageBreak/>
+        <w:t>Успешные startDelivery и completeDelivery от Account 2 приводят к status 3. Последующий вызов getDelivery показывает поля завершённой доставки.</w:t>
       </w:r>
     </w:p>
     <w:p>
@@ -1784,9 +6723,8 @@
         <w:rPr>
           <w:noProof/>
         </w:rPr>
-        <w:lastRenderedPageBreak/>
         <w:drawing>
-          <wp:inline distT="0" distB="0" distL="0" distR="0" wp14:anchorId="6D8E8A6A" wp14:editId="1060F79A">
+          <wp:inline distT="0" distB="0" distL="0" distR="0" wp14:anchorId="74740218" wp14:editId="21813E2B">
             <wp:extent cx="5940000" cy="4229577"/>
             <wp:effectExtent l="0" t="0" r="0" b="0"/>
             <wp:docPr id="6" name="Picture 6"/>
@@ -1801,7 +6739,7 @@
                     <pic:cNvPicPr/>
                   </pic:nvPicPr>
                   <pic:blipFill>
-                    <a:blip r:embed="rId12"/>
+                    <a:blip r:embed="rId16"/>
                     <a:stretch>
                       <a:fillRect/>
                     </a:stretch>
@@ -1827,43 +6765,44 @@
         <w:pStyle w:val="affc"/>
       </w:pPr>
       <w:r>
-        <w:t>Рисунок 4 — Успешное завершение доставки</w:t>
+        <w:t>Рисунок 4 — Успешный жизненный цикл доставки</w:t>
       </w:r>
     </w:p>
     <w:p>
       <w:pPr>
+        <w:pStyle w:val="21"/>
+      </w:pPr>
+      <w:bookmarkStart w:id="19" w:name="_Toc242052484"/>
+      <w:r>
+        <w:t>3.4 Ограничения реализации</w:t>
+      </w:r>
+      <w:bookmarkEnd w:id="19"/>
+    </w:p>
+    <w:p>
+      <w:pPr>
         <w:pStyle w:val="aff9"/>
       </w:pPr>
       <w:r>
-        <w:t xml:space="preserve">В консоли видны успешные </w:t>
-      </w:r>
-      <w:r>
-        <w:t>startDelivery и completeDelivery от Account 2. Полученный объект содержит status 3, то есть Delivered.</w:t>
+        <w:t>У контракта нет оплаты, связи с реальным трекингом курьера и интеграции IAM. VM является учебной средой. Для рабочего применения понадобятся управление адресами участников, политика смены оператора и аудит правил доступа; такие функции не включены в задание текущей модели.</w:t>
       </w:r>
     </w:p>
     <w:p>
       <w:pPr>
         <w:pStyle w:val="1"/>
       </w:pPr>
-      <w:bookmarkStart w:id="5" w:name="_Toc242036927"/>
+      <w:bookmarkStart w:id="20" w:name="_Toc242052485"/>
       <w:r>
         <w:lastRenderedPageBreak/>
-        <w:t>3 Прохождение BootcampLabs</w:t>
+        <w:t>4 Связь с личным BootcampLabs</w:t>
       </w:r>
-      <w:bookmarkEnd w:id="5"/>
+      <w:bookmarkEnd w:id="20"/>
     </w:p>
     <w:p>
       <w:pPr>
         <w:pStyle w:val="aff9"/>
       </w:pPr>
       <w:r>
-        <w:t>В личном курсе «Создание ИТ-сервиса в облачной инфраструктуре BootcampLabs» общий прогресс составляет 100 процентов. Модуль «Д</w:t>
-      </w:r>
-      <w:r>
-        <w:t>оступы и front-end АС сервиса доставки» отмечен как завершённый на уровне 3.0. На странице модуля показано 100 из 130 опыта: обязательные задания уровня 2.0 выполнены 4 из 4, целевого уровня 3.0 — 2 из 2. Вводное и расширение уровня 4.0 остаются необязател</w:t>
-      </w:r>
-      <w:r>
-        <w:t>ьными.</w:t>
+        <w:t>Предметная область связана с модулем «Доступы и front-end АС сервиса доставки»: заказчик, оператор и исполнитель имеют разные доступные действия. В личном курсе модуль отмечен завершённым на целевом уровне 3.0. Показано 100 из 130 опыта, обязательные задания уровня 2.0 выполнены 4 из 4, уровня 3.0 — 2 из 2. Необязательные вводные и расширение уровня 4.0 объясняют оставшуюся разницу опыта.</w:t>
       </w:r>
     </w:p>
     <w:p>
@@ -1878,7 +6817,7 @@
           <w:noProof/>
         </w:rPr>
         <w:drawing>
-          <wp:inline distT="0" distB="0" distL="0" distR="0" wp14:anchorId="7307826B" wp14:editId="02233AE9">
+          <wp:inline distT="0" distB="0" distL="0" distR="0" wp14:anchorId="763ABD60" wp14:editId="46801033">
             <wp:extent cx="5940000" cy="3015375"/>
             <wp:effectExtent l="0" t="0" r="0" b="0"/>
             <wp:docPr id="7" name="Picture 7"/>
@@ -1893,7 +6832,7 @@
                     <pic:cNvPicPr/>
                   </pic:nvPicPr>
                   <pic:blipFill>
-                    <a:blip r:embed="rId13"/>
+                    <a:blip r:embed="rId17"/>
                     <a:stretch>
                       <a:fillRect/>
                     </a:stretch>
@@ -1919,12 +6858,18 @@
         <w:pStyle w:val="affc"/>
       </w:pPr>
       <w:r>
-        <w:t>Рисунок 5 — Модуль личного BootcampLabs</w:t>
+        <w:t>Рисунок 5 — Личный BootcampLabs</w:t>
       </w:r>
     </w:p>
     <w:p>
+      <w:pPr>
+        <w:pStyle w:val="aff9"/>
+        <w:keepNext/>
+        <w:pageBreakBefore/>
+      </w:pPr>
       <w:r>
-        <w:br w:type="page"/>
+        <w:lastRenderedPageBreak/>
+        <w:t>На дополнительном снимке показаны зачтённые задания целевого уровня 3 по IAM.Keycloak и связи back-end, front-end и IAM. Их смысл отражён в разделении действий участников контракта.</w:t>
       </w:r>
     </w:p>
     <w:p>
@@ -1938,9 +6883,8 @@
         <w:rPr>
           <w:noProof/>
         </w:rPr>
-        <w:lastRenderedPageBreak/>
         <w:drawing>
-          <wp:inline distT="0" distB="0" distL="0" distR="0" wp14:anchorId="1C97AFD3" wp14:editId="0240E775">
+          <wp:inline distT="0" distB="0" distL="0" distR="0" wp14:anchorId="39FA45FA" wp14:editId="515B4C4E">
             <wp:extent cx="5940000" cy="3969296"/>
             <wp:effectExtent l="0" t="0" r="0" b="0"/>
             <wp:docPr id="8" name="Picture 8"/>
@@ -1955,7 +6899,7 @@
                     <pic:cNvPicPr/>
                   </pic:nvPicPr>
                   <pic:blipFill>
-                    <a:blip r:embed="rId14"/>
+                    <a:blip r:embed="rId18"/>
                     <a:stretch>
                       <a:fillRect/>
                     </a:stretch>
@@ -1981,41 +6925,27 @@
         <w:pStyle w:val="affc"/>
       </w:pPr>
       <w:r>
-        <w:t>Рисунок 6 — Зачтённые задания целевого уровня 3</w:t>
+        <w:t>Рисунок 6 — Зачтённые задания уровня 3</w:t>
       </w:r>
     </w:p>
     <w:p>
       <w:pPr>
-        <w:pStyle w:val="aff9"/>
-      </w:pPr>
-      <w:r>
-        <w:t>Проверены зачтённые задания по использованию IAM.Keycloak и связи back-end, front-end и IAM. Эти сценарии определяют разделение действий между пользователя</w:t>
-      </w:r>
-      <w:r>
-        <w:t>ми, которое отражено в ролях контракта.</w:t>
-      </w:r>
-    </w:p>
-    <w:p>
-      <w:pPr>
         <w:pStyle w:val="1"/>
         <w:jc w:val="center"/>
       </w:pPr>
-      <w:bookmarkStart w:id="6" w:name="_Toc242036928"/>
+      <w:bookmarkStart w:id="21" w:name="_Toc242052486"/>
       <w:r>
         <w:lastRenderedPageBreak/>
         <w:t>ЗАКЛЮЧЕНИЕ</w:t>
       </w:r>
-      <w:bookmarkEnd w:id="6"/>
+      <w:bookmarkEnd w:id="21"/>
     </w:p>
     <w:p>
       <w:pPr>
         <w:pStyle w:val="aff9"/>
       </w:pPr>
       <w:r>
-        <w:t>Контракт DeliveryLedger хранит сведения о доставке, выдаёт идентификаторы, контролирует последовательность состояний и права участников. Фактическая проверка в Remix VM подтвердила создание записи, назначе</w:t>
-      </w:r>
-      <w:r>
-        <w:t>ние курьера, переход к Delivered и отклонение недопустимых операций. События позволяют отслеживать основные изменения.</w:t>
+        <w:t>DeliveryLedger проверен в Remix VM: успешный жизненный цикл и отклонение операций по роли и состоянию подтверждены.</w:t>
       </w:r>
     </w:p>
     <w:p>
@@ -2023,14 +6953,99 @@
         <w:pStyle w:val="aff9"/>
       </w:pPr>
       <w:r>
-        <w:t>Исходники и результаты доступны в собственном публичном репозитории MikhailBOBR/PiRKSP_2_Kashpirev, каталог practice-06-solidity. Учебная</w:t>
+        <w:t>Сопоставление с таблицей требований показывает, где реализованы обязательные функции и какими результатами они подтверждены. В отчёт включены выбранная модель данных, ключевые листинги, порядок запуска и разбор проверок. Приложенные журналы позволяют проверить числовые значения и последовательность операций независимо от кратких подписей рисунков.</w:t>
       </w:r>
+    </w:p>
+    <w:p>
+      <w:pPr>
+        <w:pStyle w:val="aff9"/>
+      </w:pPr>
       <w:r>
-        <w:t xml:space="preserve"> модель использует тестовые аккаунты Remix VM и справочную стоимость; интеграция с настоящей сетью и оплата доставки не входят в реализованный сценарий.</w:t>
+        <w:t>У контракта нет оплаты, связи с реальным трекингом курьера и интеграции IAM. VM является учебной средой. Для рабочего применения понадобятся управление адресами участников, политика смены оператора и аудит правил доступа; такие функции не включены в задание текущей модели.</w:t>
+      </w:r>
+    </w:p>
+    <w:p>
+      <w:pPr>
+        <w:pStyle w:val="aff9"/>
+      </w:pPr>
+      <w:r>
+        <w:t>Исходный код и материалы практики находятся в собственном публичном репозитории, папка practice-06-solidity. DOCX приложен и в общей папке отчётов, и в архиве соответствующей работы.</w:t>
+      </w:r>
+    </w:p>
+    <w:p>
+      <w:pPr>
+        <w:pStyle w:val="aff9"/>
+        <w:ind w:firstLine="0"/>
+      </w:pPr>
+      <w:hyperlink r:id="rId19">
+        <w:r>
+          <w:t>https://github.com/MikhailBOBR/PiRKSP_2_Kashpirev</w:t>
+        </w:r>
+      </w:hyperlink>
+    </w:p>
+    <w:p>
+      <w:pPr>
+        <w:pStyle w:val="1"/>
+        <w:jc w:val="center"/>
+      </w:pPr>
+      <w:bookmarkStart w:id="22" w:name="_Toc242052487"/>
+      <w:r>
+        <w:lastRenderedPageBreak/>
+        <w:t>ИСТОЧНИКИ И МАТЕРИАЛЫ</w:t>
+      </w:r>
+      <w:bookmarkEnd w:id="22"/>
+    </w:p>
+    <w:p>
+      <w:pPr>
+        <w:pStyle w:val="aff9"/>
+      </w:pPr>
+      <w:r>
+        <w:t>1. Условия практических работ №2–8 — приложенный файл Задания.txt.</w:t>
+      </w:r>
+    </w:p>
+    <w:p>
+      <w:pPr>
+        <w:pStyle w:val="aff9"/>
+        <w:ind w:firstLine="0"/>
+      </w:pPr>
+      <w:hyperlink r:id="rId20">
+        <w:r>
+          <w:t>2. Собственный проект и фактические журналы</w:t>
+        </w:r>
+      </w:hyperlink>
+    </w:p>
+    <w:p>
+      <w:pPr>
+        <w:pStyle w:val="aff9"/>
+        <w:ind w:firstLine="0"/>
+      </w:pPr>
+      <w:hyperlink r:id="rId21">
+        <w:r>
+          <w:t>3. Solidity 0.8.34 Contracts</w:t>
+        </w:r>
+      </w:hyperlink>
+    </w:p>
+    <w:p>
+      <w:pPr>
+        <w:pStyle w:val="aff9"/>
+        <w:ind w:firstLine="0"/>
+      </w:pPr>
+      <w:hyperlink r:id="rId22">
+        <w:r>
+          <w:t>4. Remix IDE</w:t>
+        </w:r>
+      </w:hyperlink>
+    </w:p>
+    <w:p>
+      <w:pPr>
+        <w:pStyle w:val="aff9"/>
+      </w:pPr>
+      <w:r>
+        <w:t>Версия компилятора и среда выполнения указаны в разделе подготовки окружения. Справочные материалы поясняют Solidity и Remix; фактические результаты подтверждаются журналами и рисунками собственного проекта.</w:t>
       </w:r>
     </w:p>
     <w:sectPr>
-      <w:footerReference w:type="default" r:id="rId15"/>
+      <w:footerReference w:type="default" r:id="rId23"/>
       <w:pgSz w:w="11906" w:h="16838"/>
       <w:pgMar w:top="1134" w:right="850" w:bottom="1134" w:left="1701" w:header="720" w:footer="720" w:gutter="0"/>
       <w:cols w:space="720"/>
